--- a/guide/documentation.docx
+++ b/guide/documentation.docx
@@ -3,424 +3,901 @@
 <w:document xmlns:wpc="http://schemas.microsoft.com/office/word/2010/wordprocessingCanvas" xmlns:cx="http://schemas.microsoft.com/office/drawing/2014/chartex" xmlns:cx1="http://schemas.microsoft.com/office/drawing/2015/9/8/chartex" xmlns:mc="http://schemas.openxmlformats.org/markup-compatibility/2006" xmlns:o="urn:schemas-microsoft-com:office:office" xmlns:r="http://schemas.openxmlformats.org/officeDocument/2006/relationships" xmlns:m="http://schemas.openxmlformats.org/officeDocument/2006/math" xmlns:v="urn:schemas-microsoft-com:vml" xmlns:wp14="http://schemas.microsoft.com/office/word/2010/wordprocessingDrawing" xmlns:wp="http://schemas.openxmlformats.org/drawingml/2006/wordprocessingDrawing" xmlns:w10="urn:schemas-microsoft-com:office:word" xmlns:w="http://schemas.openxmlformats.org/wordprocessingml/2006/main" xmlns:w14="http://schemas.microsoft.com/office/word/2010/wordml" xmlns:w15="http://schemas.microsoft.com/office/word/2012/wordml" xmlns:w16se="http://schemas.microsoft.com/office/word/2015/wordml/symex" xmlns:wpg="http://schemas.microsoft.com/office/word/2010/wordprocessingGroup" xmlns:wpi="http://schemas.microsoft.com/office/word/2010/wordprocessingInk" xmlns:wne="http://schemas.microsoft.com/office/word/2006/wordml" xmlns:wps="http://schemas.microsoft.com/office/word/2010/wordprocessingShape" mc:Ignorable="w14 w15 w16se wp14">
   <w:body>
     <w:p>
-      <w:bookmarkStart w:id="0" w:name="_GoBack"/>
-      <w:r>
-        <w:t xml:space="preserve">Exam: Building a Vlog Application </w:t>
+      <w:pPr>
+        <w:jc w:val="center"/>
+        <w:rPr>
+          <w:rFonts w:ascii="Times New Roman" w:hAnsi="Times New Roman" w:cs="Times New Roman"/>
+          <w:b/>
+        </w:rPr>
+      </w:pPr>
+      <w:r>
+        <w:rPr>
+          <w:rFonts w:ascii="Times New Roman" w:hAnsi="Times New Roman" w:cs="Times New Roman"/>
+          <w:b/>
+        </w:rPr>
+        <w:t xml:space="preserve">Building a Vlog Application </w:t>
       </w:r>
       <w:proofErr w:type="gramStart"/>
       <w:r>
+        <w:rPr>
+          <w:rFonts w:ascii="Times New Roman" w:hAnsi="Times New Roman" w:cs="Times New Roman"/>
+          <w:b/>
+        </w:rPr>
         <w:t>With</w:t>
       </w:r>
       <w:proofErr w:type="gramEnd"/>
       <w:r>
+        <w:rPr>
+          <w:rFonts w:ascii="Times New Roman" w:hAnsi="Times New Roman" w:cs="Times New Roman"/>
+          <w:b/>
+        </w:rPr>
         <w:t xml:space="preserve"> Django</w:t>
       </w:r>
     </w:p>
     <w:p>
-      <w:r>
+      <w:pPr>
+        <w:rPr>
+          <w:rFonts w:ascii="Times New Roman" w:hAnsi="Times New Roman" w:cs="Times New Roman"/>
+        </w:rPr>
+      </w:pPr>
+      <w:r>
+        <w:rPr>
+          <w:rFonts w:ascii="Times New Roman" w:hAnsi="Times New Roman" w:cs="Times New Roman"/>
+        </w:rPr>
         <w:t>Instructions: Answer the following questions. Develop your project creatively and provide detailed explanations with code snippets in report. There is not any page/word limit for report writing.</w:t>
       </w:r>
     </w:p>
     <w:p>
-      <w:r>
+      <w:pPr>
+        <w:rPr>
+          <w:rFonts w:ascii="Times New Roman" w:hAnsi="Times New Roman" w:cs="Times New Roman"/>
+          <w:b/>
+        </w:rPr>
+      </w:pPr>
+      <w:r>
+        <w:rPr>
+          <w:rFonts w:ascii="Times New Roman" w:hAnsi="Times New Roman" w:cs="Times New Roman"/>
+          <w:b/>
+        </w:rPr>
         <w:t>Section 1: Models (20 Points)</w:t>
       </w:r>
     </w:p>
     <w:p>
-      <w:r>
+      <w:pPr>
+        <w:rPr>
+          <w:rFonts w:ascii="Times New Roman" w:hAnsi="Times New Roman" w:cs="Times New Roman"/>
+        </w:rPr>
+      </w:pPr>
+      <w:r>
+        <w:rPr>
+          <w:rFonts w:ascii="Times New Roman" w:hAnsi="Times New Roman" w:cs="Times New Roman"/>
+        </w:rPr>
         <w:t xml:space="preserve">1. Design Django model for </w:t>
       </w:r>
       <w:proofErr w:type="spellStart"/>
       <w:r>
+        <w:rPr>
+          <w:rFonts w:ascii="Times New Roman" w:hAnsi="Times New Roman" w:cs="Times New Roman"/>
+        </w:rPr>
         <w:t>VlogPost</w:t>
       </w:r>
       <w:proofErr w:type="spellEnd"/>
       <w:r>
+        <w:rPr>
+          <w:rFonts w:ascii="Times New Roman" w:hAnsi="Times New Roman" w:cs="Times New Roman"/>
+        </w:rPr>
         <w:t xml:space="preserve"> with the following fields:</w:t>
       </w:r>
     </w:p>
     <w:p>
-      <w:r>
+      <w:pPr>
+        <w:rPr>
+          <w:rFonts w:ascii="Times New Roman" w:hAnsi="Times New Roman" w:cs="Times New Roman"/>
+        </w:rPr>
+      </w:pPr>
+      <w:r>
+        <w:rPr>
+          <w:rFonts w:ascii="Times New Roman" w:hAnsi="Times New Roman" w:cs="Times New Roman"/>
+        </w:rPr>
         <w:t xml:space="preserve">a. </w:t>
       </w:r>
       <w:proofErr w:type="spellStart"/>
       <w:r>
+        <w:rPr>
+          <w:rFonts w:ascii="Times New Roman" w:hAnsi="Times New Roman" w:cs="Times New Roman"/>
+        </w:rPr>
         <w:t>VlogPost</w:t>
       </w:r>
       <w:proofErr w:type="spellEnd"/>
       <w:r>
+        <w:rPr>
+          <w:rFonts w:ascii="Times New Roman" w:hAnsi="Times New Roman" w:cs="Times New Roman"/>
+        </w:rPr>
         <w:t xml:space="preserve"> model: title, </w:t>
       </w:r>
       <w:proofErr w:type="spellStart"/>
       <w:r>
+        <w:rPr>
+          <w:rFonts w:ascii="Times New Roman" w:hAnsi="Times New Roman" w:cs="Times New Roman"/>
+        </w:rPr>
         <w:t>video_url</w:t>
       </w:r>
       <w:proofErr w:type="spellEnd"/>
       <w:r>
+        <w:rPr>
+          <w:rFonts w:ascii="Times New Roman" w:hAnsi="Times New Roman" w:cs="Times New Roman"/>
+        </w:rPr>
         <w:t xml:space="preserve">, description, author, </w:t>
       </w:r>
       <w:proofErr w:type="spellStart"/>
       <w:r>
+        <w:rPr>
+          <w:rFonts w:ascii="Times New Roman" w:hAnsi="Times New Roman" w:cs="Times New Roman"/>
+        </w:rPr>
         <w:t>published_date</w:t>
       </w:r>
       <w:proofErr w:type="spellEnd"/>
       <w:r>
+        <w:rPr>
+          <w:rFonts w:ascii="Times New Roman" w:hAnsi="Times New Roman" w:cs="Times New Roman"/>
+        </w:rPr>
         <w:t>, tags.</w:t>
       </w:r>
     </w:p>
     <w:p>
-      <w:r>
+      <w:pPr>
+        <w:rPr>
+          <w:rFonts w:ascii="Times New Roman" w:hAnsi="Times New Roman" w:cs="Times New Roman"/>
+        </w:rPr>
+      </w:pPr>
+    </w:p>
+    <w:p>
+      <w:pPr>
+        <w:rPr>
+          <w:rFonts w:ascii="Times New Roman" w:hAnsi="Times New Roman" w:cs="Times New Roman"/>
+        </w:rPr>
+      </w:pPr>
+      <w:r>
+        <w:rPr>
+          <w:rFonts w:ascii="Times New Roman" w:hAnsi="Times New Roman" w:cs="Times New Roman"/>
+        </w:rPr>
         <w:t>b. Specify the field types and any constraints. Include a code example and explain each field's purpose. (20 Points)</w:t>
       </w:r>
     </w:p>
     <w:p>
-      <w:r>
+      <w:pPr>
+        <w:rPr>
+          <w:rFonts w:ascii="Times New Roman" w:hAnsi="Times New Roman" w:cs="Times New Roman"/>
+          <w:b/>
+        </w:rPr>
+      </w:pPr>
+      <w:r>
+        <w:rPr>
+          <w:rFonts w:ascii="Times New Roman" w:hAnsi="Times New Roman" w:cs="Times New Roman"/>
+          <w:b/>
+        </w:rPr>
         <w:t>Section 2: Views (20 Points)</w:t>
       </w:r>
     </w:p>
     <w:p>
-      <w:r>
+      <w:pPr>
+        <w:rPr>
+          <w:rFonts w:ascii="Times New Roman" w:hAnsi="Times New Roman" w:cs="Times New Roman"/>
+        </w:rPr>
+      </w:pPr>
+      <w:r>
+        <w:rPr>
+          <w:rFonts w:ascii="Times New Roman" w:hAnsi="Times New Roman" w:cs="Times New Roman"/>
+        </w:rPr>
         <w:t xml:space="preserve">1. </w:t>
       </w:r>
       <w:proofErr w:type="spellStart"/>
       <w:r>
+        <w:rPr>
+          <w:rFonts w:ascii="Times New Roman" w:hAnsi="Times New Roman" w:cs="Times New Roman"/>
+        </w:rPr>
         <w:t>ListView</w:t>
       </w:r>
       <w:proofErr w:type="spellEnd"/>
       <w:r>
+        <w:rPr>
+          <w:rFonts w:ascii="Times New Roman" w:hAnsi="Times New Roman" w:cs="Times New Roman"/>
+        </w:rPr>
         <w:t xml:space="preserve"> and </w:t>
       </w:r>
       <w:proofErr w:type="spellStart"/>
       <w:r>
+        <w:rPr>
+          <w:rFonts w:ascii="Times New Roman" w:hAnsi="Times New Roman" w:cs="Times New Roman"/>
+        </w:rPr>
         <w:t>DetailView</w:t>
       </w:r>
       <w:proofErr w:type="spellEnd"/>
       <w:r>
+        <w:rPr>
+          <w:rFonts w:ascii="Times New Roman" w:hAnsi="Times New Roman" w:cs="Times New Roman"/>
+        </w:rPr>
         <w:t xml:space="preserve"> for </w:t>
       </w:r>
       <w:proofErr w:type="spellStart"/>
       <w:r>
+        <w:rPr>
+          <w:rFonts w:ascii="Times New Roman" w:hAnsi="Times New Roman" w:cs="Times New Roman"/>
+        </w:rPr>
         <w:t>VlogPost</w:t>
       </w:r>
       <w:proofErr w:type="spellEnd"/>
       <w:r>
+        <w:rPr>
+          <w:rFonts w:ascii="Times New Roman" w:hAnsi="Times New Roman" w:cs="Times New Roman"/>
+        </w:rPr>
         <w:t>:</w:t>
       </w:r>
     </w:p>
     <w:p>
-      <w:r>
+      <w:pPr>
+        <w:rPr>
+          <w:rFonts w:ascii="Times New Roman" w:hAnsi="Times New Roman" w:cs="Times New Roman"/>
+        </w:rPr>
+      </w:pPr>
+      <w:r>
+        <w:rPr>
+          <w:rFonts w:ascii="Times New Roman" w:hAnsi="Times New Roman" w:cs="Times New Roman"/>
+        </w:rPr>
         <w:t xml:space="preserve">a. Write a </w:t>
       </w:r>
       <w:proofErr w:type="spellStart"/>
       <w:r>
+        <w:rPr>
+          <w:rFonts w:ascii="Times New Roman" w:hAnsi="Times New Roman" w:cs="Times New Roman"/>
+        </w:rPr>
         <w:t>ListView</w:t>
       </w:r>
       <w:proofErr w:type="spellEnd"/>
       <w:r>
+        <w:rPr>
+          <w:rFonts w:ascii="Times New Roman" w:hAnsi="Times New Roman" w:cs="Times New Roman"/>
+        </w:rPr>
         <w:t xml:space="preserve"> class to display a list of all vlogs with pagination (10 vlogs per page). Provide the code and explain the pagination logic. (5 Points)</w:t>
       </w:r>
     </w:p>
     <w:p>
-      <w:r>
+      <w:pPr>
+        <w:rPr>
+          <w:rFonts w:ascii="Times New Roman" w:hAnsi="Times New Roman" w:cs="Times New Roman"/>
+        </w:rPr>
+      </w:pPr>
+      <w:r>
+        <w:rPr>
+          <w:rFonts w:ascii="Times New Roman" w:hAnsi="Times New Roman" w:cs="Times New Roman"/>
+        </w:rPr>
         <w:t xml:space="preserve">b. Write a </w:t>
       </w:r>
       <w:proofErr w:type="spellStart"/>
       <w:r>
+        <w:rPr>
+          <w:rFonts w:ascii="Times New Roman" w:hAnsi="Times New Roman" w:cs="Times New Roman"/>
+        </w:rPr>
         <w:t>DetailView</w:t>
       </w:r>
       <w:proofErr w:type="spellEnd"/>
       <w:r>
+        <w:rPr>
+          <w:rFonts w:ascii="Times New Roman" w:hAnsi="Times New Roman" w:cs="Times New Roman"/>
+        </w:rPr>
         <w:t xml:space="preserve"> for a single </w:t>
       </w:r>
       <w:proofErr w:type="spellStart"/>
       <w:r>
+        <w:rPr>
+          <w:rFonts w:ascii="Times New Roman" w:hAnsi="Times New Roman" w:cs="Times New Roman"/>
+        </w:rPr>
         <w:t>VlogPost</w:t>
       </w:r>
       <w:proofErr w:type="spellEnd"/>
       <w:r>
+        <w:rPr>
+          <w:rFonts w:ascii="Times New Roman" w:hAnsi="Times New Roman" w:cs="Times New Roman"/>
+        </w:rPr>
         <w:t>, based on its id. Include an example URL pattern for this view. (5 Points)</w:t>
       </w:r>
     </w:p>
     <w:p>
-      <w:r>
+      <w:pPr>
+        <w:rPr>
+          <w:rFonts w:ascii="Times New Roman" w:hAnsi="Times New Roman" w:cs="Times New Roman"/>
+        </w:rPr>
+      </w:pPr>
+      <w:r>
+        <w:rPr>
+          <w:rFonts w:ascii="Times New Roman" w:hAnsi="Times New Roman" w:cs="Times New Roman"/>
+        </w:rPr>
         <w:t xml:space="preserve">2. Create and Update Views for </w:t>
       </w:r>
       <w:proofErr w:type="spellStart"/>
       <w:r>
+        <w:rPr>
+          <w:rFonts w:ascii="Times New Roman" w:hAnsi="Times New Roman" w:cs="Times New Roman"/>
+        </w:rPr>
         <w:t>VlogPost</w:t>
       </w:r>
       <w:proofErr w:type="spellEnd"/>
       <w:r>
+        <w:rPr>
+          <w:rFonts w:ascii="Times New Roman" w:hAnsi="Times New Roman" w:cs="Times New Roman"/>
+        </w:rPr>
         <w:t>:</w:t>
       </w:r>
     </w:p>
     <w:p>
-      <w:r>
+      <w:pPr>
+        <w:rPr>
+          <w:rFonts w:ascii="Times New Roman" w:hAnsi="Times New Roman" w:cs="Times New Roman"/>
+        </w:rPr>
+      </w:pPr>
+      <w:r>
+        <w:rPr>
+          <w:rFonts w:ascii="Times New Roman" w:hAnsi="Times New Roman" w:cs="Times New Roman"/>
+        </w:rPr>
         <w:t xml:space="preserve">a. Write a </w:t>
       </w:r>
       <w:proofErr w:type="spellStart"/>
       <w:r>
+        <w:rPr>
+          <w:rFonts w:ascii="Times New Roman" w:hAnsi="Times New Roman" w:cs="Times New Roman"/>
+        </w:rPr>
         <w:t>CreateView</w:t>
       </w:r>
       <w:proofErr w:type="spellEnd"/>
       <w:r>
+        <w:rPr>
+          <w:rFonts w:ascii="Times New Roman" w:hAnsi="Times New Roman" w:cs="Times New Roman"/>
+        </w:rPr>
         <w:t xml:space="preserve"> for creating a new </w:t>
       </w:r>
       <w:proofErr w:type="spellStart"/>
       <w:r>
+        <w:rPr>
+          <w:rFonts w:ascii="Times New Roman" w:hAnsi="Times New Roman" w:cs="Times New Roman"/>
+        </w:rPr>
         <w:t>VlogPost</w:t>
       </w:r>
       <w:proofErr w:type="spellEnd"/>
       <w:r>
+        <w:rPr>
+          <w:rFonts w:ascii="Times New Roman" w:hAnsi="Times New Roman" w:cs="Times New Roman"/>
+        </w:rPr>
         <w:t xml:space="preserve">, using </w:t>
       </w:r>
       <w:proofErr w:type="spellStart"/>
       <w:r>
+        <w:rPr>
+          <w:rFonts w:ascii="Times New Roman" w:hAnsi="Times New Roman" w:cs="Times New Roman"/>
+        </w:rPr>
         <w:t>VlogPostForm</w:t>
       </w:r>
       <w:proofErr w:type="spellEnd"/>
       <w:r>
+        <w:rPr>
+          <w:rFonts w:ascii="Times New Roman" w:hAnsi="Times New Roman" w:cs="Times New Roman"/>
+        </w:rPr>
         <w:t>. Describe the purpose of this view and how it handles form submission. (5 Points)</w:t>
       </w:r>
     </w:p>
     <w:p>
-      <w:r>
+      <w:pPr>
+        <w:rPr>
+          <w:rFonts w:ascii="Times New Roman" w:hAnsi="Times New Roman" w:cs="Times New Roman"/>
+        </w:rPr>
+      </w:pPr>
+      <w:r>
+        <w:rPr>
+          <w:rFonts w:ascii="Times New Roman" w:hAnsi="Times New Roman" w:cs="Times New Roman"/>
+        </w:rPr>
         <w:t xml:space="preserve">b. Write an </w:t>
       </w:r>
       <w:proofErr w:type="spellStart"/>
       <w:r>
+        <w:rPr>
+          <w:rFonts w:ascii="Times New Roman" w:hAnsi="Times New Roman" w:cs="Times New Roman"/>
+        </w:rPr>
         <w:t>UpdateView</w:t>
       </w:r>
       <w:proofErr w:type="spellEnd"/>
       <w:r>
+        <w:rPr>
+          <w:rFonts w:ascii="Times New Roman" w:hAnsi="Times New Roman" w:cs="Times New Roman"/>
+        </w:rPr>
         <w:t xml:space="preserve"> for editing an existing </w:t>
       </w:r>
       <w:proofErr w:type="spellStart"/>
       <w:r>
+        <w:rPr>
+          <w:rFonts w:ascii="Times New Roman" w:hAnsi="Times New Roman" w:cs="Times New Roman"/>
+        </w:rPr>
         <w:t>VlogPost</w:t>
       </w:r>
       <w:proofErr w:type="spellEnd"/>
       <w:r>
+        <w:rPr>
+          <w:rFonts w:ascii="Times New Roman" w:hAnsi="Times New Roman" w:cs="Times New Roman"/>
+        </w:rPr>
         <w:t>, explaining how the view identifies the specific vlog to update. Provide code examples in report too. (5 Points)</w:t>
       </w:r>
     </w:p>
     <w:p>
-      <w:r>
+      <w:pPr>
+        <w:rPr>
+          <w:rFonts w:ascii="Times New Roman" w:hAnsi="Times New Roman" w:cs="Times New Roman"/>
+          <w:b/>
+        </w:rPr>
+      </w:pPr>
+      <w:r>
+        <w:rPr>
+          <w:rFonts w:ascii="Times New Roman" w:hAnsi="Times New Roman" w:cs="Times New Roman"/>
+          <w:b/>
+        </w:rPr>
         <w:t>Section 3: Templates (10 Points)</w:t>
       </w:r>
     </w:p>
     <w:p>
-      <w:r>
+      <w:pPr>
+        <w:rPr>
+          <w:rFonts w:ascii="Times New Roman" w:hAnsi="Times New Roman" w:cs="Times New Roman"/>
+        </w:rPr>
+      </w:pPr>
+      <w:r>
+        <w:rPr>
+          <w:rFonts w:ascii="Times New Roman" w:hAnsi="Times New Roman" w:cs="Times New Roman"/>
+        </w:rPr>
         <w:t>1. Detail Template for Vlog Post:</w:t>
       </w:r>
     </w:p>
     <w:p>
-      <w:r>
+      <w:pPr>
+        <w:rPr>
+          <w:rFonts w:ascii="Times New Roman" w:hAnsi="Times New Roman" w:cs="Times New Roman"/>
+        </w:rPr>
+      </w:pPr>
+      <w:r>
+        <w:rPr>
+          <w:rFonts w:ascii="Times New Roman" w:hAnsi="Times New Roman" w:cs="Times New Roman"/>
+        </w:rPr>
         <w:t xml:space="preserve">a. Create a vlog_detail.html template to display a single vlog, with fields such as title, </w:t>
       </w:r>
       <w:proofErr w:type="spellStart"/>
       <w:r>
+        <w:rPr>
+          <w:rFonts w:ascii="Times New Roman" w:hAnsi="Times New Roman" w:cs="Times New Roman"/>
+        </w:rPr>
         <w:t>video_url</w:t>
       </w:r>
       <w:proofErr w:type="spellEnd"/>
       <w:r>
+        <w:rPr>
+          <w:rFonts w:ascii="Times New Roman" w:hAnsi="Times New Roman" w:cs="Times New Roman"/>
+        </w:rPr>
         <w:t xml:space="preserve">, description, author, </w:t>
       </w:r>
       <w:proofErr w:type="spellStart"/>
       <w:r>
+        <w:rPr>
+          <w:rFonts w:ascii="Times New Roman" w:hAnsi="Times New Roman" w:cs="Times New Roman"/>
+        </w:rPr>
         <w:t>published_date</w:t>
       </w:r>
       <w:proofErr w:type="spellEnd"/>
       <w:r>
+        <w:rPr>
+          <w:rFonts w:ascii="Times New Roman" w:hAnsi="Times New Roman" w:cs="Times New Roman"/>
+        </w:rPr>
         <w:t>, and tags. Provide the HTML structure. (10 Points)</w:t>
       </w:r>
     </w:p>
     <w:p>
-      <w:r>
+      <w:pPr>
+        <w:rPr>
+          <w:rFonts w:ascii="Times New Roman" w:hAnsi="Times New Roman" w:cs="Times New Roman"/>
+          <w:b/>
+        </w:rPr>
+      </w:pPr>
+      <w:r>
+        <w:rPr>
+          <w:rFonts w:ascii="Times New Roman" w:hAnsi="Times New Roman" w:cs="Times New Roman"/>
+          <w:b/>
+        </w:rPr>
         <w:t>Section 4: Django Forms and Modal Forms (20 Points)</w:t>
       </w:r>
     </w:p>
     <w:p>
-      <w:r>
+      <w:pPr>
+        <w:rPr>
+          <w:rFonts w:ascii="Times New Roman" w:hAnsi="Times New Roman" w:cs="Times New Roman"/>
+        </w:rPr>
+      </w:pPr>
+      <w:r>
+        <w:rPr>
+          <w:rFonts w:ascii="Times New Roman" w:hAnsi="Times New Roman" w:cs="Times New Roman"/>
+        </w:rPr>
         <w:t xml:space="preserve">1. Creating a </w:t>
       </w:r>
       <w:proofErr w:type="spellStart"/>
       <w:r>
+        <w:rPr>
+          <w:rFonts w:ascii="Times New Roman" w:hAnsi="Times New Roman" w:cs="Times New Roman"/>
+        </w:rPr>
         <w:t>VlogPost</w:t>
       </w:r>
       <w:proofErr w:type="spellEnd"/>
       <w:r>
+        <w:rPr>
+          <w:rFonts w:ascii="Times New Roman" w:hAnsi="Times New Roman" w:cs="Times New Roman"/>
+        </w:rPr>
         <w:t xml:space="preserve"> Form:</w:t>
       </w:r>
     </w:p>
     <w:p>
-      <w:r>
+      <w:pPr>
+        <w:rPr>
+          <w:rFonts w:ascii="Times New Roman" w:hAnsi="Times New Roman" w:cs="Times New Roman"/>
+        </w:rPr>
+      </w:pPr>
+      <w:r>
+        <w:rPr>
+          <w:rFonts w:ascii="Times New Roman" w:hAnsi="Times New Roman" w:cs="Times New Roman"/>
+        </w:rPr>
         <w:t xml:space="preserve">a. Write a Django form for the </w:t>
       </w:r>
       <w:proofErr w:type="spellStart"/>
       <w:r>
+        <w:rPr>
+          <w:rFonts w:ascii="Times New Roman" w:hAnsi="Times New Roman" w:cs="Times New Roman"/>
+        </w:rPr>
         <w:t>VlogPost</w:t>
       </w:r>
       <w:proofErr w:type="spellEnd"/>
       <w:r>
+        <w:rPr>
+          <w:rFonts w:ascii="Times New Roman" w:hAnsi="Times New Roman" w:cs="Times New Roman"/>
+        </w:rPr>
         <w:t xml:space="preserve"> model, including fields for title, </w:t>
       </w:r>
       <w:proofErr w:type="spellStart"/>
       <w:r>
+        <w:rPr>
+          <w:rFonts w:ascii="Times New Roman" w:hAnsi="Times New Roman" w:cs="Times New Roman"/>
+        </w:rPr>
         <w:t>video_url</w:t>
       </w:r>
       <w:proofErr w:type="spellEnd"/>
       <w:r>
+        <w:rPr>
+          <w:rFonts w:ascii="Times New Roman" w:hAnsi="Times New Roman" w:cs="Times New Roman"/>
+        </w:rPr>
         <w:t>, description, and tags. Show the code for this form in forms.py (10 Points)</w:t>
       </w:r>
     </w:p>
     <w:p>
-      <w:r>
+      <w:pPr>
+        <w:rPr>
+          <w:rFonts w:ascii="Times New Roman" w:hAnsi="Times New Roman" w:cs="Times New Roman"/>
+        </w:rPr>
+      </w:pPr>
+      <w:r>
+        <w:rPr>
+          <w:rFonts w:ascii="Times New Roman" w:hAnsi="Times New Roman" w:cs="Times New Roman"/>
+        </w:rPr>
         <w:t xml:space="preserve">2. Modal Form for </w:t>
       </w:r>
       <w:proofErr w:type="spellStart"/>
       <w:r>
+        <w:rPr>
+          <w:rFonts w:ascii="Times New Roman" w:hAnsi="Times New Roman" w:cs="Times New Roman"/>
+        </w:rPr>
         <w:t>VlogPost</w:t>
       </w:r>
       <w:proofErr w:type="spellEnd"/>
       <w:r>
+        <w:rPr>
+          <w:rFonts w:ascii="Times New Roman" w:hAnsi="Times New Roman" w:cs="Times New Roman"/>
+        </w:rPr>
         <w:t xml:space="preserve"> Creation:</w:t>
       </w:r>
     </w:p>
     <w:p>
-      <w:r>
+      <w:pPr>
+        <w:rPr>
+          <w:rFonts w:ascii="Times New Roman" w:hAnsi="Times New Roman" w:cs="Times New Roman"/>
+        </w:rPr>
+      </w:pPr>
+      <w:r>
+        <w:rPr>
+          <w:rFonts w:ascii="Times New Roman" w:hAnsi="Times New Roman" w:cs="Times New Roman"/>
+        </w:rPr>
         <w:t>a. Explain how to create a modal form for adding a new Vlog Post in a template, including the necessary HTML structure to trigger the modal. (10 Points)</w:t>
       </w:r>
       <w:r>
+        <w:rPr>
+          <w:rFonts w:ascii="Times New Roman" w:hAnsi="Times New Roman" w:cs="Times New Roman"/>
+        </w:rPr>
         <w:br/>
       </w:r>
       <w:r>
+        <w:rPr>
+          <w:rFonts w:ascii="Times New Roman" w:hAnsi="Times New Roman" w:cs="Times New Roman"/>
+        </w:rPr>
         <w:br/>
       </w:r>
       <w:r>
+        <w:rPr>
+          <w:rFonts w:ascii="Times New Roman" w:hAnsi="Times New Roman" w:cs="Times New Roman"/>
+        </w:rPr>
         <w:br/>
       </w:r>
       <w:r>
+        <w:rPr>
+          <w:rFonts w:ascii="Times New Roman" w:hAnsi="Times New Roman" w:cs="Times New Roman"/>
+        </w:rPr>
         <w:br/>
       </w:r>
       <w:r>
+        <w:rPr>
+          <w:rFonts w:ascii="Times New Roman" w:hAnsi="Times New Roman" w:cs="Times New Roman"/>
+        </w:rPr>
         <w:lastRenderedPageBreak/>
         <w:br/>
       </w:r>
-      <w:r>
+      <w:bookmarkStart w:id="0" w:name="_GoBack"/>
+      <w:r>
+        <w:rPr>
+          <w:rFonts w:ascii="Times New Roman" w:hAnsi="Times New Roman" w:cs="Times New Roman"/>
+          <w:b/>
+        </w:rPr>
         <w:t>Section 5: URL Configuration (10 Points)</w:t>
       </w:r>
-    </w:p>
-    <w:p>
-      <w:r>
+      <w:bookmarkEnd w:id="0"/>
+    </w:p>
+    <w:p>
+      <w:pPr>
+        <w:rPr>
+          <w:rFonts w:ascii="Times New Roman" w:hAnsi="Times New Roman" w:cs="Times New Roman"/>
+        </w:rPr>
+      </w:pPr>
+      <w:r>
+        <w:rPr>
+          <w:rFonts w:ascii="Times New Roman" w:hAnsi="Times New Roman" w:cs="Times New Roman"/>
+        </w:rPr>
         <w:t>1. Define URL Patterns:</w:t>
       </w:r>
     </w:p>
     <w:p>
-      <w:r>
+      <w:pPr>
+        <w:rPr>
+          <w:rFonts w:ascii="Times New Roman" w:hAnsi="Times New Roman" w:cs="Times New Roman"/>
+        </w:rPr>
+      </w:pPr>
+      <w:r>
+        <w:rPr>
+          <w:rFonts w:ascii="Times New Roman" w:hAnsi="Times New Roman" w:cs="Times New Roman"/>
+        </w:rPr>
         <w:t>Write URL patterns for the following views:</w:t>
       </w:r>
     </w:p>
     <w:p>
-      <w:r>
+      <w:pPr>
+        <w:rPr>
+          <w:rFonts w:ascii="Times New Roman" w:hAnsi="Times New Roman" w:cs="Times New Roman"/>
+        </w:rPr>
+      </w:pPr>
+      <w:r>
+        <w:rPr>
+          <w:rFonts w:ascii="Times New Roman" w:hAnsi="Times New Roman" w:cs="Times New Roman"/>
+        </w:rPr>
         <w:t>Displaying all vlogs (/vlog/).</w:t>
       </w:r>
     </w:p>
     <w:p>
-      <w:r>
+      <w:pPr>
+        <w:rPr>
+          <w:rFonts w:ascii="Times New Roman" w:hAnsi="Times New Roman" w:cs="Times New Roman"/>
+        </w:rPr>
+      </w:pPr>
+      <w:r>
+        <w:rPr>
+          <w:rFonts w:ascii="Times New Roman" w:hAnsi="Times New Roman" w:cs="Times New Roman"/>
+        </w:rPr>
         <w:t>Displaying a single vlog post by id (/vlog/&lt;</w:t>
       </w:r>
       <w:proofErr w:type="spellStart"/>
       <w:r>
+        <w:rPr>
+          <w:rFonts w:ascii="Times New Roman" w:hAnsi="Times New Roman" w:cs="Times New Roman"/>
+        </w:rPr>
         <w:t>int</w:t>
       </w:r>
       <w:proofErr w:type="gramStart"/>
       <w:r>
+        <w:rPr>
+          <w:rFonts w:ascii="Times New Roman" w:hAnsi="Times New Roman" w:cs="Times New Roman"/>
+        </w:rPr>
         <w:t>:id</w:t>
       </w:r>
       <w:proofErr w:type="spellEnd"/>
       <w:proofErr w:type="gramEnd"/>
       <w:r>
+        <w:rPr>
+          <w:rFonts w:ascii="Times New Roman" w:hAnsi="Times New Roman" w:cs="Times New Roman"/>
+        </w:rPr>
         <w:t>&gt;/).</w:t>
       </w:r>
     </w:p>
     <w:p>
-      <w:r>
+      <w:pPr>
+        <w:rPr>
+          <w:rFonts w:ascii="Times New Roman" w:hAnsi="Times New Roman" w:cs="Times New Roman"/>
+        </w:rPr>
+      </w:pPr>
+      <w:r>
+        <w:rPr>
+          <w:rFonts w:ascii="Times New Roman" w:hAnsi="Times New Roman" w:cs="Times New Roman"/>
+        </w:rPr>
         <w:t>Creating a new vlog (/vlog/new/).</w:t>
       </w:r>
     </w:p>
     <w:p>
-      <w:r>
+      <w:pPr>
+        <w:rPr>
+          <w:rFonts w:ascii="Times New Roman" w:hAnsi="Times New Roman" w:cs="Times New Roman"/>
+        </w:rPr>
+      </w:pPr>
+      <w:r>
+        <w:rPr>
+          <w:rFonts w:ascii="Times New Roman" w:hAnsi="Times New Roman" w:cs="Times New Roman"/>
+        </w:rPr>
         <w:t>Editing a vlog by id (/vlog/edit/&lt;</w:t>
       </w:r>
       <w:proofErr w:type="spellStart"/>
       <w:r>
+        <w:rPr>
+          <w:rFonts w:ascii="Times New Roman" w:hAnsi="Times New Roman" w:cs="Times New Roman"/>
+        </w:rPr>
         <w:t>int</w:t>
       </w:r>
       <w:proofErr w:type="gramStart"/>
       <w:r>
+        <w:rPr>
+          <w:rFonts w:ascii="Times New Roman" w:hAnsi="Times New Roman" w:cs="Times New Roman"/>
+        </w:rPr>
         <w:t>:id</w:t>
       </w:r>
       <w:proofErr w:type="spellEnd"/>
       <w:proofErr w:type="gramEnd"/>
       <w:r>
+        <w:rPr>
+          <w:rFonts w:ascii="Times New Roman" w:hAnsi="Times New Roman" w:cs="Times New Roman"/>
+        </w:rPr>
         <w:t>&gt;/).</w:t>
       </w:r>
     </w:p>
     <w:p>
-      <w:r>
+      <w:pPr>
+        <w:rPr>
+          <w:rFonts w:ascii="Times New Roman" w:hAnsi="Times New Roman" w:cs="Times New Roman"/>
+        </w:rPr>
+      </w:pPr>
+      <w:r>
+        <w:rPr>
+          <w:rFonts w:ascii="Times New Roman" w:hAnsi="Times New Roman" w:cs="Times New Roman"/>
+        </w:rPr>
         <w:t>Provide the code for urls.py with these patterns. (10 Points)</w:t>
       </w:r>
     </w:p>
     <w:p>
-      <w:r>
+      <w:pPr>
+        <w:rPr>
+          <w:rFonts w:ascii="Times New Roman" w:hAnsi="Times New Roman" w:cs="Times New Roman"/>
+        </w:rPr>
+      </w:pPr>
+      <w:r>
+        <w:rPr>
+          <w:rFonts w:ascii="Times New Roman" w:hAnsi="Times New Roman" w:cs="Times New Roman"/>
+        </w:rPr>
         <w:t>Section 6: Admin Interface Customization (10 Points)</w:t>
       </w:r>
     </w:p>
     <w:p>
-      <w:r>
+      <w:pPr>
+        <w:rPr>
+          <w:rFonts w:ascii="Times New Roman" w:hAnsi="Times New Roman" w:cs="Times New Roman"/>
+        </w:rPr>
+      </w:pPr>
+      <w:r>
+        <w:rPr>
+          <w:rFonts w:ascii="Times New Roman" w:hAnsi="Times New Roman" w:cs="Times New Roman"/>
+        </w:rPr>
         <w:t xml:space="preserve">1. Admin Setup for </w:t>
       </w:r>
       <w:proofErr w:type="spellStart"/>
       <w:r>
+        <w:rPr>
+          <w:rFonts w:ascii="Times New Roman" w:hAnsi="Times New Roman" w:cs="Times New Roman"/>
+        </w:rPr>
         <w:t>VlogPost</w:t>
       </w:r>
       <w:proofErr w:type="spellEnd"/>
       <w:r>
+        <w:rPr>
+          <w:rFonts w:ascii="Times New Roman" w:hAnsi="Times New Roman" w:cs="Times New Roman"/>
+        </w:rPr>
         <w:t xml:space="preserve"> and Category:</w:t>
       </w:r>
     </w:p>
     <w:p>
-      <w:r>
+      <w:pPr>
+        <w:rPr>
+          <w:rFonts w:ascii="Times New Roman" w:hAnsi="Times New Roman" w:cs="Times New Roman"/>
+        </w:rPr>
+      </w:pPr>
+      <w:r>
+        <w:rPr>
+          <w:rFonts w:ascii="Times New Roman" w:hAnsi="Times New Roman" w:cs="Times New Roman"/>
+        </w:rPr>
         <w:t>Register Vlog Post and Category models in Django admin. Provide the code for admin.py. (5 Points)</w:t>
       </w:r>
     </w:p>
     <w:p>
-      <w:r>
+      <w:pPr>
+        <w:rPr>
+          <w:rFonts w:ascii="Times New Roman" w:hAnsi="Times New Roman" w:cs="Times New Roman"/>
+        </w:rPr>
+      </w:pPr>
+      <w:r>
+        <w:rPr>
+          <w:rFonts w:ascii="Times New Roman" w:hAnsi="Times New Roman" w:cs="Times New Roman"/>
+        </w:rPr>
         <w:t>2. Customizing the Admin Interface:</w:t>
       </w:r>
     </w:p>
     <w:p>
-      <w:r>
+      <w:pPr>
+        <w:rPr>
+          <w:rFonts w:ascii="Times New Roman" w:hAnsi="Times New Roman" w:cs="Times New Roman"/>
+        </w:rPr>
+      </w:pPr>
+      <w:r>
+        <w:rPr>
+          <w:rFonts w:ascii="Times New Roman" w:hAnsi="Times New Roman" w:cs="Times New Roman"/>
+        </w:rPr>
         <w:t xml:space="preserve">Customize the </w:t>
       </w:r>
       <w:proofErr w:type="spellStart"/>
       <w:r>
+        <w:rPr>
+          <w:rFonts w:ascii="Times New Roman" w:hAnsi="Times New Roman" w:cs="Times New Roman"/>
+        </w:rPr>
         <w:t>VlogPost</w:t>
       </w:r>
       <w:proofErr w:type="spellEnd"/>
       <w:r>
+        <w:rPr>
+          <w:rFonts w:ascii="Times New Roman" w:hAnsi="Times New Roman" w:cs="Times New Roman"/>
+        </w:rPr>
         <w:t xml:space="preserve"> admin to display title, author, </w:t>
       </w:r>
       <w:proofErr w:type="spellStart"/>
       <w:r>
+        <w:rPr>
+          <w:rFonts w:ascii="Times New Roman" w:hAnsi="Times New Roman" w:cs="Times New Roman"/>
+        </w:rPr>
         <w:t>published_date</w:t>
       </w:r>
       <w:proofErr w:type="spellEnd"/>
       <w:r>
+        <w:rPr>
+          <w:rFonts w:ascii="Times New Roman" w:hAnsi="Times New Roman" w:cs="Times New Roman"/>
+        </w:rPr>
         <w:t>, and category in the list view, and enable filtering by category. Provide the code and explain the customization. (5 Points)</w:t>
       </w:r>
-      <w:bookmarkEnd w:id="0"/>
     </w:p>
     <w:sectPr>
       <w:pgSz w:w="12240" w:h="15840"/>

--- a/guide/documentation.docx
+++ b/guide/documentation.docx
@@ -150,6 +150,46 @@
           <w:rFonts w:ascii="Times New Roman" w:hAnsi="Times New Roman" w:cs="Times New Roman"/>
         </w:rPr>
       </w:pPr>
+      <w:r>
+        <w:rPr>
+          <w:rFonts w:ascii="Times New Roman" w:hAnsi="Times New Roman" w:cs="Times New Roman"/>
+        </w:rPr>
+        <w:drawing>
+          <wp:inline distT="0" distB="0" distL="0" distR="0" wp14:anchorId="1A3698BC" wp14:editId="108E53FC">
+            <wp:extent cx="5943600" cy="2338705"/>
+            <wp:effectExtent l="0" t="0" r="0" b="4445"/>
+            <wp:docPr id="1" name="Picture 1"/>
+            <wp:cNvGraphicFramePr>
+              <a:graphicFrameLocks xmlns:a="http://schemas.openxmlformats.org/drawingml/2006/main" noChangeAspect="1"/>
+            </wp:cNvGraphicFramePr>
+            <a:graphic xmlns:a="http://schemas.openxmlformats.org/drawingml/2006/main">
+              <a:graphicData uri="http://schemas.openxmlformats.org/drawingml/2006/picture">
+                <pic:pic xmlns:pic="http://schemas.openxmlformats.org/drawingml/2006/picture">
+                  <pic:nvPicPr>
+                    <pic:cNvPr id="1" name=""/>
+                    <pic:cNvPicPr/>
+                  </pic:nvPicPr>
+                  <pic:blipFill>
+                    <a:blip r:embed="rId5"/>
+                    <a:stretch>
+                      <a:fillRect/>
+                    </a:stretch>
+                  </pic:blipFill>
+                  <pic:spPr>
+                    <a:xfrm>
+                      <a:off x="0" y="0"/>
+                      <a:ext cx="5943600" cy="2338705"/>
+                    </a:xfrm>
+                    <a:prstGeom prst="rect">
+                      <a:avLst/>
+                    </a:prstGeom>
+                  </pic:spPr>
+                </pic:pic>
+              </a:graphicData>
+            </a:graphic>
+          </wp:inline>
+        </w:drawing>
+      </w:r>
     </w:p>
     <w:p>
       <w:pPr>
@@ -166,6 +206,1078 @@
     </w:p>
     <w:p>
       <w:pPr>
+        <w:pStyle w:val="ListParagraph"/>
+        <w:numPr>
+          <w:ilvl w:val="0"/>
+          <w:numId w:val="5"/>
+        </w:numPr>
+        <w:rPr>
+          <w:rFonts w:ascii="Times New Roman" w:hAnsi="Times New Roman" w:cs="Times New Roman"/>
+        </w:rPr>
+      </w:pPr>
+      <w:r>
+        <w:rPr>
+          <w:rFonts w:ascii="Times New Roman" w:hAnsi="Times New Roman" w:cs="Times New Roman"/>
+        </w:rPr>
+        <w:t>title</w:t>
+      </w:r>
+    </w:p>
+    <w:p>
+      <w:pPr>
+        <w:pStyle w:val="NoSpacing"/>
+        <w:numPr>
+          <w:ilvl w:val="1"/>
+          <w:numId w:val="5"/>
+        </w:numPr>
+        <w:rPr>
+          <w:rFonts w:ascii="Times New Roman" w:hAnsi="Times New Roman" w:cs="Times New Roman"/>
+        </w:rPr>
+      </w:pPr>
+      <w:r>
+        <w:rPr>
+          <w:rFonts w:ascii="Times New Roman" w:hAnsi="Times New Roman" w:cs="Times New Roman"/>
+        </w:rPr>
+        <w:t>T</w:t>
+      </w:r>
+      <w:r>
+        <w:rPr>
+          <w:rFonts w:ascii="Times New Roman" w:hAnsi="Times New Roman" w:cs="Times New Roman"/>
+        </w:rPr>
+        <w:t>ype</w:t>
+      </w:r>
+      <w:r>
+        <w:rPr>
+          <w:rFonts w:ascii="Times New Roman" w:hAnsi="Times New Roman" w:cs="Times New Roman"/>
+        </w:rPr>
+        <w:t xml:space="preserve"> :</w:t>
+      </w:r>
+      <w:r>
+        <w:rPr>
+          <w:rFonts w:ascii="Times New Roman" w:hAnsi="Times New Roman" w:cs="Times New Roman"/>
+        </w:rPr>
+        <w:t xml:space="preserve"> </w:t>
+      </w:r>
+      <w:proofErr w:type="spellStart"/>
+      <w:r>
+        <w:rPr>
+          <w:rFonts w:ascii="Times New Roman" w:hAnsi="Times New Roman" w:cs="Times New Roman"/>
+        </w:rPr>
+        <w:t>models.CharField</w:t>
+      </w:r>
+      <w:proofErr w:type="spellEnd"/>
+      <w:r>
+        <w:rPr>
+          <w:rFonts w:ascii="Times New Roman" w:hAnsi="Times New Roman" w:cs="Times New Roman"/>
+        </w:rPr>
+        <w:t xml:space="preserve"> (</w:t>
+      </w:r>
+      <w:r>
+        <w:rPr>
+          <w:rFonts w:ascii="Times New Roman" w:hAnsi="Times New Roman" w:cs="Times New Roman"/>
+        </w:rPr>
+        <w:t>storing</w:t>
+      </w:r>
+      <w:r>
+        <w:rPr>
+          <w:rFonts w:ascii="Times New Roman" w:hAnsi="Times New Roman" w:cs="Times New Roman"/>
+        </w:rPr>
+        <w:t xml:space="preserve"> </w:t>
+      </w:r>
+      <w:r>
+        <w:rPr>
+          <w:rFonts w:ascii="Times New Roman" w:hAnsi="Times New Roman" w:cs="Times New Roman"/>
+        </w:rPr>
+        <w:t xml:space="preserve">strings </w:t>
+      </w:r>
+      <w:r>
+        <w:rPr>
+          <w:rFonts w:ascii="Times New Roman" w:hAnsi="Times New Roman" w:cs="Times New Roman"/>
+        </w:rPr>
+        <w:t>characters)</w:t>
+      </w:r>
+    </w:p>
+    <w:p>
+      <w:pPr>
+        <w:pStyle w:val="NoSpacing"/>
+        <w:numPr>
+          <w:ilvl w:val="1"/>
+          <w:numId w:val="5"/>
+        </w:numPr>
+        <w:rPr>
+          <w:rFonts w:ascii="Times New Roman" w:hAnsi="Times New Roman" w:cs="Times New Roman"/>
+        </w:rPr>
+      </w:pPr>
+      <w:r>
+        <w:rPr>
+          <w:rFonts w:ascii="Times New Roman" w:hAnsi="Times New Roman" w:cs="Times New Roman"/>
+        </w:rPr>
+        <w:t>Constraints :</w:t>
+      </w:r>
+      <w:r>
+        <w:rPr>
+          <w:rFonts w:ascii="Times New Roman" w:hAnsi="Times New Roman" w:cs="Times New Roman"/>
+        </w:rPr>
+        <w:t xml:space="preserve"> </w:t>
+      </w:r>
+      <w:proofErr w:type="spellStart"/>
+      <w:r>
+        <w:rPr>
+          <w:rFonts w:ascii="Times New Roman" w:hAnsi="Times New Roman" w:cs="Times New Roman"/>
+        </w:rPr>
+        <w:t>max_length</w:t>
+      </w:r>
+      <w:proofErr w:type="spellEnd"/>
+      <w:r>
+        <w:rPr>
+          <w:rFonts w:ascii="Times New Roman" w:hAnsi="Times New Roman" w:cs="Times New Roman"/>
+        </w:rPr>
+        <w:t>=200</w:t>
+      </w:r>
+      <w:r>
+        <w:rPr>
+          <w:rFonts w:ascii="Times New Roman" w:hAnsi="Times New Roman" w:cs="Times New Roman"/>
+        </w:rPr>
+        <w:t xml:space="preserve"> (</w:t>
+      </w:r>
+      <w:r>
+        <w:rPr>
+          <w:rFonts w:ascii="Times New Roman" w:hAnsi="Times New Roman" w:cs="Times New Roman"/>
+        </w:rPr>
+        <w:t>maximum of 200 characters</w:t>
+      </w:r>
+      <w:r>
+        <w:rPr>
+          <w:rFonts w:ascii="Times New Roman" w:hAnsi="Times New Roman" w:cs="Times New Roman"/>
+        </w:rPr>
+        <w:t>)</w:t>
+      </w:r>
+    </w:p>
+    <w:p>
+      <w:pPr>
+        <w:pStyle w:val="NoSpacing"/>
+        <w:numPr>
+          <w:ilvl w:val="1"/>
+          <w:numId w:val="5"/>
+        </w:numPr>
+        <w:rPr>
+          <w:rFonts w:ascii="Times New Roman" w:hAnsi="Times New Roman" w:cs="Times New Roman"/>
+        </w:rPr>
+      </w:pPr>
+      <w:r>
+        <w:rPr>
+          <w:rFonts w:ascii="Times New Roman" w:hAnsi="Times New Roman" w:cs="Times New Roman"/>
+        </w:rPr>
+        <w:t>Purpose</w:t>
+      </w:r>
+      <w:r>
+        <w:rPr>
+          <w:rFonts w:ascii="Times New Roman" w:hAnsi="Times New Roman" w:cs="Times New Roman"/>
+        </w:rPr>
+        <w:t xml:space="preserve"> :</w:t>
+      </w:r>
+      <w:r>
+        <w:rPr>
+          <w:rFonts w:ascii="Times New Roman" w:hAnsi="Times New Roman" w:cs="Times New Roman"/>
+        </w:rPr>
+        <w:t xml:space="preserve"> storage of the vlog title</w:t>
+      </w:r>
+    </w:p>
+    <w:p>
+      <w:pPr>
+        <w:pStyle w:val="NoSpacing"/>
+        <w:ind w:left="1440"/>
+        <w:rPr>
+          <w:rFonts w:ascii="Times New Roman" w:hAnsi="Times New Roman" w:cs="Times New Roman"/>
+        </w:rPr>
+      </w:pPr>
+    </w:p>
+    <w:p>
+      <w:pPr>
+        <w:pStyle w:val="NoSpacing"/>
+        <w:numPr>
+          <w:ilvl w:val="0"/>
+          <w:numId w:val="5"/>
+        </w:numPr>
+        <w:rPr>
+          <w:rFonts w:ascii="Times New Roman" w:hAnsi="Times New Roman" w:cs="Times New Roman"/>
+        </w:rPr>
+      </w:pPr>
+      <w:proofErr w:type="spellStart"/>
+      <w:r>
+        <w:rPr>
+          <w:rFonts w:ascii="Times New Roman" w:hAnsi="Times New Roman" w:cs="Times New Roman"/>
+        </w:rPr>
+        <w:t>v</w:t>
+      </w:r>
+      <w:r>
+        <w:rPr>
+          <w:rFonts w:ascii="Times New Roman" w:hAnsi="Times New Roman" w:cs="Times New Roman"/>
+        </w:rPr>
+        <w:t>ideo_url</w:t>
+      </w:r>
+      <w:proofErr w:type="spellEnd"/>
+    </w:p>
+    <w:p>
+      <w:pPr>
+        <w:pStyle w:val="NoSpacing"/>
+        <w:numPr>
+          <w:ilvl w:val="1"/>
+          <w:numId w:val="5"/>
+        </w:numPr>
+        <w:rPr>
+          <w:rFonts w:ascii="Times New Roman" w:hAnsi="Times New Roman" w:cs="Times New Roman"/>
+        </w:rPr>
+      </w:pPr>
+      <w:r>
+        <w:rPr>
+          <w:rFonts w:ascii="Times New Roman" w:hAnsi="Times New Roman" w:cs="Times New Roman"/>
+        </w:rPr>
+        <w:t>T</w:t>
+      </w:r>
+      <w:r>
+        <w:rPr>
+          <w:rFonts w:ascii="Times New Roman" w:hAnsi="Times New Roman" w:cs="Times New Roman"/>
+        </w:rPr>
+        <w:t>ype :</w:t>
+      </w:r>
+      <w:r>
+        <w:rPr>
+          <w:rFonts w:ascii="Times New Roman" w:hAnsi="Times New Roman" w:cs="Times New Roman"/>
+        </w:rPr>
+        <w:t xml:space="preserve"> </w:t>
+      </w:r>
+      <w:proofErr w:type="spellStart"/>
+      <w:r>
+        <w:rPr>
+          <w:rFonts w:ascii="Times New Roman" w:hAnsi="Times New Roman" w:cs="Times New Roman"/>
+        </w:rPr>
+        <w:t>models.URLField</w:t>
+      </w:r>
+      <w:proofErr w:type="spellEnd"/>
+      <w:r>
+        <w:rPr>
+          <w:rFonts w:ascii="Times New Roman" w:hAnsi="Times New Roman" w:cs="Times New Roman"/>
+        </w:rPr>
+        <w:t>(</w:t>
+      </w:r>
+      <w:r>
+        <w:rPr>
+          <w:rFonts w:ascii="Times New Roman" w:hAnsi="Times New Roman" w:cs="Times New Roman"/>
+        </w:rPr>
+        <w:t>storing URLs or Link</w:t>
+      </w:r>
+      <w:r>
+        <w:rPr>
+          <w:rFonts w:ascii="Times New Roman" w:hAnsi="Times New Roman" w:cs="Times New Roman"/>
+        </w:rPr>
+        <w:t>)</w:t>
+      </w:r>
+    </w:p>
+    <w:p>
+      <w:pPr>
+        <w:pStyle w:val="NoSpacing"/>
+        <w:numPr>
+          <w:ilvl w:val="1"/>
+          <w:numId w:val="5"/>
+        </w:numPr>
+        <w:rPr>
+          <w:rFonts w:ascii="Times New Roman" w:hAnsi="Times New Roman" w:cs="Times New Roman"/>
+        </w:rPr>
+      </w:pPr>
+      <w:r>
+        <w:rPr>
+          <w:rFonts w:ascii="Times New Roman" w:hAnsi="Times New Roman" w:cs="Times New Roman"/>
+        </w:rPr>
+        <w:t>Constraints :</w:t>
+      </w:r>
+      <w:r>
+        <w:rPr>
+          <w:rFonts w:ascii="Times New Roman" w:hAnsi="Times New Roman" w:cs="Times New Roman"/>
+        </w:rPr>
+        <w:t xml:space="preserve"> valid URL format</w:t>
+      </w:r>
+    </w:p>
+    <w:p>
+      <w:pPr>
+        <w:pStyle w:val="NoSpacing"/>
+        <w:numPr>
+          <w:ilvl w:val="1"/>
+          <w:numId w:val="5"/>
+        </w:numPr>
+        <w:rPr>
+          <w:rFonts w:ascii="Times New Roman" w:hAnsi="Times New Roman" w:cs="Times New Roman"/>
+        </w:rPr>
+      </w:pPr>
+      <w:r>
+        <w:rPr>
+          <w:rFonts w:ascii="Times New Roman" w:hAnsi="Times New Roman" w:cs="Times New Roman"/>
+        </w:rPr>
+        <w:t>Pu</w:t>
+      </w:r>
+      <w:r>
+        <w:rPr>
+          <w:rFonts w:ascii="Times New Roman" w:hAnsi="Times New Roman" w:cs="Times New Roman"/>
+        </w:rPr>
+        <w:t>rpose :</w:t>
+      </w:r>
+      <w:r>
+        <w:rPr>
+          <w:rFonts w:ascii="Times New Roman" w:hAnsi="Times New Roman" w:cs="Times New Roman"/>
+        </w:rPr>
+        <w:t xml:space="preserve"> storage of the vlog link video </w:t>
+      </w:r>
+      <w:r>
+        <w:rPr>
+          <w:rFonts w:ascii="Times New Roman" w:hAnsi="Times New Roman" w:cs="Times New Roman"/>
+        </w:rPr>
+        <w:t>(</w:t>
+      </w:r>
+      <w:r>
+        <w:rPr>
+          <w:rFonts w:ascii="Times New Roman" w:hAnsi="Times New Roman" w:cs="Times New Roman"/>
+        </w:rPr>
+        <w:t>Example</w:t>
+      </w:r>
+      <w:r>
+        <w:rPr>
+          <w:rFonts w:ascii="Times New Roman" w:hAnsi="Times New Roman" w:cs="Times New Roman"/>
+        </w:rPr>
+        <w:t>:</w:t>
+      </w:r>
+      <w:r>
+        <w:rPr>
+          <w:rFonts w:ascii="Times New Roman" w:hAnsi="Times New Roman" w:cs="Times New Roman"/>
+        </w:rPr>
+        <w:t xml:space="preserve"> </w:t>
+      </w:r>
+      <w:hyperlink r:id="rId6" w:history="1">
+        <w:r>
+          <w:rPr>
+            <w:rStyle w:val="Hyperlink"/>
+            <w:rFonts w:ascii="Times New Roman" w:hAnsi="Times New Roman" w:cs="Times New Roman"/>
+          </w:rPr>
+          <w:t>https://www.youtube.com/watch?v=fSzV1fecCw8</w:t>
+        </w:r>
+      </w:hyperlink>
+      <w:r>
+        <w:rPr>
+          <w:rFonts w:ascii="Times New Roman" w:hAnsi="Times New Roman" w:cs="Times New Roman"/>
+        </w:rPr>
+        <w:t>)</w:t>
+      </w:r>
+    </w:p>
+    <w:p>
+      <w:pPr>
+        <w:pStyle w:val="NoSpacing"/>
+        <w:ind w:left="1440"/>
+        <w:rPr>
+          <w:rFonts w:ascii="Times New Roman" w:hAnsi="Times New Roman" w:cs="Times New Roman"/>
+        </w:rPr>
+      </w:pPr>
+    </w:p>
+    <w:p>
+      <w:pPr>
+        <w:pStyle w:val="NoSpacing"/>
+        <w:numPr>
+          <w:ilvl w:val="0"/>
+          <w:numId w:val="5"/>
+        </w:numPr>
+        <w:rPr>
+          <w:rFonts w:ascii="Times New Roman" w:hAnsi="Times New Roman" w:cs="Times New Roman"/>
+        </w:rPr>
+      </w:pPr>
+      <w:r>
+        <w:rPr>
+          <w:rFonts w:ascii="Times New Roman" w:hAnsi="Times New Roman" w:cs="Times New Roman"/>
+        </w:rPr>
+        <w:t>description</w:t>
+      </w:r>
+    </w:p>
+    <w:p>
+      <w:pPr>
+        <w:pStyle w:val="NoSpacing"/>
+        <w:numPr>
+          <w:ilvl w:val="1"/>
+          <w:numId w:val="5"/>
+        </w:numPr>
+        <w:rPr>
+          <w:rFonts w:ascii="Times New Roman" w:hAnsi="Times New Roman" w:cs="Times New Roman"/>
+        </w:rPr>
+      </w:pPr>
+      <w:r>
+        <w:rPr>
+          <w:rFonts w:ascii="Times New Roman" w:hAnsi="Times New Roman" w:cs="Times New Roman"/>
+        </w:rPr>
+        <w:t>Type :</w:t>
+      </w:r>
+      <w:r>
+        <w:rPr>
+          <w:rFonts w:ascii="Times New Roman" w:hAnsi="Times New Roman" w:cs="Times New Roman"/>
+        </w:rPr>
+        <w:t xml:space="preserve"> </w:t>
+      </w:r>
+      <w:proofErr w:type="spellStart"/>
+      <w:r>
+        <w:rPr>
+          <w:rFonts w:ascii="Times New Roman" w:hAnsi="Times New Roman" w:cs="Times New Roman"/>
+        </w:rPr>
+        <w:t>models.TextField</w:t>
+      </w:r>
+      <w:proofErr w:type="spellEnd"/>
+      <w:r>
+        <w:rPr>
+          <w:rFonts w:ascii="Times New Roman" w:hAnsi="Times New Roman" w:cs="Times New Roman"/>
+        </w:rPr>
+        <w:t xml:space="preserve"> </w:t>
+      </w:r>
+      <w:r>
+        <w:rPr>
+          <w:rFonts w:ascii="Times New Roman" w:hAnsi="Times New Roman" w:cs="Times New Roman"/>
+        </w:rPr>
+        <w:t>(</w:t>
+      </w:r>
+      <w:r>
+        <w:rPr>
+          <w:rFonts w:ascii="Times New Roman" w:hAnsi="Times New Roman" w:cs="Times New Roman"/>
+        </w:rPr>
+        <w:t xml:space="preserve">storing </w:t>
+      </w:r>
+      <w:r>
+        <w:rPr>
+          <w:rFonts w:ascii="Times New Roman" w:hAnsi="Times New Roman" w:cs="Times New Roman"/>
+        </w:rPr>
+        <w:t>large</w:t>
+      </w:r>
+      <w:r>
+        <w:rPr>
+          <w:rFonts w:ascii="Times New Roman" w:hAnsi="Times New Roman" w:cs="Times New Roman"/>
+        </w:rPr>
+        <w:t xml:space="preserve"> </w:t>
+      </w:r>
+      <w:r>
+        <w:rPr>
+          <w:rFonts w:ascii="Times New Roman" w:hAnsi="Times New Roman" w:cs="Times New Roman"/>
+        </w:rPr>
+        <w:t>text</w:t>
+      </w:r>
+      <w:r>
+        <w:rPr>
+          <w:rFonts w:ascii="Times New Roman" w:hAnsi="Times New Roman" w:cs="Times New Roman"/>
+        </w:rPr>
+        <w:t xml:space="preserve"> </w:t>
+      </w:r>
+      <w:r>
+        <w:rPr>
+          <w:rFonts w:ascii="Times New Roman" w:hAnsi="Times New Roman" w:cs="Times New Roman"/>
+        </w:rPr>
+        <w:t>data</w:t>
+      </w:r>
+      <w:r>
+        <w:rPr>
+          <w:rFonts w:ascii="Times New Roman" w:hAnsi="Times New Roman" w:cs="Times New Roman"/>
+        </w:rPr>
+        <w:t>)</w:t>
+      </w:r>
+    </w:p>
+    <w:p>
+      <w:pPr>
+        <w:pStyle w:val="NoSpacing"/>
+        <w:numPr>
+          <w:ilvl w:val="1"/>
+          <w:numId w:val="5"/>
+        </w:numPr>
+        <w:rPr>
+          <w:rFonts w:ascii="Times New Roman" w:hAnsi="Times New Roman" w:cs="Times New Roman"/>
+        </w:rPr>
+      </w:pPr>
+      <w:r>
+        <w:rPr>
+          <w:rFonts w:ascii="Times New Roman" w:hAnsi="Times New Roman" w:cs="Times New Roman"/>
+        </w:rPr>
+        <w:t>Constraints :</w:t>
+      </w:r>
+      <w:r>
+        <w:rPr>
+          <w:rFonts w:ascii="Times New Roman" w:hAnsi="Times New Roman" w:cs="Times New Roman"/>
+        </w:rPr>
+        <w:t xml:space="preserve"> </w:t>
+      </w:r>
+      <w:r>
+        <w:rPr>
+          <w:rFonts w:ascii="Times New Roman" w:hAnsi="Times New Roman" w:cs="Times New Roman"/>
+        </w:rPr>
+        <w:t>blank=true</w:t>
+      </w:r>
+      <w:r>
+        <w:rPr>
+          <w:rFonts w:ascii="Times New Roman" w:hAnsi="Times New Roman" w:cs="Times New Roman"/>
+        </w:rPr>
+        <w:t xml:space="preserve"> (this is </w:t>
+      </w:r>
+      <w:r>
+        <w:rPr>
+          <w:rFonts w:ascii="Times New Roman" w:hAnsi="Times New Roman" w:cs="Times New Roman"/>
+        </w:rPr>
+        <w:t>allowed to</w:t>
+      </w:r>
+      <w:r>
+        <w:rPr>
+          <w:rFonts w:ascii="Times New Roman" w:hAnsi="Times New Roman" w:cs="Times New Roman"/>
+        </w:rPr>
+        <w:t xml:space="preserve"> be empty</w:t>
+      </w:r>
+      <w:r>
+        <w:rPr>
+          <w:rFonts w:ascii="Times New Roman" w:hAnsi="Times New Roman" w:cs="Times New Roman"/>
+        </w:rPr>
+        <w:t xml:space="preserve"> or blank</w:t>
+      </w:r>
+      <w:r>
+        <w:rPr>
+          <w:rFonts w:ascii="Times New Roman" w:hAnsi="Times New Roman" w:cs="Times New Roman"/>
+        </w:rPr>
+        <w:t>)</w:t>
+      </w:r>
+    </w:p>
+    <w:p>
+      <w:pPr>
+        <w:pStyle w:val="NoSpacing"/>
+        <w:numPr>
+          <w:ilvl w:val="1"/>
+          <w:numId w:val="5"/>
+        </w:numPr>
+        <w:rPr>
+          <w:rFonts w:ascii="Times New Roman" w:hAnsi="Times New Roman" w:cs="Times New Roman"/>
+        </w:rPr>
+      </w:pPr>
+      <w:r>
+        <w:rPr>
+          <w:rFonts w:ascii="Times New Roman" w:hAnsi="Times New Roman" w:cs="Times New Roman"/>
+        </w:rPr>
+        <w:t xml:space="preserve">Purpose : </w:t>
+      </w:r>
+      <w:r>
+        <w:rPr>
+          <w:rFonts w:ascii="Times New Roman" w:hAnsi="Times New Roman" w:cs="Times New Roman"/>
+        </w:rPr>
+        <w:t>description or summary data</w:t>
+      </w:r>
+    </w:p>
+    <w:p>
+      <w:pPr>
+        <w:pStyle w:val="NoSpacing"/>
+        <w:numPr>
+          <w:ilvl w:val="0"/>
+          <w:numId w:val="5"/>
+        </w:numPr>
+        <w:rPr>
+          <w:rFonts w:ascii="Times New Roman" w:hAnsi="Times New Roman" w:cs="Times New Roman"/>
+        </w:rPr>
+      </w:pPr>
+      <w:r>
+        <w:rPr>
+          <w:rFonts w:ascii="Times New Roman" w:hAnsi="Times New Roman" w:cs="Times New Roman"/>
+        </w:rPr>
+        <w:t>author</w:t>
+      </w:r>
+    </w:p>
+    <w:p>
+      <w:pPr>
+        <w:pStyle w:val="NoSpacing"/>
+        <w:numPr>
+          <w:ilvl w:val="1"/>
+          <w:numId w:val="5"/>
+        </w:numPr>
+        <w:rPr>
+          <w:rFonts w:ascii="Times New Roman" w:hAnsi="Times New Roman" w:cs="Times New Roman"/>
+        </w:rPr>
+      </w:pPr>
+      <w:r>
+        <w:rPr>
+          <w:rFonts w:ascii="Times New Roman" w:hAnsi="Times New Roman" w:cs="Times New Roman"/>
+        </w:rPr>
+        <w:t xml:space="preserve">Type: </w:t>
+      </w:r>
+      <w:proofErr w:type="spellStart"/>
+      <w:r>
+        <w:rPr>
+          <w:rFonts w:ascii="Times New Roman" w:hAnsi="Times New Roman" w:cs="Times New Roman"/>
+        </w:rPr>
+        <w:t>models.ForeignKey</w:t>
+      </w:r>
+      <w:proofErr w:type="spellEnd"/>
+      <w:r>
+        <w:rPr>
+          <w:rFonts w:ascii="Times New Roman" w:hAnsi="Times New Roman" w:cs="Times New Roman"/>
+        </w:rPr>
+        <w:t xml:space="preserve"> (many to one relationship)</w:t>
+      </w:r>
+    </w:p>
+    <w:p>
+      <w:pPr>
+        <w:pStyle w:val="NoSpacing"/>
+        <w:numPr>
+          <w:ilvl w:val="1"/>
+          <w:numId w:val="5"/>
+        </w:numPr>
+        <w:rPr>
+          <w:rFonts w:ascii="Times New Roman" w:hAnsi="Times New Roman" w:cs="Times New Roman"/>
+        </w:rPr>
+      </w:pPr>
+      <w:r>
+        <w:rPr>
+          <w:rFonts w:ascii="Times New Roman" w:hAnsi="Times New Roman" w:cs="Times New Roman"/>
+        </w:rPr>
+        <w:t xml:space="preserve">Constraints: </w:t>
+      </w:r>
+      <w:proofErr w:type="spellStart"/>
+      <w:r>
+        <w:rPr>
+          <w:rFonts w:ascii="Times New Roman" w:hAnsi="Times New Roman" w:cs="Times New Roman"/>
+        </w:rPr>
+        <w:t>on_delete</w:t>
+      </w:r>
+      <w:proofErr w:type="spellEnd"/>
+      <w:r>
+        <w:rPr>
+          <w:rFonts w:ascii="Times New Roman" w:hAnsi="Times New Roman" w:cs="Times New Roman"/>
+        </w:rPr>
+        <w:t>=</w:t>
+      </w:r>
+      <w:proofErr w:type="spellStart"/>
+      <w:r>
+        <w:rPr>
+          <w:rFonts w:ascii="Times New Roman" w:hAnsi="Times New Roman" w:cs="Times New Roman"/>
+        </w:rPr>
+        <w:t>models.CASCADE</w:t>
+      </w:r>
+      <w:proofErr w:type="spellEnd"/>
+      <w:r>
+        <w:rPr>
+          <w:rFonts w:ascii="Times New Roman" w:hAnsi="Times New Roman" w:cs="Times New Roman"/>
+        </w:rPr>
+        <w:t xml:space="preserve"> (when deleting the author automatic</w:t>
+      </w:r>
+      <w:r>
+        <w:rPr>
+          <w:rFonts w:ascii="Times New Roman" w:hAnsi="Times New Roman" w:cs="Times New Roman"/>
+        </w:rPr>
+        <w:t>ally</w:t>
+      </w:r>
+      <w:r>
+        <w:rPr>
+          <w:rFonts w:ascii="Times New Roman" w:hAnsi="Times New Roman" w:cs="Times New Roman"/>
+        </w:rPr>
+        <w:t xml:space="preserve"> deleted their </w:t>
+      </w:r>
+      <w:proofErr w:type="spellStart"/>
+      <w:r>
+        <w:rPr>
+          <w:rFonts w:ascii="Times New Roman" w:hAnsi="Times New Roman" w:cs="Times New Roman"/>
+        </w:rPr>
+        <w:t>vlogpost</w:t>
+      </w:r>
+      <w:proofErr w:type="spellEnd"/>
+      <w:r>
+        <w:rPr>
+          <w:rFonts w:ascii="Times New Roman" w:hAnsi="Times New Roman" w:cs="Times New Roman"/>
+        </w:rPr>
+        <w:t>)</w:t>
+      </w:r>
+    </w:p>
+    <w:p>
+      <w:pPr>
+        <w:pStyle w:val="NoSpacing"/>
+        <w:numPr>
+          <w:ilvl w:val="1"/>
+          <w:numId w:val="5"/>
+        </w:numPr>
+        <w:rPr>
+          <w:rFonts w:ascii="Times New Roman" w:hAnsi="Times New Roman" w:cs="Times New Roman"/>
+        </w:rPr>
+      </w:pPr>
+      <w:r>
+        <w:rPr>
+          <w:rFonts w:ascii="Times New Roman" w:hAnsi="Times New Roman" w:cs="Times New Roman"/>
+        </w:rPr>
+        <w:t xml:space="preserve"> </w:t>
+      </w:r>
+      <w:r>
+        <w:rPr>
+          <w:rFonts w:ascii="Times New Roman" w:hAnsi="Times New Roman" w:cs="Times New Roman"/>
+        </w:rPr>
+        <w:t xml:space="preserve">Purpose : to connect the author on their </w:t>
+      </w:r>
+      <w:proofErr w:type="spellStart"/>
+      <w:r>
+        <w:rPr>
+          <w:rFonts w:ascii="Times New Roman" w:hAnsi="Times New Roman" w:cs="Times New Roman"/>
+        </w:rPr>
+        <w:t>vlogpost</w:t>
+      </w:r>
+      <w:proofErr w:type="spellEnd"/>
+      <w:r>
+        <w:rPr>
+          <w:rFonts w:ascii="Times New Roman" w:hAnsi="Times New Roman" w:cs="Times New Roman"/>
+        </w:rPr>
+        <w:t xml:space="preserve"> and to easily delete both record</w:t>
+      </w:r>
+      <w:r>
+        <w:rPr>
+          <w:rFonts w:ascii="Times New Roman" w:hAnsi="Times New Roman" w:cs="Times New Roman"/>
+        </w:rPr>
+        <w:t>s instantly</w:t>
+      </w:r>
+    </w:p>
+    <w:p>
+      <w:pPr>
+        <w:pStyle w:val="NoSpacing"/>
+        <w:ind w:left="1440"/>
+        <w:rPr>
+          <w:rFonts w:ascii="Times New Roman" w:hAnsi="Times New Roman" w:cs="Times New Roman"/>
+        </w:rPr>
+      </w:pPr>
+    </w:p>
+    <w:p>
+      <w:pPr>
+        <w:pStyle w:val="NoSpacing"/>
+        <w:numPr>
+          <w:ilvl w:val="0"/>
+          <w:numId w:val="5"/>
+        </w:numPr>
+        <w:rPr>
+          <w:rFonts w:ascii="Times New Roman" w:hAnsi="Times New Roman" w:cs="Times New Roman"/>
+        </w:rPr>
+      </w:pPr>
+      <w:proofErr w:type="spellStart"/>
+      <w:r>
+        <w:rPr>
+          <w:rFonts w:ascii="Times New Roman" w:hAnsi="Times New Roman" w:cs="Times New Roman"/>
+        </w:rPr>
+        <w:lastRenderedPageBreak/>
+        <w:t>Published_date</w:t>
+      </w:r>
+      <w:proofErr w:type="spellEnd"/>
+    </w:p>
+    <w:p>
+      <w:pPr>
+        <w:pStyle w:val="NoSpacing"/>
+        <w:numPr>
+          <w:ilvl w:val="1"/>
+          <w:numId w:val="5"/>
+        </w:numPr>
+        <w:rPr>
+          <w:rFonts w:ascii="Times New Roman" w:hAnsi="Times New Roman" w:cs="Times New Roman"/>
+        </w:rPr>
+      </w:pPr>
+      <w:r>
+        <w:rPr>
+          <w:rFonts w:ascii="Times New Roman" w:hAnsi="Times New Roman" w:cs="Times New Roman"/>
+        </w:rPr>
+        <w:t xml:space="preserve">Type : </w:t>
+      </w:r>
+      <w:proofErr w:type="spellStart"/>
+      <w:r>
+        <w:rPr>
+          <w:rFonts w:ascii="Times New Roman" w:hAnsi="Times New Roman" w:cs="Times New Roman"/>
+        </w:rPr>
+        <w:t>models.DateTimeField</w:t>
+      </w:r>
+      <w:proofErr w:type="spellEnd"/>
+      <w:r>
+        <w:rPr>
+          <w:rFonts w:ascii="Times New Roman" w:hAnsi="Times New Roman" w:cs="Times New Roman"/>
+        </w:rPr>
+        <w:t xml:space="preserve"> (generating date and time</w:t>
+      </w:r>
+      <w:r>
+        <w:rPr>
+          <w:rFonts w:ascii="Times New Roman" w:hAnsi="Times New Roman" w:cs="Times New Roman"/>
+        </w:rPr>
+        <w:t xml:space="preserve"> today</w:t>
+      </w:r>
+      <w:r>
+        <w:rPr>
+          <w:rFonts w:ascii="Times New Roman" w:hAnsi="Times New Roman" w:cs="Times New Roman"/>
+        </w:rPr>
+        <w:t>)</w:t>
+      </w:r>
+    </w:p>
+    <w:p>
+      <w:pPr>
+        <w:pStyle w:val="NoSpacing"/>
+        <w:numPr>
+          <w:ilvl w:val="1"/>
+          <w:numId w:val="5"/>
+        </w:numPr>
+        <w:rPr>
+          <w:rFonts w:ascii="Times New Roman" w:hAnsi="Times New Roman" w:cs="Times New Roman"/>
+        </w:rPr>
+      </w:pPr>
+      <w:r>
+        <w:rPr>
+          <w:rFonts w:ascii="Times New Roman" w:hAnsi="Times New Roman" w:cs="Times New Roman"/>
+        </w:rPr>
+        <w:t xml:space="preserve">Constraints : </w:t>
+      </w:r>
+      <w:proofErr w:type="spellStart"/>
+      <w:r>
+        <w:rPr>
+          <w:rFonts w:ascii="Times New Roman" w:hAnsi="Times New Roman" w:cs="Times New Roman"/>
+        </w:rPr>
+        <w:t>auto_now_add</w:t>
+      </w:r>
+      <w:proofErr w:type="spellEnd"/>
+      <w:r>
+        <w:rPr>
+          <w:rFonts w:ascii="Times New Roman" w:hAnsi="Times New Roman" w:cs="Times New Roman"/>
+        </w:rPr>
+        <w:t>=true</w:t>
+      </w:r>
+      <w:r>
+        <w:rPr>
+          <w:rFonts w:ascii="Times New Roman" w:hAnsi="Times New Roman" w:cs="Times New Roman"/>
+        </w:rPr>
+        <w:br/>
+        <w:t>Automatically generate  date and time today and set on their records</w:t>
+      </w:r>
+    </w:p>
+    <w:p>
+      <w:pPr>
+        <w:pStyle w:val="NoSpacing"/>
+        <w:numPr>
+          <w:ilvl w:val="1"/>
+          <w:numId w:val="5"/>
+        </w:numPr>
+        <w:rPr>
+          <w:rFonts w:ascii="Times New Roman" w:hAnsi="Times New Roman" w:cs="Times New Roman"/>
+        </w:rPr>
+      </w:pPr>
+      <w:r>
+        <w:rPr>
+          <w:rFonts w:ascii="Times New Roman" w:hAnsi="Times New Roman" w:cs="Times New Roman"/>
+        </w:rPr>
+        <w:t>Purpose : to record when their vlog was published</w:t>
+      </w:r>
+    </w:p>
+    <w:p>
+      <w:pPr>
+        <w:pStyle w:val="NoSpacing"/>
+        <w:numPr>
+          <w:ilvl w:val="0"/>
+          <w:numId w:val="5"/>
+        </w:numPr>
+        <w:rPr>
+          <w:rFonts w:ascii="Times New Roman" w:hAnsi="Times New Roman" w:cs="Times New Roman"/>
+        </w:rPr>
+      </w:pPr>
+      <w:r>
+        <w:rPr>
+          <w:rFonts w:ascii="Times New Roman" w:hAnsi="Times New Roman" w:cs="Times New Roman"/>
+        </w:rPr>
+        <w:t>tags</w:t>
+      </w:r>
+    </w:p>
+    <w:p>
+      <w:pPr>
+        <w:pStyle w:val="NoSpacing"/>
+        <w:numPr>
+          <w:ilvl w:val="1"/>
+          <w:numId w:val="5"/>
+        </w:numPr>
+        <w:rPr>
+          <w:rFonts w:ascii="Times New Roman" w:hAnsi="Times New Roman" w:cs="Times New Roman"/>
+        </w:rPr>
+      </w:pPr>
+      <w:r>
+        <w:rPr>
+          <w:rFonts w:ascii="Times New Roman" w:hAnsi="Times New Roman" w:cs="Times New Roman"/>
+        </w:rPr>
+        <w:t>T</w:t>
+      </w:r>
+      <w:r>
+        <w:rPr>
+          <w:rFonts w:ascii="Times New Roman" w:hAnsi="Times New Roman" w:cs="Times New Roman"/>
+        </w:rPr>
+        <w:t>ype</w:t>
+      </w:r>
+      <w:r>
+        <w:rPr>
+          <w:rFonts w:ascii="Times New Roman" w:hAnsi="Times New Roman" w:cs="Times New Roman"/>
+        </w:rPr>
+        <w:t xml:space="preserve"> :</w:t>
+      </w:r>
+      <w:r>
+        <w:rPr>
+          <w:rFonts w:ascii="Times New Roman" w:hAnsi="Times New Roman" w:cs="Times New Roman"/>
+        </w:rPr>
+        <w:t xml:space="preserve"> </w:t>
+      </w:r>
+      <w:proofErr w:type="spellStart"/>
+      <w:r>
+        <w:rPr>
+          <w:rFonts w:ascii="Times New Roman" w:hAnsi="Times New Roman" w:cs="Times New Roman"/>
+        </w:rPr>
+        <w:t>models.CharField</w:t>
+      </w:r>
+      <w:proofErr w:type="spellEnd"/>
+      <w:r>
+        <w:rPr>
+          <w:rFonts w:ascii="Times New Roman" w:hAnsi="Times New Roman" w:cs="Times New Roman"/>
+        </w:rPr>
+        <w:t xml:space="preserve"> (</w:t>
+      </w:r>
+      <w:r>
+        <w:rPr>
+          <w:rFonts w:ascii="Times New Roman" w:hAnsi="Times New Roman" w:cs="Times New Roman"/>
+        </w:rPr>
+        <w:t xml:space="preserve">storing strings </w:t>
+      </w:r>
+      <w:r>
+        <w:rPr>
+          <w:rFonts w:ascii="Times New Roman" w:hAnsi="Times New Roman" w:cs="Times New Roman"/>
+        </w:rPr>
+        <w:t>characters</w:t>
+      </w:r>
+      <w:r>
+        <w:rPr>
+          <w:rFonts w:ascii="Times New Roman" w:hAnsi="Times New Roman" w:cs="Times New Roman"/>
+        </w:rPr>
+        <w:t xml:space="preserve"> same</w:t>
+      </w:r>
+      <w:r>
+        <w:rPr>
+          <w:rFonts w:ascii="Times New Roman" w:hAnsi="Times New Roman" w:cs="Times New Roman"/>
+        </w:rPr>
+        <w:t>)</w:t>
+      </w:r>
+    </w:p>
+    <w:p>
+      <w:pPr>
+        <w:pStyle w:val="NoSpacing"/>
+        <w:numPr>
+          <w:ilvl w:val="1"/>
+          <w:numId w:val="5"/>
+        </w:numPr>
+        <w:rPr>
+          <w:rFonts w:ascii="Times New Roman" w:hAnsi="Times New Roman" w:cs="Times New Roman"/>
+        </w:rPr>
+      </w:pPr>
+      <w:r>
+        <w:rPr>
+          <w:rFonts w:ascii="Times New Roman" w:hAnsi="Times New Roman" w:cs="Times New Roman"/>
+        </w:rPr>
+        <w:t>Constraints :</w:t>
+      </w:r>
+      <w:r>
+        <w:rPr>
+          <w:rFonts w:ascii="Times New Roman" w:hAnsi="Times New Roman" w:cs="Times New Roman"/>
+        </w:rPr>
+        <w:br/>
+      </w:r>
+      <w:proofErr w:type="spellStart"/>
+      <w:r>
+        <w:rPr>
+          <w:rFonts w:ascii="Times New Roman" w:hAnsi="Times New Roman" w:cs="Times New Roman"/>
+        </w:rPr>
+        <w:t>max_length</w:t>
+      </w:r>
+      <w:proofErr w:type="spellEnd"/>
+      <w:r>
+        <w:rPr>
+          <w:rFonts w:ascii="Times New Roman" w:hAnsi="Times New Roman" w:cs="Times New Roman"/>
+        </w:rPr>
+        <w:t xml:space="preserve">=200 </w:t>
+      </w:r>
+      <w:r>
+        <w:rPr>
+          <w:rFonts w:ascii="Times New Roman" w:hAnsi="Times New Roman" w:cs="Times New Roman"/>
+        </w:rPr>
+        <w:t>(maximum of 200 characters)</w:t>
+      </w:r>
+      <w:r>
+        <w:rPr>
+          <w:rFonts w:ascii="Times New Roman" w:hAnsi="Times New Roman" w:cs="Times New Roman"/>
+        </w:rPr>
+        <w:br/>
+        <w:t>blank=True</w:t>
+      </w:r>
+      <w:r>
+        <w:rPr>
+          <w:rFonts w:ascii="Times New Roman" w:hAnsi="Times New Roman" w:cs="Times New Roman"/>
+        </w:rPr>
+        <w:t xml:space="preserve"> </w:t>
+      </w:r>
+      <w:r>
+        <w:rPr>
+          <w:rFonts w:ascii="Times New Roman" w:hAnsi="Times New Roman" w:cs="Times New Roman"/>
+        </w:rPr>
+        <w:t>(this is allowed to be empty or blank)</w:t>
+      </w:r>
+    </w:p>
+    <w:p>
+      <w:pPr>
+        <w:pStyle w:val="NoSpacing"/>
+        <w:numPr>
+          <w:ilvl w:val="1"/>
+          <w:numId w:val="5"/>
+        </w:numPr>
+        <w:rPr>
+          <w:rFonts w:ascii="Times New Roman" w:hAnsi="Times New Roman" w:cs="Times New Roman"/>
+        </w:rPr>
+      </w:pPr>
+      <w:r>
+        <w:rPr>
+          <w:rFonts w:ascii="Times New Roman" w:hAnsi="Times New Roman" w:cs="Times New Roman"/>
+        </w:rPr>
+        <w:t>Purpose :</w:t>
+      </w:r>
+      <w:r>
+        <w:rPr>
+          <w:rFonts w:ascii="Times New Roman" w:hAnsi="Times New Roman" w:cs="Times New Roman"/>
+        </w:rPr>
+        <w:t xml:space="preserve"> to storing comma-separated values (Example: “</w:t>
+      </w:r>
+      <w:proofErr w:type="spellStart"/>
+      <w:r>
+        <w:rPr>
+          <w:rFonts w:ascii="Times New Roman" w:hAnsi="Times New Roman" w:cs="Times New Roman"/>
+        </w:rPr>
+        <w:t>travel”,”trending”,”education</w:t>
+      </w:r>
+      <w:proofErr w:type="spellEnd"/>
+      <w:r>
+        <w:rPr>
+          <w:rFonts w:ascii="Times New Roman" w:hAnsi="Times New Roman" w:cs="Times New Roman"/>
+        </w:rPr>
+        <w:t>”)</w:t>
+      </w:r>
+    </w:p>
+    <w:p>
+      <w:pPr>
+        <w:pStyle w:val="NoSpacing"/>
+        <w:ind w:left="1440"/>
+        <w:rPr>
+          <w:rFonts w:ascii="Times New Roman" w:hAnsi="Times New Roman" w:cs="Times New Roman"/>
+        </w:rPr>
+      </w:pPr>
+    </w:p>
+    <w:p>
+      <w:pPr>
+        <w:rPr>
+          <w:rFonts w:ascii="Times New Roman" w:hAnsi="Times New Roman" w:cs="Times New Roman"/>
+        </w:rPr>
+      </w:pPr>
+    </w:p>
+    <w:p>
+      <w:pPr>
+        <w:rPr>
+          <w:rFonts w:ascii="Times New Roman" w:hAnsi="Times New Roman" w:cs="Times New Roman"/>
+        </w:rPr>
+      </w:pPr>
+    </w:p>
+    <w:p>
+      <w:pPr>
         <w:rPr>
           <w:rFonts w:ascii="Times New Roman" w:hAnsi="Times New Roman" w:cs="Times New Roman"/>
           <w:b/>
@@ -271,6 +1383,67 @@
         <w:rPr>
           <w:rFonts w:ascii="Times New Roman" w:hAnsi="Times New Roman" w:cs="Times New Roman"/>
         </w:rPr>
+        <w:drawing>
+          <wp:inline distT="0" distB="0" distL="0" distR="0" wp14:anchorId="0E503243" wp14:editId="3B1EA196">
+            <wp:extent cx="5943600" cy="2859405"/>
+            <wp:effectExtent l="0" t="0" r="0" b="0"/>
+            <wp:docPr id="5" name="Picture 5"/>
+            <wp:cNvGraphicFramePr>
+              <a:graphicFrameLocks xmlns:a="http://schemas.openxmlformats.org/drawingml/2006/main" noChangeAspect="1"/>
+            </wp:cNvGraphicFramePr>
+            <a:graphic xmlns:a="http://schemas.openxmlformats.org/drawingml/2006/main">
+              <a:graphicData uri="http://schemas.openxmlformats.org/drawingml/2006/picture">
+                <pic:pic xmlns:pic="http://schemas.openxmlformats.org/drawingml/2006/picture">
+                  <pic:nvPicPr>
+                    <pic:cNvPr id="1" name=""/>
+                    <pic:cNvPicPr/>
+                  </pic:nvPicPr>
+                  <pic:blipFill>
+                    <a:blip r:embed="rId7"/>
+                    <a:stretch>
+                      <a:fillRect/>
+                    </a:stretch>
+                  </pic:blipFill>
+                  <pic:spPr>
+                    <a:xfrm>
+                      <a:off x="0" y="0"/>
+                      <a:ext cx="5943600" cy="2859405"/>
+                    </a:xfrm>
+                    <a:prstGeom prst="rect">
+                      <a:avLst/>
+                    </a:prstGeom>
+                  </pic:spPr>
+                </pic:pic>
+              </a:graphicData>
+            </a:graphic>
+          </wp:inline>
+        </w:drawing>
+      </w:r>
+    </w:p>
+    <w:p>
+      <w:pPr>
+        <w:pStyle w:val="ListParagraph"/>
+        <w:numPr>
+          <w:ilvl w:val="0"/>
+          <w:numId w:val="6"/>
+        </w:numPr>
+        <w:rPr>
+          <w:rFonts w:ascii="Times New Roman" w:hAnsi="Times New Roman" w:cs="Times New Roman"/>
+        </w:rPr>
+      </w:pPr>
+      <w:bookmarkStart w:id="0" w:name="_GoBack"/>
+      <w:bookmarkEnd w:id="0"/>
+    </w:p>
+    <w:p>
+      <w:pPr>
+        <w:rPr>
+          <w:rFonts w:ascii="Times New Roman" w:hAnsi="Times New Roman" w:cs="Times New Roman"/>
+        </w:rPr>
+      </w:pPr>
+      <w:r>
+        <w:rPr>
+          <w:rFonts w:ascii="Times New Roman" w:hAnsi="Times New Roman" w:cs="Times New Roman"/>
+        </w:rPr>
         <w:t xml:space="preserve">b. Write a </w:t>
       </w:r>
       <w:proofErr w:type="spellStart"/>
@@ -394,6 +1567,7 @@
         <w:rPr>
           <w:rFonts w:ascii="Times New Roman" w:hAnsi="Times New Roman" w:cs="Times New Roman"/>
         </w:rPr>
+        <w:lastRenderedPageBreak/>
         <w:t xml:space="preserve">b. Write an </w:t>
       </w:r>
       <w:proofErr w:type="spellStart"/>
@@ -644,10 +1818,8 @@
         <w:rPr>
           <w:rFonts w:ascii="Times New Roman" w:hAnsi="Times New Roman" w:cs="Times New Roman"/>
         </w:rPr>
-        <w:lastRenderedPageBreak/>
         <w:br/>
       </w:r>
-      <w:bookmarkStart w:id="0" w:name="_GoBack"/>
       <w:r>
         <w:rPr>
           <w:rFonts w:ascii="Times New Roman" w:hAnsi="Times New Roman" w:cs="Times New Roman"/>
@@ -655,7 +1827,6 @@
         </w:rPr>
         <w:t>Section 5: URL Configuration (10 Points)</w:t>
       </w:r>
-      <w:bookmarkEnd w:id="0"/>
     </w:p>
     <w:p>
       <w:pPr>
@@ -907,6 +2078,653 @@
     </w:sectPr>
   </w:body>
 </w:document>
+</file>
+
+<file path=word/numbering.xml><?xml version="1.0" encoding="utf-8"?>
+<w:numbering xmlns:wpc="http://schemas.microsoft.com/office/word/2010/wordprocessingCanvas" xmlns:cx="http://schemas.microsoft.com/office/drawing/2014/chartex" xmlns:cx1="http://schemas.microsoft.com/office/drawing/2015/9/8/chartex" xmlns:mc="http://schemas.openxmlformats.org/markup-compatibility/2006" xmlns:o="urn:schemas-microsoft-com:office:office" xmlns:r="http://schemas.openxmlformats.org/officeDocument/2006/relationships" xmlns:m="http://schemas.openxmlformats.org/officeDocument/2006/math" xmlns:v="urn:schemas-microsoft-com:vml" xmlns:wp14="http://schemas.microsoft.com/office/word/2010/wordprocessingDrawing" xmlns:wp="http://schemas.openxmlformats.org/drawingml/2006/wordprocessingDrawing" xmlns:w10="urn:schemas-microsoft-com:office:word" xmlns:w="http://schemas.openxmlformats.org/wordprocessingml/2006/main" xmlns:w14="http://schemas.microsoft.com/office/word/2010/wordml" xmlns:w15="http://schemas.microsoft.com/office/word/2012/wordml" xmlns:w16se="http://schemas.microsoft.com/office/word/2015/wordml/symex" xmlns:wpg="http://schemas.microsoft.com/office/word/2010/wordprocessingGroup" xmlns:wpi="http://schemas.microsoft.com/office/word/2010/wordprocessingInk" xmlns:wne="http://schemas.microsoft.com/office/word/2006/wordml" xmlns:wps="http://schemas.microsoft.com/office/word/2010/wordprocessingShape" mc:Ignorable="w14 w15 w16se wp14">
+  <w:abstractNum w:abstractNumId="0" w15:restartNumberingAfterBreak="0">
+    <w:nsid w:val="0E883165"/>
+    <w:multiLevelType w:val="hybridMultilevel"/>
+    <w:tmpl w:val="4ABEE046"/>
+    <w:lvl w:ilvl="0" w:tplc="3409000F">
+      <w:start w:val="1"/>
+      <w:numFmt w:val="decimal"/>
+      <w:lvlText w:val="%1."/>
+      <w:lvlJc w:val="left"/>
+      <w:pPr>
+        <w:ind w:left="720" w:hanging="360"/>
+      </w:pPr>
+    </w:lvl>
+    <w:lvl w:ilvl="1" w:tplc="34090019">
+      <w:start w:val="1"/>
+      <w:numFmt w:val="lowerLetter"/>
+      <w:lvlText w:val="%2."/>
+      <w:lvlJc w:val="left"/>
+      <w:pPr>
+        <w:ind w:left="1440" w:hanging="360"/>
+      </w:pPr>
+    </w:lvl>
+    <w:lvl w:ilvl="2" w:tplc="3409001B">
+      <w:start w:val="1"/>
+      <w:numFmt w:val="lowerRoman"/>
+      <w:lvlText w:val="%3."/>
+      <w:lvlJc w:val="right"/>
+      <w:pPr>
+        <w:ind w:left="2160" w:hanging="180"/>
+      </w:pPr>
+    </w:lvl>
+    <w:lvl w:ilvl="3" w:tplc="3409000F" w:tentative="1">
+      <w:start w:val="1"/>
+      <w:numFmt w:val="decimal"/>
+      <w:lvlText w:val="%4."/>
+      <w:lvlJc w:val="left"/>
+      <w:pPr>
+        <w:ind w:left="2880" w:hanging="360"/>
+      </w:pPr>
+    </w:lvl>
+    <w:lvl w:ilvl="4" w:tplc="34090019" w:tentative="1">
+      <w:start w:val="1"/>
+      <w:numFmt w:val="lowerLetter"/>
+      <w:lvlText w:val="%5."/>
+      <w:lvlJc w:val="left"/>
+      <w:pPr>
+        <w:ind w:left="3600" w:hanging="360"/>
+      </w:pPr>
+    </w:lvl>
+    <w:lvl w:ilvl="5" w:tplc="3409001B" w:tentative="1">
+      <w:start w:val="1"/>
+      <w:numFmt w:val="lowerRoman"/>
+      <w:lvlText w:val="%6."/>
+      <w:lvlJc w:val="right"/>
+      <w:pPr>
+        <w:ind w:left="4320" w:hanging="180"/>
+      </w:pPr>
+    </w:lvl>
+    <w:lvl w:ilvl="6" w:tplc="3409000F" w:tentative="1">
+      <w:start w:val="1"/>
+      <w:numFmt w:val="decimal"/>
+      <w:lvlText w:val="%7."/>
+      <w:lvlJc w:val="left"/>
+      <w:pPr>
+        <w:ind w:left="5040" w:hanging="360"/>
+      </w:pPr>
+    </w:lvl>
+    <w:lvl w:ilvl="7" w:tplc="34090019" w:tentative="1">
+      <w:start w:val="1"/>
+      <w:numFmt w:val="lowerLetter"/>
+      <w:lvlText w:val="%8."/>
+      <w:lvlJc w:val="left"/>
+      <w:pPr>
+        <w:ind w:left="5760" w:hanging="360"/>
+      </w:pPr>
+    </w:lvl>
+    <w:lvl w:ilvl="8" w:tplc="3409001B" w:tentative="1">
+      <w:start w:val="1"/>
+      <w:numFmt w:val="lowerRoman"/>
+      <w:lvlText w:val="%9."/>
+      <w:lvlJc w:val="right"/>
+      <w:pPr>
+        <w:ind w:left="6480" w:hanging="180"/>
+      </w:pPr>
+    </w:lvl>
+  </w:abstractNum>
+  <w:abstractNum w:abstractNumId="1" w15:restartNumberingAfterBreak="0">
+    <w:nsid w:val="127B2DC2"/>
+    <w:multiLevelType w:val="hybridMultilevel"/>
+    <w:tmpl w:val="6770C996"/>
+    <w:lvl w:ilvl="0" w:tplc="3409000F">
+      <w:start w:val="1"/>
+      <w:numFmt w:val="decimal"/>
+      <w:lvlText w:val="%1."/>
+      <w:lvlJc w:val="left"/>
+      <w:pPr>
+        <w:ind w:left="720" w:hanging="360"/>
+      </w:pPr>
+    </w:lvl>
+    <w:lvl w:ilvl="1" w:tplc="34090019" w:tentative="1">
+      <w:start w:val="1"/>
+      <w:numFmt w:val="lowerLetter"/>
+      <w:lvlText w:val="%2."/>
+      <w:lvlJc w:val="left"/>
+      <w:pPr>
+        <w:ind w:left="1440" w:hanging="360"/>
+      </w:pPr>
+    </w:lvl>
+    <w:lvl w:ilvl="2" w:tplc="3409001B" w:tentative="1">
+      <w:start w:val="1"/>
+      <w:numFmt w:val="lowerRoman"/>
+      <w:lvlText w:val="%3."/>
+      <w:lvlJc w:val="right"/>
+      <w:pPr>
+        <w:ind w:left="2160" w:hanging="180"/>
+      </w:pPr>
+    </w:lvl>
+    <w:lvl w:ilvl="3" w:tplc="3409000F" w:tentative="1">
+      <w:start w:val="1"/>
+      <w:numFmt w:val="decimal"/>
+      <w:lvlText w:val="%4."/>
+      <w:lvlJc w:val="left"/>
+      <w:pPr>
+        <w:ind w:left="2880" w:hanging="360"/>
+      </w:pPr>
+    </w:lvl>
+    <w:lvl w:ilvl="4" w:tplc="34090019" w:tentative="1">
+      <w:start w:val="1"/>
+      <w:numFmt w:val="lowerLetter"/>
+      <w:lvlText w:val="%5."/>
+      <w:lvlJc w:val="left"/>
+      <w:pPr>
+        <w:ind w:left="3600" w:hanging="360"/>
+      </w:pPr>
+    </w:lvl>
+    <w:lvl w:ilvl="5" w:tplc="3409001B" w:tentative="1">
+      <w:start w:val="1"/>
+      <w:numFmt w:val="lowerRoman"/>
+      <w:lvlText w:val="%6."/>
+      <w:lvlJc w:val="right"/>
+      <w:pPr>
+        <w:ind w:left="4320" w:hanging="180"/>
+      </w:pPr>
+    </w:lvl>
+    <w:lvl w:ilvl="6" w:tplc="3409000F" w:tentative="1">
+      <w:start w:val="1"/>
+      <w:numFmt w:val="decimal"/>
+      <w:lvlText w:val="%7."/>
+      <w:lvlJc w:val="left"/>
+      <w:pPr>
+        <w:ind w:left="5040" w:hanging="360"/>
+      </w:pPr>
+    </w:lvl>
+    <w:lvl w:ilvl="7" w:tplc="34090019" w:tentative="1">
+      <w:start w:val="1"/>
+      <w:numFmt w:val="lowerLetter"/>
+      <w:lvlText w:val="%8."/>
+      <w:lvlJc w:val="left"/>
+      <w:pPr>
+        <w:ind w:left="5760" w:hanging="360"/>
+      </w:pPr>
+    </w:lvl>
+    <w:lvl w:ilvl="8" w:tplc="3409001B" w:tentative="1">
+      <w:start w:val="1"/>
+      <w:numFmt w:val="lowerRoman"/>
+      <w:lvlText w:val="%9."/>
+      <w:lvlJc w:val="right"/>
+      <w:pPr>
+        <w:ind w:left="6480" w:hanging="180"/>
+      </w:pPr>
+    </w:lvl>
+  </w:abstractNum>
+  <w:abstractNum w:abstractNumId="2" w15:restartNumberingAfterBreak="0">
+    <w:nsid w:val="2B6A422E"/>
+    <w:multiLevelType w:val="hybridMultilevel"/>
+    <w:tmpl w:val="44445CD2"/>
+    <w:lvl w:ilvl="0" w:tplc="34090001">
+      <w:start w:val="1"/>
+      <w:numFmt w:val="bullet"/>
+      <w:lvlText w:val=""/>
+      <w:lvlJc w:val="left"/>
+      <w:pPr>
+        <w:ind w:left="1440" w:hanging="360"/>
+      </w:pPr>
+      <w:rPr>
+        <w:rFonts w:ascii="Symbol" w:hAnsi="Symbol" w:hint="default"/>
+      </w:rPr>
+    </w:lvl>
+    <w:lvl w:ilvl="1" w:tplc="34090003" w:tentative="1">
+      <w:start w:val="1"/>
+      <w:numFmt w:val="bullet"/>
+      <w:lvlText w:val="o"/>
+      <w:lvlJc w:val="left"/>
+      <w:pPr>
+        <w:ind w:left="2160" w:hanging="360"/>
+      </w:pPr>
+      <w:rPr>
+        <w:rFonts w:ascii="Courier New" w:hAnsi="Courier New" w:cs="Courier New" w:hint="default"/>
+      </w:rPr>
+    </w:lvl>
+    <w:lvl w:ilvl="2" w:tplc="34090005" w:tentative="1">
+      <w:start w:val="1"/>
+      <w:numFmt w:val="bullet"/>
+      <w:lvlText w:val=""/>
+      <w:lvlJc w:val="left"/>
+      <w:pPr>
+        <w:ind w:left="2880" w:hanging="360"/>
+      </w:pPr>
+      <w:rPr>
+        <w:rFonts w:ascii="Wingdings" w:hAnsi="Wingdings" w:hint="default"/>
+      </w:rPr>
+    </w:lvl>
+    <w:lvl w:ilvl="3" w:tplc="34090001" w:tentative="1">
+      <w:start w:val="1"/>
+      <w:numFmt w:val="bullet"/>
+      <w:lvlText w:val=""/>
+      <w:lvlJc w:val="left"/>
+      <w:pPr>
+        <w:ind w:left="3600" w:hanging="360"/>
+      </w:pPr>
+      <w:rPr>
+        <w:rFonts w:ascii="Symbol" w:hAnsi="Symbol" w:hint="default"/>
+      </w:rPr>
+    </w:lvl>
+    <w:lvl w:ilvl="4" w:tplc="34090003" w:tentative="1">
+      <w:start w:val="1"/>
+      <w:numFmt w:val="bullet"/>
+      <w:lvlText w:val="o"/>
+      <w:lvlJc w:val="left"/>
+      <w:pPr>
+        <w:ind w:left="4320" w:hanging="360"/>
+      </w:pPr>
+      <w:rPr>
+        <w:rFonts w:ascii="Courier New" w:hAnsi="Courier New" w:cs="Courier New" w:hint="default"/>
+      </w:rPr>
+    </w:lvl>
+    <w:lvl w:ilvl="5" w:tplc="34090005" w:tentative="1">
+      <w:start w:val="1"/>
+      <w:numFmt w:val="bullet"/>
+      <w:lvlText w:val=""/>
+      <w:lvlJc w:val="left"/>
+      <w:pPr>
+        <w:ind w:left="5040" w:hanging="360"/>
+      </w:pPr>
+      <w:rPr>
+        <w:rFonts w:ascii="Wingdings" w:hAnsi="Wingdings" w:hint="default"/>
+      </w:rPr>
+    </w:lvl>
+    <w:lvl w:ilvl="6" w:tplc="34090001" w:tentative="1">
+      <w:start w:val="1"/>
+      <w:numFmt w:val="bullet"/>
+      <w:lvlText w:val=""/>
+      <w:lvlJc w:val="left"/>
+      <w:pPr>
+        <w:ind w:left="5760" w:hanging="360"/>
+      </w:pPr>
+      <w:rPr>
+        <w:rFonts w:ascii="Symbol" w:hAnsi="Symbol" w:hint="default"/>
+      </w:rPr>
+    </w:lvl>
+    <w:lvl w:ilvl="7" w:tplc="34090003" w:tentative="1">
+      <w:start w:val="1"/>
+      <w:numFmt w:val="bullet"/>
+      <w:lvlText w:val="o"/>
+      <w:lvlJc w:val="left"/>
+      <w:pPr>
+        <w:ind w:left="6480" w:hanging="360"/>
+      </w:pPr>
+      <w:rPr>
+        <w:rFonts w:ascii="Courier New" w:hAnsi="Courier New" w:cs="Courier New" w:hint="default"/>
+      </w:rPr>
+    </w:lvl>
+    <w:lvl w:ilvl="8" w:tplc="34090005" w:tentative="1">
+      <w:start w:val="1"/>
+      <w:numFmt w:val="bullet"/>
+      <w:lvlText w:val=""/>
+      <w:lvlJc w:val="left"/>
+      <w:pPr>
+        <w:ind w:left="7200" w:hanging="360"/>
+      </w:pPr>
+      <w:rPr>
+        <w:rFonts w:ascii="Wingdings" w:hAnsi="Wingdings" w:hint="default"/>
+      </w:rPr>
+    </w:lvl>
+  </w:abstractNum>
+  <w:abstractNum w:abstractNumId="3" w15:restartNumberingAfterBreak="0">
+    <w:nsid w:val="2E006126"/>
+    <w:multiLevelType w:val="hybridMultilevel"/>
+    <w:tmpl w:val="52ACED86"/>
+    <w:lvl w:ilvl="0" w:tplc="34090001">
+      <w:start w:val="1"/>
+      <w:numFmt w:val="bullet"/>
+      <w:lvlText w:val=""/>
+      <w:lvlJc w:val="left"/>
+      <w:pPr>
+        <w:ind w:left="720" w:hanging="360"/>
+      </w:pPr>
+      <w:rPr>
+        <w:rFonts w:ascii="Symbol" w:hAnsi="Symbol" w:hint="default"/>
+      </w:rPr>
+    </w:lvl>
+    <w:lvl w:ilvl="1" w:tplc="34090003" w:tentative="1">
+      <w:start w:val="1"/>
+      <w:numFmt w:val="bullet"/>
+      <w:lvlText w:val="o"/>
+      <w:lvlJc w:val="left"/>
+      <w:pPr>
+        <w:ind w:left="1440" w:hanging="360"/>
+      </w:pPr>
+      <w:rPr>
+        <w:rFonts w:ascii="Courier New" w:hAnsi="Courier New" w:cs="Courier New" w:hint="default"/>
+      </w:rPr>
+    </w:lvl>
+    <w:lvl w:ilvl="2" w:tplc="34090005" w:tentative="1">
+      <w:start w:val="1"/>
+      <w:numFmt w:val="bullet"/>
+      <w:lvlText w:val=""/>
+      <w:lvlJc w:val="left"/>
+      <w:pPr>
+        <w:ind w:left="2160" w:hanging="360"/>
+      </w:pPr>
+      <w:rPr>
+        <w:rFonts w:ascii="Wingdings" w:hAnsi="Wingdings" w:hint="default"/>
+      </w:rPr>
+    </w:lvl>
+    <w:lvl w:ilvl="3" w:tplc="34090001" w:tentative="1">
+      <w:start w:val="1"/>
+      <w:numFmt w:val="bullet"/>
+      <w:lvlText w:val=""/>
+      <w:lvlJc w:val="left"/>
+      <w:pPr>
+        <w:ind w:left="2880" w:hanging="360"/>
+      </w:pPr>
+      <w:rPr>
+        <w:rFonts w:ascii="Symbol" w:hAnsi="Symbol" w:hint="default"/>
+      </w:rPr>
+    </w:lvl>
+    <w:lvl w:ilvl="4" w:tplc="34090003" w:tentative="1">
+      <w:start w:val="1"/>
+      <w:numFmt w:val="bullet"/>
+      <w:lvlText w:val="o"/>
+      <w:lvlJc w:val="left"/>
+      <w:pPr>
+        <w:ind w:left="3600" w:hanging="360"/>
+      </w:pPr>
+      <w:rPr>
+        <w:rFonts w:ascii="Courier New" w:hAnsi="Courier New" w:cs="Courier New" w:hint="default"/>
+      </w:rPr>
+    </w:lvl>
+    <w:lvl w:ilvl="5" w:tplc="34090005" w:tentative="1">
+      <w:start w:val="1"/>
+      <w:numFmt w:val="bullet"/>
+      <w:lvlText w:val=""/>
+      <w:lvlJc w:val="left"/>
+      <w:pPr>
+        <w:ind w:left="4320" w:hanging="360"/>
+      </w:pPr>
+      <w:rPr>
+        <w:rFonts w:ascii="Wingdings" w:hAnsi="Wingdings" w:hint="default"/>
+      </w:rPr>
+    </w:lvl>
+    <w:lvl w:ilvl="6" w:tplc="34090001" w:tentative="1">
+      <w:start w:val="1"/>
+      <w:numFmt w:val="bullet"/>
+      <w:lvlText w:val=""/>
+      <w:lvlJc w:val="left"/>
+      <w:pPr>
+        <w:ind w:left="5040" w:hanging="360"/>
+      </w:pPr>
+      <w:rPr>
+        <w:rFonts w:ascii="Symbol" w:hAnsi="Symbol" w:hint="default"/>
+      </w:rPr>
+    </w:lvl>
+    <w:lvl w:ilvl="7" w:tplc="34090003" w:tentative="1">
+      <w:start w:val="1"/>
+      <w:numFmt w:val="bullet"/>
+      <w:lvlText w:val="o"/>
+      <w:lvlJc w:val="left"/>
+      <w:pPr>
+        <w:ind w:left="5760" w:hanging="360"/>
+      </w:pPr>
+      <w:rPr>
+        <w:rFonts w:ascii="Courier New" w:hAnsi="Courier New" w:cs="Courier New" w:hint="default"/>
+      </w:rPr>
+    </w:lvl>
+    <w:lvl w:ilvl="8" w:tplc="34090005" w:tentative="1">
+      <w:start w:val="1"/>
+      <w:numFmt w:val="bullet"/>
+      <w:lvlText w:val=""/>
+      <w:lvlJc w:val="left"/>
+      <w:pPr>
+        <w:ind w:left="6480" w:hanging="360"/>
+      </w:pPr>
+      <w:rPr>
+        <w:rFonts w:ascii="Wingdings" w:hAnsi="Wingdings" w:hint="default"/>
+      </w:rPr>
+    </w:lvl>
+  </w:abstractNum>
+  <w:abstractNum w:abstractNumId="4" w15:restartNumberingAfterBreak="0">
+    <w:nsid w:val="2FB728D5"/>
+    <w:multiLevelType w:val="hybridMultilevel"/>
+    <w:tmpl w:val="645A4128"/>
+    <w:lvl w:ilvl="0" w:tplc="34090001">
+      <w:start w:val="1"/>
+      <w:numFmt w:val="bullet"/>
+      <w:lvlText w:val=""/>
+      <w:lvlJc w:val="left"/>
+      <w:pPr>
+        <w:ind w:left="720" w:hanging="360"/>
+      </w:pPr>
+      <w:rPr>
+        <w:rFonts w:ascii="Symbol" w:hAnsi="Symbol" w:hint="default"/>
+      </w:rPr>
+    </w:lvl>
+    <w:lvl w:ilvl="1" w:tplc="34090003" w:tentative="1">
+      <w:start w:val="1"/>
+      <w:numFmt w:val="bullet"/>
+      <w:lvlText w:val="o"/>
+      <w:lvlJc w:val="left"/>
+      <w:pPr>
+        <w:ind w:left="1440" w:hanging="360"/>
+      </w:pPr>
+      <w:rPr>
+        <w:rFonts w:ascii="Courier New" w:hAnsi="Courier New" w:cs="Courier New" w:hint="default"/>
+      </w:rPr>
+    </w:lvl>
+    <w:lvl w:ilvl="2" w:tplc="34090005" w:tentative="1">
+      <w:start w:val="1"/>
+      <w:numFmt w:val="bullet"/>
+      <w:lvlText w:val=""/>
+      <w:lvlJc w:val="left"/>
+      <w:pPr>
+        <w:ind w:left="2160" w:hanging="360"/>
+      </w:pPr>
+      <w:rPr>
+        <w:rFonts w:ascii="Wingdings" w:hAnsi="Wingdings" w:hint="default"/>
+      </w:rPr>
+    </w:lvl>
+    <w:lvl w:ilvl="3" w:tplc="34090001" w:tentative="1">
+      <w:start w:val="1"/>
+      <w:numFmt w:val="bullet"/>
+      <w:lvlText w:val=""/>
+      <w:lvlJc w:val="left"/>
+      <w:pPr>
+        <w:ind w:left="2880" w:hanging="360"/>
+      </w:pPr>
+      <w:rPr>
+        <w:rFonts w:ascii="Symbol" w:hAnsi="Symbol" w:hint="default"/>
+      </w:rPr>
+    </w:lvl>
+    <w:lvl w:ilvl="4" w:tplc="34090003" w:tentative="1">
+      <w:start w:val="1"/>
+      <w:numFmt w:val="bullet"/>
+      <w:lvlText w:val="o"/>
+      <w:lvlJc w:val="left"/>
+      <w:pPr>
+        <w:ind w:left="3600" w:hanging="360"/>
+      </w:pPr>
+      <w:rPr>
+        <w:rFonts w:ascii="Courier New" w:hAnsi="Courier New" w:cs="Courier New" w:hint="default"/>
+      </w:rPr>
+    </w:lvl>
+    <w:lvl w:ilvl="5" w:tplc="34090005" w:tentative="1">
+      <w:start w:val="1"/>
+      <w:numFmt w:val="bullet"/>
+      <w:lvlText w:val=""/>
+      <w:lvlJc w:val="left"/>
+      <w:pPr>
+        <w:ind w:left="4320" w:hanging="360"/>
+      </w:pPr>
+      <w:rPr>
+        <w:rFonts w:ascii="Wingdings" w:hAnsi="Wingdings" w:hint="default"/>
+      </w:rPr>
+    </w:lvl>
+    <w:lvl w:ilvl="6" w:tplc="34090001" w:tentative="1">
+      <w:start w:val="1"/>
+      <w:numFmt w:val="bullet"/>
+      <w:lvlText w:val=""/>
+      <w:lvlJc w:val="left"/>
+      <w:pPr>
+        <w:ind w:left="5040" w:hanging="360"/>
+      </w:pPr>
+      <w:rPr>
+        <w:rFonts w:ascii="Symbol" w:hAnsi="Symbol" w:hint="default"/>
+      </w:rPr>
+    </w:lvl>
+    <w:lvl w:ilvl="7" w:tplc="34090003" w:tentative="1">
+      <w:start w:val="1"/>
+      <w:numFmt w:val="bullet"/>
+      <w:lvlText w:val="o"/>
+      <w:lvlJc w:val="left"/>
+      <w:pPr>
+        <w:ind w:left="5760" w:hanging="360"/>
+      </w:pPr>
+      <w:rPr>
+        <w:rFonts w:ascii="Courier New" w:hAnsi="Courier New" w:cs="Courier New" w:hint="default"/>
+      </w:rPr>
+    </w:lvl>
+    <w:lvl w:ilvl="8" w:tplc="34090005" w:tentative="1">
+      <w:start w:val="1"/>
+      <w:numFmt w:val="bullet"/>
+      <w:lvlText w:val=""/>
+      <w:lvlJc w:val="left"/>
+      <w:pPr>
+        <w:ind w:left="6480" w:hanging="360"/>
+      </w:pPr>
+      <w:rPr>
+        <w:rFonts w:ascii="Wingdings" w:hAnsi="Wingdings" w:hint="default"/>
+      </w:rPr>
+    </w:lvl>
+  </w:abstractNum>
+  <w:abstractNum w:abstractNumId="5" w15:restartNumberingAfterBreak="0">
+    <w:nsid w:val="461A1300"/>
+    <w:multiLevelType w:val="hybridMultilevel"/>
+    <w:tmpl w:val="12802732"/>
+    <w:lvl w:ilvl="0" w:tplc="34090001">
+      <w:start w:val="1"/>
+      <w:numFmt w:val="bullet"/>
+      <w:lvlText w:val=""/>
+      <w:lvlJc w:val="left"/>
+      <w:pPr>
+        <w:ind w:left="2160" w:hanging="360"/>
+      </w:pPr>
+      <w:rPr>
+        <w:rFonts w:ascii="Symbol" w:hAnsi="Symbol" w:hint="default"/>
+      </w:rPr>
+    </w:lvl>
+    <w:lvl w:ilvl="1" w:tplc="34090003" w:tentative="1">
+      <w:start w:val="1"/>
+      <w:numFmt w:val="bullet"/>
+      <w:lvlText w:val="o"/>
+      <w:lvlJc w:val="left"/>
+      <w:pPr>
+        <w:ind w:left="2880" w:hanging="360"/>
+      </w:pPr>
+      <w:rPr>
+        <w:rFonts w:ascii="Courier New" w:hAnsi="Courier New" w:cs="Courier New" w:hint="default"/>
+      </w:rPr>
+    </w:lvl>
+    <w:lvl w:ilvl="2" w:tplc="34090005" w:tentative="1">
+      <w:start w:val="1"/>
+      <w:numFmt w:val="bullet"/>
+      <w:lvlText w:val=""/>
+      <w:lvlJc w:val="left"/>
+      <w:pPr>
+        <w:ind w:left="3600" w:hanging="360"/>
+      </w:pPr>
+      <w:rPr>
+        <w:rFonts w:ascii="Wingdings" w:hAnsi="Wingdings" w:hint="default"/>
+      </w:rPr>
+    </w:lvl>
+    <w:lvl w:ilvl="3" w:tplc="34090001" w:tentative="1">
+      <w:start w:val="1"/>
+      <w:numFmt w:val="bullet"/>
+      <w:lvlText w:val=""/>
+      <w:lvlJc w:val="left"/>
+      <w:pPr>
+        <w:ind w:left="4320" w:hanging="360"/>
+      </w:pPr>
+      <w:rPr>
+        <w:rFonts w:ascii="Symbol" w:hAnsi="Symbol" w:hint="default"/>
+      </w:rPr>
+    </w:lvl>
+    <w:lvl w:ilvl="4" w:tplc="34090003" w:tentative="1">
+      <w:start w:val="1"/>
+      <w:numFmt w:val="bullet"/>
+      <w:lvlText w:val="o"/>
+      <w:lvlJc w:val="left"/>
+      <w:pPr>
+        <w:ind w:left="5040" w:hanging="360"/>
+      </w:pPr>
+      <w:rPr>
+        <w:rFonts w:ascii="Courier New" w:hAnsi="Courier New" w:cs="Courier New" w:hint="default"/>
+      </w:rPr>
+    </w:lvl>
+    <w:lvl w:ilvl="5" w:tplc="34090005" w:tentative="1">
+      <w:start w:val="1"/>
+      <w:numFmt w:val="bullet"/>
+      <w:lvlText w:val=""/>
+      <w:lvlJc w:val="left"/>
+      <w:pPr>
+        <w:ind w:left="5760" w:hanging="360"/>
+      </w:pPr>
+      <w:rPr>
+        <w:rFonts w:ascii="Wingdings" w:hAnsi="Wingdings" w:hint="default"/>
+      </w:rPr>
+    </w:lvl>
+    <w:lvl w:ilvl="6" w:tplc="34090001" w:tentative="1">
+      <w:start w:val="1"/>
+      <w:numFmt w:val="bullet"/>
+      <w:lvlText w:val=""/>
+      <w:lvlJc w:val="left"/>
+      <w:pPr>
+        <w:ind w:left="6480" w:hanging="360"/>
+      </w:pPr>
+      <w:rPr>
+        <w:rFonts w:ascii="Symbol" w:hAnsi="Symbol" w:hint="default"/>
+      </w:rPr>
+    </w:lvl>
+    <w:lvl w:ilvl="7" w:tplc="34090003" w:tentative="1">
+      <w:start w:val="1"/>
+      <w:numFmt w:val="bullet"/>
+      <w:lvlText w:val="o"/>
+      <w:lvlJc w:val="left"/>
+      <w:pPr>
+        <w:ind w:left="7200" w:hanging="360"/>
+      </w:pPr>
+      <w:rPr>
+        <w:rFonts w:ascii="Courier New" w:hAnsi="Courier New" w:cs="Courier New" w:hint="default"/>
+      </w:rPr>
+    </w:lvl>
+    <w:lvl w:ilvl="8" w:tplc="34090005" w:tentative="1">
+      <w:start w:val="1"/>
+      <w:numFmt w:val="bullet"/>
+      <w:lvlText w:val=""/>
+      <w:lvlJc w:val="left"/>
+      <w:pPr>
+        <w:ind w:left="7920" w:hanging="360"/>
+      </w:pPr>
+      <w:rPr>
+        <w:rFonts w:ascii="Wingdings" w:hAnsi="Wingdings" w:hint="default"/>
+      </w:rPr>
+    </w:lvl>
+  </w:abstractNum>
+  <w:num w:numId="1">
+    <w:abstractNumId w:val="2"/>
+  </w:num>
+  <w:num w:numId="2">
+    <w:abstractNumId w:val="5"/>
+  </w:num>
+  <w:num w:numId="3">
+    <w:abstractNumId w:val="3"/>
+  </w:num>
+  <w:num w:numId="4">
+    <w:abstractNumId w:val="4"/>
+  </w:num>
+  <w:num w:numId="5">
+    <w:abstractNumId w:val="0"/>
+  </w:num>
+  <w:num w:numId="6">
+    <w:abstractNumId w:val="1"/>
+  </w:num>
+</w:numbering>
 </file>
 
 <file path=word/styles.xml><?xml version="1.0" encoding="utf-8"?>
@@ -1330,6 +3148,37 @@
     <w:semiHidden/>
     <w:unhideWhenUsed/>
   </w:style>
+  <w:style w:type="paragraph" w:styleId="ListParagraph">
+    <w:name w:val="List Paragraph"/>
+    <w:basedOn w:val="Normal"/>
+    <w:uiPriority w:val="34"/>
+    <w:qFormat/>
+    <w:rsid w:val="0025614A"/>
+    <w:pPr>
+      <w:ind w:left="720"/>
+      <w:contextualSpacing/>
+    </w:pPr>
+  </w:style>
+  <w:style w:type="paragraph" w:styleId="NoSpacing">
+    <w:name w:val="No Spacing"/>
+    <w:uiPriority w:val="1"/>
+    <w:qFormat/>
+    <w:rsid w:val="0025614A"/>
+    <w:pPr>
+      <w:spacing w:after="0" w:line="240" w:lineRule="auto"/>
+    </w:pPr>
+  </w:style>
+  <w:style w:type="character" w:styleId="Hyperlink">
+    <w:name w:val="Hyperlink"/>
+    <w:basedOn w:val="DefaultParagraphFont"/>
+    <w:uiPriority w:val="99"/>
+    <w:unhideWhenUsed/>
+    <w:rsid w:val="007C372C"/>
+    <w:rPr>
+      <w:color w:val="0563C1" w:themeColor="hyperlink"/>
+      <w:u w:val="single"/>
+    </w:rPr>
+  </w:style>
 </w:styles>
 </file>
 

--- a/guide/documentation.docx
+++ b/guide/documentation.docx
@@ -1384,10 +1384,10 @@
           <w:rFonts w:ascii="Times New Roman" w:hAnsi="Times New Roman" w:cs="Times New Roman"/>
         </w:rPr>
         <w:drawing>
-          <wp:inline distT="0" distB="0" distL="0" distR="0" wp14:anchorId="0E503243" wp14:editId="3B1EA196">
-            <wp:extent cx="5943600" cy="2859405"/>
-            <wp:effectExtent l="0" t="0" r="0" b="0"/>
-            <wp:docPr id="5" name="Picture 5"/>
+          <wp:inline distT="0" distB="0" distL="0" distR="0" wp14:anchorId="7D7FA037" wp14:editId="4E442A69">
+            <wp:extent cx="5943600" cy="1861185"/>
+            <wp:effectExtent l="0" t="0" r="0" b="5715"/>
+            <wp:docPr id="6" name="Picture 6"/>
             <wp:cNvGraphicFramePr>
               <a:graphicFrameLocks xmlns:a="http://schemas.openxmlformats.org/drawingml/2006/main" noChangeAspect="1"/>
             </wp:cNvGraphicFramePr>
@@ -1407,7 +1407,7 @@
                   <pic:spPr>
                     <a:xfrm>
                       <a:off x="0" y="0"/>
-                      <a:ext cx="5943600" cy="2859405"/>
+                      <a:ext cx="5943600" cy="1861185"/>
                     </a:xfrm>
                     <a:prstGeom prst="rect">
                       <a:avLst/>
@@ -1431,6 +1431,1714 @@
           <w:rFonts w:ascii="Times New Roman" w:hAnsi="Times New Roman" w:cs="Times New Roman"/>
         </w:rPr>
       </w:pPr>
+      <w:r>
+        <w:rPr>
+          <w:rFonts w:ascii="Times New Roman" w:hAnsi="Times New Roman" w:cs="Times New Roman"/>
+        </w:rPr>
+        <w:t xml:space="preserve">On line 13 I declared </w:t>
+      </w:r>
+      <w:proofErr w:type="spellStart"/>
+      <w:r>
+        <w:t>paginate_by</w:t>
+      </w:r>
+      <w:proofErr w:type="spellEnd"/>
+      <w:r>
+        <w:t xml:space="preserve"> = 10</w:t>
+      </w:r>
+      <w:r>
+        <w:t xml:space="preserve"> to limit the fetch</w:t>
+      </w:r>
+      <w:r>
+        <w:t>ed</w:t>
+      </w:r>
+      <w:r>
+        <w:t xml:space="preserve"> post  </w:t>
+      </w:r>
+      <w:r>
+        <w:t xml:space="preserve">from .models </w:t>
+      </w:r>
+      <w:proofErr w:type="spellStart"/>
+      <w:r>
+        <w:t>VlogPost</w:t>
+      </w:r>
+      <w:proofErr w:type="spellEnd"/>
+      <w:r>
+        <w:t xml:space="preserve"> </w:t>
+      </w:r>
+      <w:r>
+        <w:t>per page into 10</w:t>
+      </w:r>
+    </w:p>
+    <w:p>
+      <w:pPr>
+        <w:pStyle w:val="ListParagraph"/>
+        <w:rPr>
+          <w:rFonts w:ascii="Times New Roman" w:hAnsi="Times New Roman" w:cs="Times New Roman"/>
+        </w:rPr>
+      </w:pPr>
+    </w:p>
+    <w:p>
+      <w:pPr>
+        <w:pStyle w:val="ListParagraph"/>
+        <w:numPr>
+          <w:ilvl w:val="0"/>
+          <w:numId w:val="6"/>
+        </w:numPr>
+        <w:rPr>
+          <w:rFonts w:ascii="Times New Roman" w:hAnsi="Times New Roman" w:cs="Times New Roman"/>
+        </w:rPr>
+      </w:pPr>
+      <w:r>
+        <w:t>If you have 35 posts</w:t>
+      </w:r>
+      <w:r>
+        <w:t xml:space="preserve"> in total</w:t>
+      </w:r>
+    </w:p>
+    <w:p>
+      <w:pPr>
+        <w:pStyle w:val="ListParagraph"/>
+        <w:numPr>
+          <w:ilvl w:val="1"/>
+          <w:numId w:val="6"/>
+        </w:numPr>
+        <w:rPr>
+          <w:rFonts w:ascii="Times New Roman" w:hAnsi="Times New Roman" w:cs="Times New Roman"/>
+        </w:rPr>
+      </w:pPr>
+      <w:r>
+        <w:t>Page 1 = posts 1-10</w:t>
+      </w:r>
+    </w:p>
+    <w:p>
+      <w:pPr>
+        <w:pStyle w:val="ListParagraph"/>
+        <w:numPr>
+          <w:ilvl w:val="1"/>
+          <w:numId w:val="6"/>
+        </w:numPr>
+        <w:rPr>
+          <w:rFonts w:ascii="Times New Roman" w:hAnsi="Times New Roman" w:cs="Times New Roman"/>
+        </w:rPr>
+      </w:pPr>
+      <w:r>
+        <w:t>Page 2 = posts 11-20</w:t>
+      </w:r>
+    </w:p>
+    <w:p>
+      <w:pPr>
+        <w:pStyle w:val="ListParagraph"/>
+        <w:numPr>
+          <w:ilvl w:val="1"/>
+          <w:numId w:val="6"/>
+        </w:numPr>
+        <w:rPr>
+          <w:rFonts w:ascii="Times New Roman" w:hAnsi="Times New Roman" w:cs="Times New Roman"/>
+        </w:rPr>
+      </w:pPr>
+      <w:r>
+        <w:t>Page 3 = posts 21-30</w:t>
+      </w:r>
+    </w:p>
+    <w:p>
+      <w:pPr>
+        <w:pStyle w:val="ListParagraph"/>
+        <w:numPr>
+          <w:ilvl w:val="1"/>
+          <w:numId w:val="6"/>
+        </w:numPr>
+        <w:rPr>
+          <w:rFonts w:ascii="Times New Roman" w:hAnsi="Times New Roman" w:cs="Times New Roman"/>
+        </w:rPr>
+      </w:pPr>
+      <w:r>
+        <w:t>Page 4 = posts 31-35</w:t>
+      </w:r>
+    </w:p>
+    <w:p>
+      <w:pPr>
+        <w:pStyle w:val="ListParagraph"/>
+        <w:rPr>
+          <w:rFonts w:ascii="Times New Roman" w:hAnsi="Times New Roman" w:cs="Times New Roman"/>
+        </w:rPr>
+      </w:pPr>
+    </w:p>
+    <w:p>
+      <w:pPr>
+        <w:pStyle w:val="ListParagraph"/>
+        <w:rPr>
+          <w:rFonts w:ascii="Times New Roman" w:hAnsi="Times New Roman" w:cs="Times New Roman"/>
+        </w:rPr>
+      </w:pPr>
+    </w:p>
+    <w:p>
+      <w:pPr>
+        <w:pStyle w:val="ListParagraph"/>
+        <w:rPr>
+          <w:rFonts w:ascii="Times New Roman" w:hAnsi="Times New Roman" w:cs="Times New Roman"/>
+        </w:rPr>
+      </w:pPr>
+    </w:p>
+    <w:p>
+      <w:pPr>
+        <w:pStyle w:val="ListParagraph"/>
+        <w:rPr>
+          <w:rFonts w:ascii="Times New Roman" w:hAnsi="Times New Roman" w:cs="Times New Roman"/>
+        </w:rPr>
+      </w:pPr>
+    </w:p>
+    <w:p>
+      <w:pPr>
+        <w:pStyle w:val="ListParagraph"/>
+        <w:rPr>
+          <w:rFonts w:ascii="Times New Roman" w:hAnsi="Times New Roman" w:cs="Times New Roman"/>
+        </w:rPr>
+      </w:pPr>
+    </w:p>
+    <w:p>
+      <w:pPr>
+        <w:rPr>
+          <w:rFonts w:ascii="Times New Roman" w:hAnsi="Times New Roman" w:cs="Times New Roman"/>
+        </w:rPr>
+      </w:pPr>
+      <w:r>
+        <w:rPr>
+          <w:rFonts w:ascii="Times New Roman" w:hAnsi="Times New Roman" w:cs="Times New Roman"/>
+        </w:rPr>
+        <w:lastRenderedPageBreak/>
+        <w:t xml:space="preserve">b. Write a </w:t>
+      </w:r>
+      <w:proofErr w:type="spellStart"/>
+      <w:r>
+        <w:rPr>
+          <w:rFonts w:ascii="Times New Roman" w:hAnsi="Times New Roman" w:cs="Times New Roman"/>
+        </w:rPr>
+        <w:t>DetailView</w:t>
+      </w:r>
+      <w:proofErr w:type="spellEnd"/>
+      <w:r>
+        <w:rPr>
+          <w:rFonts w:ascii="Times New Roman" w:hAnsi="Times New Roman" w:cs="Times New Roman"/>
+        </w:rPr>
+        <w:t xml:space="preserve"> for a single </w:t>
+      </w:r>
+      <w:proofErr w:type="spellStart"/>
+      <w:r>
+        <w:rPr>
+          <w:rFonts w:ascii="Times New Roman" w:hAnsi="Times New Roman" w:cs="Times New Roman"/>
+        </w:rPr>
+        <w:t>VlogPost</w:t>
+      </w:r>
+      <w:proofErr w:type="spellEnd"/>
+      <w:r>
+        <w:rPr>
+          <w:rFonts w:ascii="Times New Roman" w:hAnsi="Times New Roman" w:cs="Times New Roman"/>
+        </w:rPr>
+        <w:t>, based on its id. Include an example URL pattern for this view. (5 Points)</w:t>
+      </w:r>
+    </w:p>
+    <w:p>
+      <w:pPr>
+        <w:rPr>
+          <w:rFonts w:ascii="Times New Roman" w:hAnsi="Times New Roman" w:cs="Times New Roman"/>
+        </w:rPr>
+      </w:pPr>
+      <w:r>
+        <w:rPr>
+          <w:rFonts w:ascii="Times New Roman" w:hAnsi="Times New Roman" w:cs="Times New Roman"/>
+        </w:rPr>
+        <w:drawing>
+          <wp:inline distT="0" distB="0" distL="0" distR="0" wp14:anchorId="0BF5592F" wp14:editId="250C8634">
+            <wp:extent cx="5943600" cy="2584450"/>
+            <wp:effectExtent l="0" t="0" r="0" b="6350"/>
+            <wp:docPr id="7" name="Picture 7"/>
+            <wp:cNvGraphicFramePr>
+              <a:graphicFrameLocks xmlns:a="http://schemas.openxmlformats.org/drawingml/2006/main" noChangeAspect="1"/>
+            </wp:cNvGraphicFramePr>
+            <a:graphic xmlns:a="http://schemas.openxmlformats.org/drawingml/2006/main">
+              <a:graphicData uri="http://schemas.openxmlformats.org/drawingml/2006/picture">
+                <pic:pic xmlns:pic="http://schemas.openxmlformats.org/drawingml/2006/picture">
+                  <pic:nvPicPr>
+                    <pic:cNvPr id="1" name=""/>
+                    <pic:cNvPicPr/>
+                  </pic:nvPicPr>
+                  <pic:blipFill>
+                    <a:blip r:embed="rId8"/>
+                    <a:stretch>
+                      <a:fillRect/>
+                    </a:stretch>
+                  </pic:blipFill>
+                  <pic:spPr>
+                    <a:xfrm>
+                      <a:off x="0" y="0"/>
+                      <a:ext cx="5943600" cy="2584450"/>
+                    </a:xfrm>
+                    <a:prstGeom prst="rect">
+                      <a:avLst/>
+                    </a:prstGeom>
+                  </pic:spPr>
+                </pic:pic>
+              </a:graphicData>
+            </a:graphic>
+          </wp:inline>
+        </w:drawing>
+      </w:r>
+    </w:p>
+    <w:p>
+      <w:pPr>
+        <w:pStyle w:val="ListParagraph"/>
+        <w:numPr>
+          <w:ilvl w:val="0"/>
+          <w:numId w:val="8"/>
+        </w:numPr>
+      </w:pPr>
+      <w:proofErr w:type="spellStart"/>
+      <w:r>
+        <w:t>urlpatterns</w:t>
+      </w:r>
+      <w:proofErr w:type="spellEnd"/>
+      <w:r>
+        <w:t xml:space="preserve"> = [ path('vlog/&lt;</w:t>
+      </w:r>
+      <w:proofErr w:type="spellStart"/>
+      <w:r>
+        <w:t>int:id</w:t>
+      </w:r>
+      <w:proofErr w:type="spellEnd"/>
+      <w:r>
+        <w:t xml:space="preserve">&gt;/', </w:t>
+      </w:r>
+      <w:proofErr w:type="spellStart"/>
+      <w:r>
+        <w:t>VlogDetailView.as_view</w:t>
+      </w:r>
+      <w:proofErr w:type="spellEnd"/>
+      <w:r>
+        <w:t>(), name='vlog-detail'),]</w:t>
+      </w:r>
+    </w:p>
+    <w:p>
+      <w:pPr>
+        <w:pStyle w:val="NoSpacing"/>
+        <w:numPr>
+          <w:ilvl w:val="0"/>
+          <w:numId w:val="7"/>
+        </w:numPr>
+      </w:pPr>
+      <w:r>
+        <w:t>Example URL</w:t>
+      </w:r>
+      <w:r>
+        <w:t xml:space="preserve"> ( </w:t>
+      </w:r>
+      <w:hyperlink r:id="rId9" w:history="1">
+        <w:r>
+          <w:rPr>
+            <w:rStyle w:val="Hyperlink"/>
+          </w:rPr>
+          <w:t>http://127.0.0.1:8000/vlog/11/</w:t>
+        </w:r>
+      </w:hyperlink>
+      <w:r>
+        <w:t xml:space="preserve"> )</w:t>
+      </w:r>
+    </w:p>
+    <w:p>
+      <w:pPr>
+        <w:rPr>
+          <w:rFonts w:ascii="Times New Roman" w:hAnsi="Times New Roman" w:cs="Times New Roman"/>
+        </w:rPr>
+      </w:pPr>
+    </w:p>
+    <w:p>
+      <w:pPr>
+        <w:rPr>
+          <w:rFonts w:ascii="Times New Roman" w:hAnsi="Times New Roman" w:cs="Times New Roman"/>
+        </w:rPr>
+      </w:pPr>
+    </w:p>
+    <w:p>
+      <w:pPr>
+        <w:rPr>
+          <w:rFonts w:ascii="Times New Roman" w:hAnsi="Times New Roman" w:cs="Times New Roman"/>
+        </w:rPr>
+      </w:pPr>
+    </w:p>
+    <w:p>
+      <w:pPr>
+        <w:rPr>
+          <w:rFonts w:ascii="Times New Roman" w:hAnsi="Times New Roman" w:cs="Times New Roman"/>
+        </w:rPr>
+      </w:pPr>
+      <w:r>
+        <w:rPr>
+          <w:rFonts w:ascii="Times New Roman" w:hAnsi="Times New Roman" w:cs="Times New Roman"/>
+        </w:rPr>
+        <w:t xml:space="preserve">2. Create and Update Views for </w:t>
+      </w:r>
+      <w:proofErr w:type="spellStart"/>
+      <w:r>
+        <w:rPr>
+          <w:rFonts w:ascii="Times New Roman" w:hAnsi="Times New Roman" w:cs="Times New Roman"/>
+        </w:rPr>
+        <w:t>VlogPost</w:t>
+      </w:r>
+      <w:proofErr w:type="spellEnd"/>
+      <w:r>
+        <w:rPr>
+          <w:rFonts w:ascii="Times New Roman" w:hAnsi="Times New Roman" w:cs="Times New Roman"/>
+        </w:rPr>
+        <w:t>:</w:t>
+      </w:r>
+    </w:p>
+    <w:p>
+      <w:pPr>
+        <w:rPr>
+          <w:rFonts w:ascii="Times New Roman" w:hAnsi="Times New Roman" w:cs="Times New Roman"/>
+        </w:rPr>
+      </w:pPr>
+      <w:r>
+        <w:rPr>
+          <w:rFonts w:ascii="Times New Roman" w:hAnsi="Times New Roman" w:cs="Times New Roman"/>
+        </w:rPr>
+        <w:t xml:space="preserve">a. Write a </w:t>
+      </w:r>
+      <w:proofErr w:type="spellStart"/>
+      <w:r>
+        <w:rPr>
+          <w:rFonts w:ascii="Times New Roman" w:hAnsi="Times New Roman" w:cs="Times New Roman"/>
+        </w:rPr>
+        <w:t>CreateView</w:t>
+      </w:r>
+      <w:proofErr w:type="spellEnd"/>
+      <w:r>
+        <w:rPr>
+          <w:rFonts w:ascii="Times New Roman" w:hAnsi="Times New Roman" w:cs="Times New Roman"/>
+        </w:rPr>
+        <w:t xml:space="preserve"> for creating a new </w:t>
+      </w:r>
+      <w:proofErr w:type="spellStart"/>
+      <w:r>
+        <w:rPr>
+          <w:rFonts w:ascii="Times New Roman" w:hAnsi="Times New Roman" w:cs="Times New Roman"/>
+        </w:rPr>
+        <w:t>VlogPost</w:t>
+      </w:r>
+      <w:proofErr w:type="spellEnd"/>
+      <w:r>
+        <w:rPr>
+          <w:rFonts w:ascii="Times New Roman" w:hAnsi="Times New Roman" w:cs="Times New Roman"/>
+        </w:rPr>
+        <w:t xml:space="preserve">, using </w:t>
+      </w:r>
+      <w:proofErr w:type="spellStart"/>
+      <w:r>
+        <w:rPr>
+          <w:rFonts w:ascii="Times New Roman" w:hAnsi="Times New Roman" w:cs="Times New Roman"/>
+        </w:rPr>
+        <w:t>VlogPostForm</w:t>
+      </w:r>
+      <w:proofErr w:type="spellEnd"/>
+      <w:r>
+        <w:rPr>
+          <w:rFonts w:ascii="Times New Roman" w:hAnsi="Times New Roman" w:cs="Times New Roman"/>
+        </w:rPr>
+        <w:t>. Describe the purpose of this view and how it handles form submission. (5 Points)</w:t>
+      </w:r>
+    </w:p>
+    <w:p>
+      <w:pPr>
+        <w:rPr>
+          <w:rFonts w:ascii="Times New Roman" w:hAnsi="Times New Roman" w:cs="Times New Roman"/>
+        </w:rPr>
+      </w:pPr>
+      <w:r>
+        <w:rPr>
+          <w:rFonts w:ascii="Times New Roman" w:hAnsi="Times New Roman" w:cs="Times New Roman"/>
+        </w:rPr>
+        <w:drawing>
+          <wp:inline distT="0" distB="0" distL="0" distR="0" wp14:anchorId="7E4611F4" wp14:editId="5C0CDCE0">
+            <wp:extent cx="5943600" cy="1275080"/>
+            <wp:effectExtent l="0" t="0" r="0" b="1270"/>
+            <wp:docPr id="8" name="Picture 8"/>
+            <wp:cNvGraphicFramePr>
+              <a:graphicFrameLocks xmlns:a="http://schemas.openxmlformats.org/drawingml/2006/main" noChangeAspect="1"/>
+            </wp:cNvGraphicFramePr>
+            <a:graphic xmlns:a="http://schemas.openxmlformats.org/drawingml/2006/main">
+              <a:graphicData uri="http://schemas.openxmlformats.org/drawingml/2006/picture">
+                <pic:pic xmlns:pic="http://schemas.openxmlformats.org/drawingml/2006/picture">
+                  <pic:nvPicPr>
+                    <pic:cNvPr id="1" name=""/>
+                    <pic:cNvPicPr/>
+                  </pic:nvPicPr>
+                  <pic:blipFill>
+                    <a:blip r:embed="rId10"/>
+                    <a:stretch>
+                      <a:fillRect/>
+                    </a:stretch>
+                  </pic:blipFill>
+                  <pic:spPr>
+                    <a:xfrm>
+                      <a:off x="0" y="0"/>
+                      <a:ext cx="5943600" cy="1275080"/>
+                    </a:xfrm>
+                    <a:prstGeom prst="rect">
+                      <a:avLst/>
+                    </a:prstGeom>
+                  </pic:spPr>
+                </pic:pic>
+              </a:graphicData>
+            </a:graphic>
+          </wp:inline>
+        </w:drawing>
+      </w:r>
+    </w:p>
+    <w:p>
+      <w:pPr>
+        <w:rPr>
+          <w:rFonts w:ascii="Times New Roman" w:hAnsi="Times New Roman" w:cs="Times New Roman"/>
+        </w:rPr>
+      </w:pPr>
+      <w:r>
+        <w:rPr>
+          <w:rFonts w:ascii="Times New Roman" w:hAnsi="Times New Roman" w:cs="Times New Roman"/>
+        </w:rPr>
+        <w:lastRenderedPageBreak/>
+        <w:drawing>
+          <wp:inline distT="0" distB="0" distL="0" distR="0" wp14:anchorId="0C0BEF66" wp14:editId="3650EDA0">
+            <wp:extent cx="5943600" cy="3587115"/>
+            <wp:effectExtent l="0" t="0" r="0" b="0"/>
+            <wp:docPr id="9" name="Picture 9"/>
+            <wp:cNvGraphicFramePr>
+              <a:graphicFrameLocks xmlns:a="http://schemas.openxmlformats.org/drawingml/2006/main" noChangeAspect="1"/>
+            </wp:cNvGraphicFramePr>
+            <a:graphic xmlns:a="http://schemas.openxmlformats.org/drawingml/2006/main">
+              <a:graphicData uri="http://schemas.openxmlformats.org/drawingml/2006/picture">
+                <pic:pic xmlns:pic="http://schemas.openxmlformats.org/drawingml/2006/picture">
+                  <pic:nvPicPr>
+                    <pic:cNvPr id="1" name=""/>
+                    <pic:cNvPicPr/>
+                  </pic:nvPicPr>
+                  <pic:blipFill>
+                    <a:blip r:embed="rId11"/>
+                    <a:stretch>
+                      <a:fillRect/>
+                    </a:stretch>
+                  </pic:blipFill>
+                  <pic:spPr>
+                    <a:xfrm>
+                      <a:off x="0" y="0"/>
+                      <a:ext cx="5943600" cy="3587115"/>
+                    </a:xfrm>
+                    <a:prstGeom prst="rect">
+                      <a:avLst/>
+                    </a:prstGeom>
+                  </pic:spPr>
+                </pic:pic>
+              </a:graphicData>
+            </a:graphic>
+          </wp:inline>
+        </w:drawing>
+      </w:r>
+    </w:p>
+    <w:p>
+      <w:pPr>
+        <w:pStyle w:val="ListParagraph"/>
+        <w:numPr>
+          <w:ilvl w:val="0"/>
+          <w:numId w:val="9"/>
+        </w:numPr>
+        <w:rPr>
+          <w:rFonts w:ascii="Times New Roman" w:hAnsi="Times New Roman" w:cs="Times New Roman"/>
+        </w:rPr>
+      </w:pPr>
+      <w:r>
+        <w:rPr>
+          <w:rFonts w:ascii="Times New Roman" w:hAnsi="Times New Roman" w:cs="Times New Roman"/>
+        </w:rPr>
+        <w:t xml:space="preserve">Purpose : </w:t>
+      </w:r>
+      <w:proofErr w:type="spellStart"/>
+      <w:r>
+        <w:rPr>
+          <w:rFonts w:ascii="Times New Roman" w:hAnsi="Times New Roman" w:cs="Times New Roman"/>
+        </w:rPr>
+        <w:t>VlogCreateView</w:t>
+      </w:r>
+      <w:proofErr w:type="spellEnd"/>
+      <w:r>
+        <w:rPr>
+          <w:rFonts w:ascii="Times New Roman" w:hAnsi="Times New Roman" w:cs="Times New Roman"/>
+        </w:rPr>
+        <w:t xml:space="preserve"> allows the</w:t>
+      </w:r>
+      <w:r>
+        <w:rPr>
+          <w:rFonts w:ascii="Times New Roman" w:hAnsi="Times New Roman" w:cs="Times New Roman"/>
+        </w:rPr>
+        <w:t xml:space="preserve"> authenticated</w:t>
+      </w:r>
+      <w:r>
+        <w:rPr>
+          <w:rFonts w:ascii="Times New Roman" w:hAnsi="Times New Roman" w:cs="Times New Roman"/>
+        </w:rPr>
+        <w:t xml:space="preserve"> users to create new </w:t>
+      </w:r>
+      <w:proofErr w:type="spellStart"/>
+      <w:r>
+        <w:rPr>
+          <w:rFonts w:ascii="Times New Roman" w:hAnsi="Times New Roman" w:cs="Times New Roman"/>
+        </w:rPr>
+        <w:t>VlogPost</w:t>
+      </w:r>
+      <w:proofErr w:type="spellEnd"/>
+      <w:r>
+        <w:rPr>
+          <w:rFonts w:ascii="Times New Roman" w:hAnsi="Times New Roman" w:cs="Times New Roman"/>
+        </w:rPr>
+        <w:t xml:space="preserve"> by filling out the form </w:t>
+      </w:r>
+      <w:proofErr w:type="spellStart"/>
+      <w:r>
+        <w:rPr>
+          <w:rFonts w:ascii="Times New Roman" w:hAnsi="Times New Roman" w:cs="Times New Roman"/>
+        </w:rPr>
+        <w:t>VlogPostForm</w:t>
+      </w:r>
+      <w:proofErr w:type="spellEnd"/>
+    </w:p>
+    <w:p>
+      <w:pPr>
+        <w:pStyle w:val="ListParagraph"/>
+        <w:numPr>
+          <w:ilvl w:val="0"/>
+          <w:numId w:val="9"/>
+        </w:numPr>
+        <w:rPr>
+          <w:rFonts w:ascii="Times New Roman" w:hAnsi="Times New Roman" w:cs="Times New Roman"/>
+        </w:rPr>
+      </w:pPr>
+      <w:r>
+        <w:rPr>
+          <w:rFonts w:ascii="Times New Roman" w:hAnsi="Times New Roman" w:cs="Times New Roman"/>
+        </w:rPr>
+        <w:t xml:space="preserve">Form handling : </w:t>
+      </w:r>
+      <w:r>
+        <w:rPr>
+          <w:rFonts w:ascii="Times New Roman" w:hAnsi="Times New Roman" w:cs="Times New Roman"/>
+        </w:rPr>
+        <w:t>the form display</w:t>
+      </w:r>
+      <w:r>
+        <w:rPr>
+          <w:rFonts w:ascii="Times New Roman" w:hAnsi="Times New Roman" w:cs="Times New Roman"/>
+        </w:rPr>
+        <w:t>ing</w:t>
+      </w:r>
+      <w:r>
+        <w:rPr>
+          <w:rFonts w:ascii="Times New Roman" w:hAnsi="Times New Roman" w:cs="Times New Roman"/>
+        </w:rPr>
+        <w:t xml:space="preserve"> the template vlogs/vlog_form.html</w:t>
+      </w:r>
+      <w:r>
+        <w:rPr>
+          <w:rFonts w:ascii="Times New Roman" w:hAnsi="Times New Roman" w:cs="Times New Roman"/>
+        </w:rPr>
+        <w:t xml:space="preserve"> and when</w:t>
+      </w:r>
+      <w:r>
+        <w:rPr>
+          <w:rFonts w:ascii="Times New Roman" w:hAnsi="Times New Roman" w:cs="Times New Roman"/>
+        </w:rPr>
+        <w:t xml:space="preserve"> it comes</w:t>
+      </w:r>
+      <w:r>
+        <w:rPr>
+          <w:rFonts w:ascii="Times New Roman" w:hAnsi="Times New Roman" w:cs="Times New Roman"/>
+        </w:rPr>
+        <w:t xml:space="preserve"> submitted</w:t>
+      </w:r>
+      <w:r>
+        <w:rPr>
+          <w:rFonts w:ascii="Times New Roman" w:hAnsi="Times New Roman" w:cs="Times New Roman"/>
+        </w:rPr>
+        <w:t xml:space="preserve"> the</w:t>
+      </w:r>
+      <w:r>
+        <w:rPr>
+          <w:rFonts w:ascii="Times New Roman" w:hAnsi="Times New Roman" w:cs="Times New Roman"/>
+        </w:rPr>
+        <w:t xml:space="preserve"> </w:t>
+      </w:r>
+      <w:proofErr w:type="spellStart"/>
+      <w:r>
+        <w:rPr>
+          <w:rFonts w:ascii="Times New Roman" w:hAnsi="Times New Roman" w:cs="Times New Roman"/>
+        </w:rPr>
+        <w:t>form_valid</w:t>
+      </w:r>
+      <w:proofErr w:type="spellEnd"/>
+      <w:r>
+        <w:rPr>
+          <w:rFonts w:ascii="Times New Roman" w:hAnsi="Times New Roman" w:cs="Times New Roman"/>
+        </w:rPr>
+        <w:t xml:space="preserve">() is </w:t>
+      </w:r>
+      <w:proofErr w:type="spellStart"/>
+      <w:r>
+        <w:rPr>
+          <w:rFonts w:ascii="Times New Roman" w:hAnsi="Times New Roman" w:cs="Times New Roman"/>
+        </w:rPr>
+        <w:t>excuted</w:t>
+      </w:r>
+      <w:proofErr w:type="spellEnd"/>
+      <w:r>
+        <w:rPr>
+          <w:rFonts w:ascii="Times New Roman" w:hAnsi="Times New Roman" w:cs="Times New Roman"/>
+        </w:rPr>
+        <w:t xml:space="preserve"> automatically insi</w:t>
+      </w:r>
+      <w:r>
+        <w:rPr>
+          <w:rFonts w:ascii="Times New Roman" w:hAnsi="Times New Roman" w:cs="Times New Roman"/>
+        </w:rPr>
+        <w:t>de the form validation</w:t>
+      </w:r>
+      <w:r>
+        <w:rPr>
+          <w:rFonts w:ascii="Times New Roman" w:hAnsi="Times New Roman" w:cs="Times New Roman"/>
+        </w:rPr>
+        <w:t xml:space="preserve"> method</w:t>
+      </w:r>
+      <w:r>
+        <w:rPr>
+          <w:rFonts w:ascii="Times New Roman" w:hAnsi="Times New Roman" w:cs="Times New Roman"/>
+        </w:rPr>
+        <w:t xml:space="preserve"> and after successfully savings the user is redirecting to the </w:t>
+      </w:r>
+      <w:proofErr w:type="spellStart"/>
+      <w:r>
+        <w:rPr>
+          <w:rFonts w:ascii="Times New Roman" w:hAnsi="Times New Roman" w:cs="Times New Roman"/>
+        </w:rPr>
+        <w:t>success_url</w:t>
+      </w:r>
+      <w:proofErr w:type="spellEnd"/>
+    </w:p>
+    <w:p>
+      <w:pPr>
+        <w:rPr>
+          <w:rFonts w:ascii="Times New Roman" w:hAnsi="Times New Roman" w:cs="Times New Roman"/>
+        </w:rPr>
+      </w:pPr>
+    </w:p>
+    <w:p>
+      <w:pPr>
+        <w:rPr>
+          <w:rFonts w:ascii="Times New Roman" w:hAnsi="Times New Roman" w:cs="Times New Roman"/>
+        </w:rPr>
+      </w:pPr>
+      <w:r>
+        <w:rPr>
+          <w:rFonts w:ascii="Times New Roman" w:hAnsi="Times New Roman" w:cs="Times New Roman"/>
+        </w:rPr>
+        <w:t xml:space="preserve">b. Write an </w:t>
+      </w:r>
+      <w:proofErr w:type="spellStart"/>
+      <w:r>
+        <w:rPr>
+          <w:rFonts w:ascii="Times New Roman" w:hAnsi="Times New Roman" w:cs="Times New Roman"/>
+        </w:rPr>
+        <w:t>UpdateView</w:t>
+      </w:r>
+      <w:proofErr w:type="spellEnd"/>
+      <w:r>
+        <w:rPr>
+          <w:rFonts w:ascii="Times New Roman" w:hAnsi="Times New Roman" w:cs="Times New Roman"/>
+        </w:rPr>
+        <w:t xml:space="preserve"> for editing an existing </w:t>
+      </w:r>
+      <w:proofErr w:type="spellStart"/>
+      <w:r>
+        <w:rPr>
+          <w:rFonts w:ascii="Times New Roman" w:hAnsi="Times New Roman" w:cs="Times New Roman"/>
+        </w:rPr>
+        <w:t>VlogPost</w:t>
+      </w:r>
+      <w:proofErr w:type="spellEnd"/>
+      <w:r>
+        <w:rPr>
+          <w:rFonts w:ascii="Times New Roman" w:hAnsi="Times New Roman" w:cs="Times New Roman"/>
+        </w:rPr>
+        <w:t>, explaining how the view identifies the specific vlog to update. Provide code examples in report too. (5 Points)</w:t>
+      </w:r>
+    </w:p>
+    <w:p>
+      <w:pPr>
+        <w:rPr>
+          <w:rFonts w:ascii="Times New Roman" w:hAnsi="Times New Roman" w:cs="Times New Roman"/>
+        </w:rPr>
+      </w:pPr>
+      <w:r>
+        <w:rPr>
+          <w:rFonts w:ascii="Times New Roman" w:hAnsi="Times New Roman" w:cs="Times New Roman"/>
+        </w:rPr>
+        <w:drawing>
+          <wp:inline distT="0" distB="0" distL="0" distR="0" wp14:anchorId="5D1A399B" wp14:editId="25921B15">
+            <wp:extent cx="5943600" cy="1283970"/>
+            <wp:effectExtent l="0" t="0" r="0" b="0"/>
+            <wp:docPr id="10" name="Picture 10"/>
+            <wp:cNvGraphicFramePr>
+              <a:graphicFrameLocks xmlns:a="http://schemas.openxmlformats.org/drawingml/2006/main" noChangeAspect="1"/>
+            </wp:cNvGraphicFramePr>
+            <a:graphic xmlns:a="http://schemas.openxmlformats.org/drawingml/2006/main">
+              <a:graphicData uri="http://schemas.openxmlformats.org/drawingml/2006/picture">
+                <pic:pic xmlns:pic="http://schemas.openxmlformats.org/drawingml/2006/picture">
+                  <pic:nvPicPr>
+                    <pic:cNvPr id="1" name=""/>
+                    <pic:cNvPicPr/>
+                  </pic:nvPicPr>
+                  <pic:blipFill>
+                    <a:blip r:embed="rId12"/>
+                    <a:stretch>
+                      <a:fillRect/>
+                    </a:stretch>
+                  </pic:blipFill>
+                  <pic:spPr>
+                    <a:xfrm>
+                      <a:off x="0" y="0"/>
+                      <a:ext cx="5943600" cy="1283970"/>
+                    </a:xfrm>
+                    <a:prstGeom prst="rect">
+                      <a:avLst/>
+                    </a:prstGeom>
+                  </pic:spPr>
+                </pic:pic>
+              </a:graphicData>
+            </a:graphic>
+          </wp:inline>
+        </w:drawing>
+      </w:r>
+    </w:p>
+    <w:p>
+      <w:pPr>
+        <w:pStyle w:val="ListParagraph"/>
+        <w:numPr>
+          <w:ilvl w:val="0"/>
+          <w:numId w:val="10"/>
+        </w:numPr>
+        <w:rPr>
+          <w:rFonts w:ascii="Times New Roman" w:hAnsi="Times New Roman" w:cs="Times New Roman"/>
+        </w:rPr>
+      </w:pPr>
+      <w:r>
+        <w:rPr>
+          <w:rFonts w:ascii="Times New Roman" w:hAnsi="Times New Roman" w:cs="Times New Roman"/>
+        </w:rPr>
+        <w:t xml:space="preserve">on line 45 </w:t>
+      </w:r>
+      <w:proofErr w:type="spellStart"/>
+      <w:r>
+        <w:rPr>
+          <w:rFonts w:ascii="Times New Roman" w:hAnsi="Times New Roman" w:cs="Times New Roman"/>
+        </w:rPr>
+        <w:t>pk_url_kwarg</w:t>
+      </w:r>
+      <w:proofErr w:type="spellEnd"/>
+      <w:r>
+        <w:rPr>
+          <w:rFonts w:ascii="Times New Roman" w:hAnsi="Times New Roman" w:cs="Times New Roman"/>
+        </w:rPr>
+        <w:t xml:space="preserve"> = ‘id’</w:t>
+      </w:r>
+      <w:r>
+        <w:rPr>
+          <w:rFonts w:ascii="Times New Roman" w:hAnsi="Times New Roman" w:cs="Times New Roman"/>
+        </w:rPr>
+        <w:t xml:space="preserve"> the program tell on Django to use ‘id’ from </w:t>
+      </w:r>
+      <w:proofErr w:type="spellStart"/>
+      <w:r>
+        <w:rPr>
+          <w:rFonts w:ascii="Times New Roman" w:hAnsi="Times New Roman" w:cs="Times New Roman"/>
+        </w:rPr>
+        <w:t>url</w:t>
+      </w:r>
+      <w:proofErr w:type="spellEnd"/>
+      <w:r>
+        <w:rPr>
+          <w:rFonts w:ascii="Times New Roman" w:hAnsi="Times New Roman" w:cs="Times New Roman"/>
+        </w:rPr>
+        <w:t>/link to find vlog details</w:t>
+      </w:r>
+    </w:p>
+    <w:p>
+      <w:pPr>
+        <w:pStyle w:val="ListParagraph"/>
+        <w:numPr>
+          <w:ilvl w:val="0"/>
+          <w:numId w:val="10"/>
+        </w:numPr>
+        <w:rPr>
+          <w:rFonts w:ascii="Times New Roman" w:hAnsi="Times New Roman" w:cs="Times New Roman"/>
+        </w:rPr>
+      </w:pPr>
+      <w:r>
+        <w:rPr>
+          <w:rFonts w:ascii="Times New Roman" w:hAnsi="Times New Roman" w:cs="Times New Roman"/>
+        </w:rPr>
+        <w:t xml:space="preserve">to specify the vlog details extract the vlogs ‘id’ from the </w:t>
+      </w:r>
+      <w:proofErr w:type="spellStart"/>
+      <w:r>
+        <w:rPr>
+          <w:rFonts w:ascii="Times New Roman" w:hAnsi="Times New Roman" w:cs="Times New Roman"/>
+        </w:rPr>
+        <w:t>url</w:t>
+      </w:r>
+      <w:proofErr w:type="spellEnd"/>
+      <w:r>
+        <w:rPr>
+          <w:rFonts w:ascii="Times New Roman" w:hAnsi="Times New Roman" w:cs="Times New Roman"/>
+        </w:rPr>
+        <w:t xml:space="preserve"> </w:t>
+      </w:r>
+      <w:r>
+        <w:rPr>
+          <w:rFonts w:ascii="Times New Roman" w:hAnsi="Times New Roman" w:cs="Times New Roman"/>
+        </w:rPr>
+        <w:t xml:space="preserve"> </w:t>
+      </w:r>
+      <w:r>
+        <w:rPr>
+          <w:rFonts w:ascii="Times New Roman" w:hAnsi="Times New Roman" w:cs="Times New Roman"/>
+        </w:rPr>
+        <w:br/>
+      </w:r>
+      <w:r>
+        <w:t xml:space="preserve">Example: </w:t>
+      </w:r>
+      <w:hyperlink r:id="rId13" w:history="1">
+        <w:r>
+          <w:rPr>
+            <w:rStyle w:val="Hyperlink"/>
+          </w:rPr>
+          <w:t>http://127.0.0.1:8000/vlog/11/</w:t>
+        </w:r>
+      </w:hyperlink>
+    </w:p>
+    <w:p>
+      <w:pPr>
+        <w:pStyle w:val="ListParagraph"/>
+        <w:numPr>
+          <w:ilvl w:val="0"/>
+          <w:numId w:val="10"/>
+        </w:numPr>
+        <w:rPr>
+          <w:rFonts w:ascii="Times New Roman" w:hAnsi="Times New Roman" w:cs="Times New Roman"/>
+        </w:rPr>
+      </w:pPr>
+      <w:r>
+        <w:rPr>
+          <w:rFonts w:ascii="Times New Roman" w:hAnsi="Times New Roman" w:cs="Times New Roman"/>
+        </w:rPr>
+        <w:t xml:space="preserve">to ensure only the author can update or edit their details the program </w:t>
+      </w:r>
+      <w:r>
+        <w:rPr>
+          <w:rFonts w:ascii="Times New Roman" w:hAnsi="Times New Roman" w:cs="Times New Roman"/>
+        </w:rPr>
+        <w:t xml:space="preserve">returns true </w:t>
+      </w:r>
+      <w:r>
+        <w:rPr>
+          <w:rFonts w:ascii="Times New Roman" w:hAnsi="Times New Roman" w:cs="Times New Roman"/>
+        </w:rPr>
+        <w:t>if the current logged-in user (</w:t>
+      </w:r>
+      <w:proofErr w:type="spellStart"/>
+      <w:r>
+        <w:rPr>
+          <w:rStyle w:val="HTMLCode"/>
+          <w:rFonts w:ascii="Times New Roman" w:eastAsiaTheme="minorHAnsi" w:hAnsi="Times New Roman" w:cs="Times New Roman"/>
+          <w:sz w:val="22"/>
+          <w:szCs w:val="22"/>
+        </w:rPr>
+        <w:t>self.request.user</w:t>
+      </w:r>
+      <w:proofErr w:type="spellEnd"/>
+      <w:r>
+        <w:rPr>
+          <w:rFonts w:ascii="Times New Roman" w:hAnsi="Times New Roman" w:cs="Times New Roman"/>
+        </w:rPr>
+        <w:t>) is the author of the vlog; otherwise, access is denied</w:t>
+      </w:r>
+    </w:p>
+    <w:p>
+      <w:pPr>
+        <w:pStyle w:val="ListParagraph"/>
+        <w:rPr>
+          <w:rFonts w:ascii="Times New Roman" w:hAnsi="Times New Roman" w:cs="Times New Roman"/>
+        </w:rPr>
+      </w:pPr>
+      <w:r>
+        <w:rPr>
+          <w:rFonts w:ascii="Times New Roman" w:hAnsi="Times New Roman" w:cs="Times New Roman"/>
+        </w:rPr>
+        <w:br/>
+      </w:r>
+    </w:p>
+    <w:p>
+      <w:pPr>
+        <w:rPr>
+          <w:rFonts w:ascii="Times New Roman" w:hAnsi="Times New Roman" w:cs="Times New Roman"/>
+          <w:b/>
+        </w:rPr>
+      </w:pPr>
+      <w:r>
+        <w:rPr>
+          <w:rFonts w:ascii="Times New Roman" w:hAnsi="Times New Roman" w:cs="Times New Roman"/>
+          <w:b/>
+        </w:rPr>
+        <w:lastRenderedPageBreak/>
+        <w:t>Section 3: Templates (10 Points)</w:t>
+      </w:r>
+    </w:p>
+    <w:p>
+      <w:pPr>
+        <w:rPr>
+          <w:rFonts w:ascii="Times New Roman" w:hAnsi="Times New Roman" w:cs="Times New Roman"/>
+        </w:rPr>
+      </w:pPr>
+      <w:r>
+        <w:rPr>
+          <w:rFonts w:ascii="Times New Roman" w:hAnsi="Times New Roman" w:cs="Times New Roman"/>
+        </w:rPr>
+        <w:t>1. Detail Template for Vlog Post:</w:t>
+      </w:r>
+    </w:p>
+    <w:p>
+      <w:pPr>
+        <w:rPr>
+          <w:rFonts w:ascii="Times New Roman" w:hAnsi="Times New Roman" w:cs="Times New Roman"/>
+        </w:rPr>
+      </w:pPr>
+      <w:r>
+        <w:rPr>
+          <w:rFonts w:ascii="Times New Roman" w:hAnsi="Times New Roman" w:cs="Times New Roman"/>
+        </w:rPr>
+        <w:t xml:space="preserve">a. Create a vlog_detail.html template to display a single vlog, with fields such as title, </w:t>
+      </w:r>
+      <w:proofErr w:type="spellStart"/>
+      <w:r>
+        <w:rPr>
+          <w:rFonts w:ascii="Times New Roman" w:hAnsi="Times New Roman" w:cs="Times New Roman"/>
+        </w:rPr>
+        <w:t>video_url</w:t>
+      </w:r>
+      <w:proofErr w:type="spellEnd"/>
+      <w:r>
+        <w:rPr>
+          <w:rFonts w:ascii="Times New Roman" w:hAnsi="Times New Roman" w:cs="Times New Roman"/>
+        </w:rPr>
+        <w:t xml:space="preserve">, description, author, </w:t>
+      </w:r>
+      <w:proofErr w:type="spellStart"/>
+      <w:r>
+        <w:rPr>
+          <w:rFonts w:ascii="Times New Roman" w:hAnsi="Times New Roman" w:cs="Times New Roman"/>
+        </w:rPr>
+        <w:t>published_date</w:t>
+      </w:r>
+      <w:proofErr w:type="spellEnd"/>
+      <w:r>
+        <w:rPr>
+          <w:rFonts w:ascii="Times New Roman" w:hAnsi="Times New Roman" w:cs="Times New Roman"/>
+        </w:rPr>
+        <w:t>, and tags. Provide the HTML structure. (10 Points)</w:t>
+      </w:r>
+    </w:p>
+    <w:p>
+      <w:pPr>
+        <w:rPr>
+          <w:rFonts w:ascii="Times New Roman" w:hAnsi="Times New Roman" w:cs="Times New Roman"/>
+        </w:rPr>
+      </w:pPr>
+      <w:r>
+        <w:rPr>
+          <w:rFonts w:ascii="Times New Roman" w:hAnsi="Times New Roman" w:cs="Times New Roman"/>
+        </w:rPr>
+        <w:drawing>
+          <wp:inline distT="0" distB="0" distL="0" distR="0" wp14:anchorId="6EF1CB93" wp14:editId="26DD9A99">
+            <wp:extent cx="5943600" cy="3051810"/>
+            <wp:effectExtent l="0" t="0" r="0" b="0"/>
+            <wp:docPr id="11" name="Picture 11"/>
+            <wp:cNvGraphicFramePr>
+              <a:graphicFrameLocks xmlns:a="http://schemas.openxmlformats.org/drawingml/2006/main" noChangeAspect="1"/>
+            </wp:cNvGraphicFramePr>
+            <a:graphic xmlns:a="http://schemas.openxmlformats.org/drawingml/2006/main">
+              <a:graphicData uri="http://schemas.openxmlformats.org/drawingml/2006/picture">
+                <pic:pic xmlns:pic="http://schemas.openxmlformats.org/drawingml/2006/picture">
+                  <pic:nvPicPr>
+                    <pic:cNvPr id="1" name=""/>
+                    <pic:cNvPicPr/>
+                  </pic:nvPicPr>
+                  <pic:blipFill>
+                    <a:blip r:embed="rId14"/>
+                    <a:stretch>
+                      <a:fillRect/>
+                    </a:stretch>
+                  </pic:blipFill>
+                  <pic:spPr>
+                    <a:xfrm>
+                      <a:off x="0" y="0"/>
+                      <a:ext cx="5943600" cy="3051810"/>
+                    </a:xfrm>
+                    <a:prstGeom prst="rect">
+                      <a:avLst/>
+                    </a:prstGeom>
+                  </pic:spPr>
+                </pic:pic>
+              </a:graphicData>
+            </a:graphic>
+          </wp:inline>
+        </w:drawing>
+      </w:r>
+    </w:p>
+    <w:p>
+      <w:pPr>
+        <w:rPr>
+          <w:rFonts w:ascii="Times New Roman" w:hAnsi="Times New Roman" w:cs="Times New Roman"/>
+        </w:rPr>
+      </w:pPr>
+    </w:p>
+    <w:p>
+      <w:pPr>
+        <w:rPr>
+          <w:rFonts w:ascii="Times New Roman" w:hAnsi="Times New Roman" w:cs="Times New Roman"/>
+          <w:b/>
+        </w:rPr>
+      </w:pPr>
+      <w:r>
+        <w:rPr>
+          <w:rFonts w:ascii="Times New Roman" w:hAnsi="Times New Roman" w:cs="Times New Roman"/>
+          <w:b/>
+        </w:rPr>
+        <w:t>Section 4: Django Forms and Modal Forms (20 Points)</w:t>
+      </w:r>
+    </w:p>
+    <w:p>
+      <w:pPr>
+        <w:rPr>
+          <w:rFonts w:ascii="Times New Roman" w:hAnsi="Times New Roman" w:cs="Times New Roman"/>
+        </w:rPr>
+      </w:pPr>
+      <w:r>
+        <w:rPr>
+          <w:rFonts w:ascii="Times New Roman" w:hAnsi="Times New Roman" w:cs="Times New Roman"/>
+        </w:rPr>
+        <w:t xml:space="preserve">1. Creating a </w:t>
+      </w:r>
+      <w:proofErr w:type="spellStart"/>
+      <w:r>
+        <w:rPr>
+          <w:rFonts w:ascii="Times New Roman" w:hAnsi="Times New Roman" w:cs="Times New Roman"/>
+        </w:rPr>
+        <w:t>VlogPost</w:t>
+      </w:r>
+      <w:proofErr w:type="spellEnd"/>
+      <w:r>
+        <w:rPr>
+          <w:rFonts w:ascii="Times New Roman" w:hAnsi="Times New Roman" w:cs="Times New Roman"/>
+        </w:rPr>
+        <w:t xml:space="preserve"> Form:</w:t>
+      </w:r>
+    </w:p>
+    <w:p>
+      <w:pPr>
+        <w:rPr>
+          <w:rFonts w:ascii="Times New Roman" w:hAnsi="Times New Roman" w:cs="Times New Roman"/>
+        </w:rPr>
+      </w:pPr>
+      <w:r>
+        <w:rPr>
+          <w:rFonts w:ascii="Times New Roman" w:hAnsi="Times New Roman" w:cs="Times New Roman"/>
+        </w:rPr>
+        <w:t xml:space="preserve">a. Write a Django form for the </w:t>
+      </w:r>
+      <w:proofErr w:type="spellStart"/>
+      <w:r>
+        <w:rPr>
+          <w:rFonts w:ascii="Times New Roman" w:hAnsi="Times New Roman" w:cs="Times New Roman"/>
+        </w:rPr>
+        <w:t>VlogPost</w:t>
+      </w:r>
+      <w:proofErr w:type="spellEnd"/>
+      <w:r>
+        <w:rPr>
+          <w:rFonts w:ascii="Times New Roman" w:hAnsi="Times New Roman" w:cs="Times New Roman"/>
+        </w:rPr>
+        <w:t xml:space="preserve"> model, including fields for title, </w:t>
+      </w:r>
+      <w:proofErr w:type="spellStart"/>
+      <w:r>
+        <w:rPr>
+          <w:rFonts w:ascii="Times New Roman" w:hAnsi="Times New Roman" w:cs="Times New Roman"/>
+        </w:rPr>
+        <w:t>video_url</w:t>
+      </w:r>
+      <w:proofErr w:type="spellEnd"/>
+      <w:r>
+        <w:rPr>
+          <w:rFonts w:ascii="Times New Roman" w:hAnsi="Times New Roman" w:cs="Times New Roman"/>
+        </w:rPr>
+        <w:t>, description, and tags. Show the code for this form in forms.py (10 Points)</w:t>
+      </w:r>
+    </w:p>
+    <w:p>
+      <w:pPr>
+        <w:rPr>
+          <w:rFonts w:ascii="Times New Roman" w:hAnsi="Times New Roman" w:cs="Times New Roman"/>
+        </w:rPr>
+      </w:pPr>
+      <w:r>
+        <w:rPr>
+          <w:rFonts w:ascii="Times New Roman" w:hAnsi="Times New Roman" w:cs="Times New Roman"/>
+        </w:rPr>
+        <w:lastRenderedPageBreak/>
+        <w:drawing>
+          <wp:inline distT="0" distB="0" distL="0" distR="0" wp14:anchorId="265E7E74" wp14:editId="68E72422">
+            <wp:extent cx="5943600" cy="3906520"/>
+            <wp:effectExtent l="0" t="0" r="0" b="0"/>
+            <wp:docPr id="13" name="Picture 13"/>
+            <wp:cNvGraphicFramePr>
+              <a:graphicFrameLocks xmlns:a="http://schemas.openxmlformats.org/drawingml/2006/main" noChangeAspect="1"/>
+            </wp:cNvGraphicFramePr>
+            <a:graphic xmlns:a="http://schemas.openxmlformats.org/drawingml/2006/main">
+              <a:graphicData uri="http://schemas.openxmlformats.org/drawingml/2006/picture">
+                <pic:pic xmlns:pic="http://schemas.openxmlformats.org/drawingml/2006/picture">
+                  <pic:nvPicPr>
+                    <pic:cNvPr id="1" name=""/>
+                    <pic:cNvPicPr/>
+                  </pic:nvPicPr>
+                  <pic:blipFill>
+                    <a:blip r:embed="rId15"/>
+                    <a:stretch>
+                      <a:fillRect/>
+                    </a:stretch>
+                  </pic:blipFill>
+                  <pic:spPr>
+                    <a:xfrm>
+                      <a:off x="0" y="0"/>
+                      <a:ext cx="5943600" cy="3906520"/>
+                    </a:xfrm>
+                    <a:prstGeom prst="rect">
+                      <a:avLst/>
+                    </a:prstGeom>
+                  </pic:spPr>
+                </pic:pic>
+              </a:graphicData>
+            </a:graphic>
+          </wp:inline>
+        </w:drawing>
+      </w:r>
+    </w:p>
+    <w:p>
+      <w:pPr>
+        <w:rPr>
+          <w:rFonts w:ascii="Times New Roman" w:hAnsi="Times New Roman" w:cs="Times New Roman"/>
+        </w:rPr>
+      </w:pPr>
+    </w:p>
+    <w:p>
+      <w:pPr>
+        <w:rPr>
+          <w:rFonts w:ascii="Times New Roman" w:hAnsi="Times New Roman" w:cs="Times New Roman"/>
+        </w:rPr>
+      </w:pPr>
+      <w:r>
+        <w:rPr>
+          <w:rFonts w:ascii="Times New Roman" w:hAnsi="Times New Roman" w:cs="Times New Roman"/>
+        </w:rPr>
+        <w:t xml:space="preserve">2. Modal Form for </w:t>
+      </w:r>
+      <w:proofErr w:type="spellStart"/>
+      <w:r>
+        <w:rPr>
+          <w:rFonts w:ascii="Times New Roman" w:hAnsi="Times New Roman" w:cs="Times New Roman"/>
+        </w:rPr>
+        <w:t>VlogPost</w:t>
+      </w:r>
+      <w:proofErr w:type="spellEnd"/>
+      <w:r>
+        <w:rPr>
+          <w:rFonts w:ascii="Times New Roman" w:hAnsi="Times New Roman" w:cs="Times New Roman"/>
+        </w:rPr>
+        <w:t xml:space="preserve"> Creation:</w:t>
+      </w:r>
+    </w:p>
+    <w:p>
+      <w:pPr>
+        <w:rPr>
+          <w:rFonts w:ascii="Times New Roman" w:hAnsi="Times New Roman" w:cs="Times New Roman"/>
+        </w:rPr>
+      </w:pPr>
+      <w:r>
+        <w:rPr>
+          <w:rFonts w:ascii="Times New Roman" w:hAnsi="Times New Roman" w:cs="Times New Roman"/>
+        </w:rPr>
+        <w:t>a. Explain how to create a modal form for adding a new Vlog Post in a template, including the necessary HTML structure to trigger the modal. (10 Points)</w:t>
+      </w:r>
+      <w:r>
+        <w:rPr>
+          <w:rFonts w:ascii="Times New Roman" w:hAnsi="Times New Roman" w:cs="Times New Roman"/>
+        </w:rPr>
+        <w:br/>
+      </w:r>
+      <w:r>
+        <w:rPr>
+          <w:rFonts w:ascii="Times New Roman" w:hAnsi="Times New Roman" w:cs="Times New Roman"/>
+        </w:rPr>
+        <w:drawing>
+          <wp:inline distT="0" distB="0" distL="0" distR="0" wp14:anchorId="58264D75" wp14:editId="73DBDFD8">
+            <wp:extent cx="5943600" cy="2653665"/>
+            <wp:effectExtent l="0" t="0" r="0" b="0"/>
+            <wp:docPr id="14" name="Picture 14"/>
+            <wp:cNvGraphicFramePr>
+              <a:graphicFrameLocks xmlns:a="http://schemas.openxmlformats.org/drawingml/2006/main" noChangeAspect="1"/>
+            </wp:cNvGraphicFramePr>
+            <a:graphic xmlns:a="http://schemas.openxmlformats.org/drawingml/2006/main">
+              <a:graphicData uri="http://schemas.openxmlformats.org/drawingml/2006/picture">
+                <pic:pic xmlns:pic="http://schemas.openxmlformats.org/drawingml/2006/picture">
+                  <pic:nvPicPr>
+                    <pic:cNvPr id="1" name=""/>
+                    <pic:cNvPicPr/>
+                  </pic:nvPicPr>
+                  <pic:blipFill>
+                    <a:blip r:embed="rId16"/>
+                    <a:stretch>
+                      <a:fillRect/>
+                    </a:stretch>
+                  </pic:blipFill>
+                  <pic:spPr>
+                    <a:xfrm>
+                      <a:off x="0" y="0"/>
+                      <a:ext cx="5943600" cy="2653665"/>
+                    </a:xfrm>
+                    <a:prstGeom prst="rect">
+                      <a:avLst/>
+                    </a:prstGeom>
+                  </pic:spPr>
+                </pic:pic>
+              </a:graphicData>
+            </a:graphic>
+          </wp:inline>
+        </w:drawing>
+      </w:r>
+      <w:r>
+        <w:rPr>
+          <w:rFonts w:ascii="Times New Roman" w:hAnsi="Times New Roman" w:cs="Times New Roman"/>
+        </w:rPr>
+        <w:br/>
+      </w:r>
+      <w:r>
+        <w:rPr>
+          <w:rFonts w:ascii="Times New Roman" w:hAnsi="Times New Roman" w:cs="Times New Roman"/>
+        </w:rPr>
+        <w:br/>
+      </w:r>
+    </w:p>
+    <w:p>
+      <w:pPr>
+        <w:rPr>
+          <w:rFonts w:ascii="Times New Roman" w:hAnsi="Times New Roman" w:cs="Times New Roman"/>
+        </w:rPr>
+      </w:pPr>
+      <w:proofErr w:type="gramStart"/>
+      <w:r>
+        <w:rPr>
+          <w:rFonts w:ascii="Times New Roman" w:hAnsi="Times New Roman" w:cs="Times New Roman"/>
+        </w:rPr>
+        <w:lastRenderedPageBreak/>
+        <w:t>to</w:t>
+      </w:r>
+      <w:proofErr w:type="gramEnd"/>
+      <w:r>
+        <w:rPr>
+          <w:rFonts w:ascii="Times New Roman" w:hAnsi="Times New Roman" w:cs="Times New Roman"/>
+        </w:rPr>
+        <w:t xml:space="preserve"> create modal </w:t>
+      </w:r>
+      <w:proofErr w:type="spellStart"/>
+      <w:r>
+        <w:rPr>
+          <w:rFonts w:ascii="Times New Roman" w:hAnsi="Times New Roman" w:cs="Times New Roman"/>
+        </w:rPr>
+        <w:t>i</w:t>
+      </w:r>
+      <w:proofErr w:type="spellEnd"/>
+      <w:r>
+        <w:rPr>
+          <w:rFonts w:ascii="Times New Roman" w:hAnsi="Times New Roman" w:cs="Times New Roman"/>
+        </w:rPr>
+        <w:t xml:space="preserve"> will coded first the UI using </w:t>
+      </w:r>
+      <w:proofErr w:type="spellStart"/>
+      <w:r>
+        <w:rPr>
+          <w:rFonts w:ascii="Times New Roman" w:hAnsi="Times New Roman" w:cs="Times New Roman"/>
+        </w:rPr>
+        <w:t>bootsrap</w:t>
+      </w:r>
+      <w:proofErr w:type="spellEnd"/>
+      <w:r>
+        <w:rPr>
+          <w:rFonts w:ascii="Times New Roman" w:hAnsi="Times New Roman" w:cs="Times New Roman"/>
+        </w:rPr>
+        <w:t xml:space="preserve"> and I extend vlogs/base.html that contains </w:t>
+      </w:r>
+      <w:proofErr w:type="spellStart"/>
+      <w:r>
+        <w:rPr>
+          <w:rFonts w:ascii="Times New Roman" w:hAnsi="Times New Roman" w:cs="Times New Roman"/>
+        </w:rPr>
+        <w:t>bootsrap</w:t>
+      </w:r>
+      <w:proofErr w:type="spellEnd"/>
+      <w:r>
+        <w:rPr>
+          <w:rFonts w:ascii="Times New Roman" w:hAnsi="Times New Roman" w:cs="Times New Roman"/>
+        </w:rPr>
+        <w:t xml:space="preserve"> </w:t>
+      </w:r>
+      <w:proofErr w:type="spellStart"/>
+      <w:r>
+        <w:rPr>
+          <w:rFonts w:ascii="Times New Roman" w:hAnsi="Times New Roman" w:cs="Times New Roman"/>
+        </w:rPr>
+        <w:t>cdn</w:t>
+      </w:r>
+      <w:proofErr w:type="spellEnd"/>
+      <w:r>
+        <w:rPr>
+          <w:rFonts w:ascii="Times New Roman" w:hAnsi="Times New Roman" w:cs="Times New Roman"/>
+        </w:rPr>
+        <w:t xml:space="preserve"> </w:t>
+      </w:r>
+      <w:r>
+        <w:rPr>
+          <w:rFonts w:ascii="Times New Roman" w:hAnsi="Times New Roman" w:cs="Times New Roman"/>
+        </w:rPr>
+        <w:br/>
+      </w:r>
+      <w:r>
+        <w:rPr>
+          <w:rFonts w:ascii="Times New Roman" w:hAnsi="Times New Roman" w:cs="Times New Roman"/>
+        </w:rPr>
+        <w:drawing>
+          <wp:inline distT="0" distB="0" distL="0" distR="0" wp14:anchorId="3A37E28A" wp14:editId="61D12A57">
+            <wp:extent cx="5943600" cy="4117340"/>
+            <wp:effectExtent l="0" t="0" r="0" b="0"/>
+            <wp:docPr id="15" name="Picture 15"/>
+            <wp:cNvGraphicFramePr>
+              <a:graphicFrameLocks xmlns:a="http://schemas.openxmlformats.org/drawingml/2006/main" noChangeAspect="1"/>
+            </wp:cNvGraphicFramePr>
+            <a:graphic xmlns:a="http://schemas.openxmlformats.org/drawingml/2006/main">
+              <a:graphicData uri="http://schemas.openxmlformats.org/drawingml/2006/picture">
+                <pic:pic xmlns:pic="http://schemas.openxmlformats.org/drawingml/2006/picture">
+                  <pic:nvPicPr>
+                    <pic:cNvPr id="1" name=""/>
+                    <pic:cNvPicPr/>
+                  </pic:nvPicPr>
+                  <pic:blipFill>
+                    <a:blip r:embed="rId17"/>
+                    <a:stretch>
+                      <a:fillRect/>
+                    </a:stretch>
+                  </pic:blipFill>
+                  <pic:spPr>
+                    <a:xfrm>
+                      <a:off x="0" y="0"/>
+                      <a:ext cx="5943600" cy="4117340"/>
+                    </a:xfrm>
+                    <a:prstGeom prst="rect">
+                      <a:avLst/>
+                    </a:prstGeom>
+                  </pic:spPr>
+                </pic:pic>
+              </a:graphicData>
+            </a:graphic>
+          </wp:inline>
+        </w:drawing>
+      </w:r>
+    </w:p>
+    <w:p>
+      <w:proofErr w:type="gramStart"/>
+      <w:r>
+        <w:t>on</w:t>
+      </w:r>
+      <w:proofErr w:type="gramEnd"/>
+      <w:r>
+        <w:t xml:space="preserve"> lin</w:t>
+      </w:r>
+      <w:r>
+        <w:t>e</w:t>
+      </w:r>
+      <w:r>
+        <w:t xml:space="preserve"> 7 we can see the</w:t>
+      </w:r>
+      <w:r>
+        <w:t xml:space="preserve"> </w:t>
+      </w:r>
+      <w:proofErr w:type="spellStart"/>
+      <w:r>
+        <w:t>cdn</w:t>
+      </w:r>
+      <w:proofErr w:type="spellEnd"/>
+      <w:r>
+        <w:t xml:space="preserve"> </w:t>
+      </w:r>
+      <w:r>
+        <w:t>of https://cdn.jsdelivr.net/npm/bootstrap@5.3.0/dist/css/bootstrap.min.css</w:t>
+      </w:r>
+    </w:p>
+    <w:p>
+      <w:r>
+        <w:t xml:space="preserve"> </w:t>
+      </w:r>
+      <w:proofErr w:type="gramStart"/>
+      <w:r>
+        <w:t>for</w:t>
+      </w:r>
+      <w:proofErr w:type="gramEnd"/>
+      <w:r>
+        <w:t xml:space="preserve"> UI </w:t>
+      </w:r>
+      <w:r>
+        <w:t xml:space="preserve">design and the </w:t>
+      </w:r>
+      <w:r>
+        <w:t>https://cdn.jsdelivr.net/npm/bootstrap@5.3.0/dist/js/bootstrap.bundle.min.js</w:t>
+      </w:r>
+    </w:p>
+    <w:p>
+      <w:r>
+        <w:t xml:space="preserve"> </w:t>
+      </w:r>
+      <w:proofErr w:type="gramStart"/>
+      <w:r>
+        <w:t>to</w:t>
+      </w:r>
+      <w:proofErr w:type="gramEnd"/>
+      <w:r>
+        <w:t xml:space="preserve"> enable interactive components such as</w:t>
+      </w:r>
+      <w:r>
+        <w:t xml:space="preserve"> data-</w:t>
+      </w:r>
+      <w:proofErr w:type="spellStart"/>
+      <w:r>
+        <w:t>bs</w:t>
+      </w:r>
+      <w:proofErr w:type="spellEnd"/>
+      <w:r>
+        <w:t>-toggle="modal"</w:t>
+      </w:r>
+      <w:r>
+        <w:t xml:space="preserve"> to trigger modal when clicked</w:t>
+      </w:r>
+      <w:r>
+        <w:t xml:space="preserve"> and</w:t>
+      </w:r>
+      <w:r>
+        <w:t xml:space="preserve"> </w:t>
+      </w:r>
+      <w:r>
+        <w:t>data-</w:t>
+      </w:r>
+      <w:proofErr w:type="spellStart"/>
+      <w:r>
+        <w:t>bs</w:t>
+      </w:r>
+      <w:proofErr w:type="spellEnd"/>
+      <w:r>
+        <w:t>-target="#</w:t>
+      </w:r>
+      <w:proofErr w:type="spellStart"/>
+      <w:r>
+        <w:t>vlogModal</w:t>
+      </w:r>
+      <w:proofErr w:type="spellEnd"/>
+      <w:r>
+        <w:t>"</w:t>
+      </w:r>
+      <w:r>
+        <w:t xml:space="preserve"> to specify which modal want to open</w:t>
+      </w:r>
+    </w:p>
+    <w:p>
+      <w:pPr>
+        <w:rPr>
+          <w:rFonts w:ascii="Times New Roman" w:hAnsi="Times New Roman" w:cs="Times New Roman"/>
+        </w:rPr>
+      </w:pPr>
+      <w:r>
+        <w:rPr>
+          <w:rFonts w:ascii="Times New Roman" w:hAnsi="Times New Roman" w:cs="Times New Roman"/>
+        </w:rPr>
+        <w:br/>
+      </w:r>
+      <w:r>
+        <w:rPr>
+          <w:rFonts w:ascii="Times New Roman" w:hAnsi="Times New Roman" w:cs="Times New Roman"/>
+        </w:rPr>
+        <w:br/>
+      </w:r>
+      <w:r>
+        <w:rPr>
+          <w:rFonts w:ascii="Times New Roman" w:hAnsi="Times New Roman" w:cs="Times New Roman"/>
+          <w:b/>
+        </w:rPr>
+        <w:t>Section 5: URL Configuration (10 Points)</w:t>
+      </w:r>
+    </w:p>
+    <w:p>
+      <w:pPr>
+        <w:rPr>
+          <w:rFonts w:ascii="Times New Roman" w:hAnsi="Times New Roman" w:cs="Times New Roman"/>
+        </w:rPr>
+      </w:pPr>
+      <w:r>
+        <w:rPr>
+          <w:rFonts w:ascii="Times New Roman" w:hAnsi="Times New Roman" w:cs="Times New Roman"/>
+        </w:rPr>
+        <w:t>1. Define URL Patterns:</w:t>
+      </w:r>
+    </w:p>
+    <w:p>
+      <w:pPr>
+        <w:rPr>
+          <w:rFonts w:ascii="Times New Roman" w:hAnsi="Times New Roman" w:cs="Times New Roman"/>
+        </w:rPr>
+      </w:pPr>
+      <w:r>
+        <w:rPr>
+          <w:rFonts w:ascii="Times New Roman" w:hAnsi="Times New Roman" w:cs="Times New Roman"/>
+        </w:rPr>
+        <w:t>Write URL patterns for the following views:</w:t>
+      </w:r>
+    </w:p>
+    <w:p>
+      <w:pPr>
+        <w:rPr>
+          <w:rFonts w:ascii="Times New Roman" w:hAnsi="Times New Roman" w:cs="Times New Roman"/>
+        </w:rPr>
+      </w:pPr>
+      <w:r>
+        <w:rPr>
+          <w:rFonts w:ascii="Times New Roman" w:hAnsi="Times New Roman" w:cs="Times New Roman"/>
+        </w:rPr>
+        <w:t>Displaying all vlogs (/vlog/).</w:t>
+      </w:r>
+    </w:p>
+    <w:p>
+      <w:pPr>
+        <w:rPr>
+          <w:rFonts w:ascii="Times New Roman" w:hAnsi="Times New Roman" w:cs="Times New Roman"/>
+        </w:rPr>
+      </w:pPr>
+      <w:r>
+        <w:rPr>
+          <w:rFonts w:ascii="Times New Roman" w:hAnsi="Times New Roman" w:cs="Times New Roman"/>
+        </w:rPr>
+        <w:t>Displaying a single vlog post by id (/vlog/&lt;</w:t>
+      </w:r>
+      <w:proofErr w:type="spellStart"/>
+      <w:r>
+        <w:rPr>
+          <w:rFonts w:ascii="Times New Roman" w:hAnsi="Times New Roman" w:cs="Times New Roman"/>
+        </w:rPr>
+        <w:t>int</w:t>
+      </w:r>
+      <w:proofErr w:type="gramStart"/>
+      <w:r>
+        <w:rPr>
+          <w:rFonts w:ascii="Times New Roman" w:hAnsi="Times New Roman" w:cs="Times New Roman"/>
+        </w:rPr>
+        <w:t>:id</w:t>
+      </w:r>
+      <w:proofErr w:type="spellEnd"/>
+      <w:proofErr w:type="gramEnd"/>
+      <w:r>
+        <w:rPr>
+          <w:rFonts w:ascii="Times New Roman" w:hAnsi="Times New Roman" w:cs="Times New Roman"/>
+        </w:rPr>
+        <w:t>&gt;/).</w:t>
+      </w:r>
+    </w:p>
+    <w:p>
+      <w:pPr>
+        <w:rPr>
+          <w:rFonts w:ascii="Times New Roman" w:hAnsi="Times New Roman" w:cs="Times New Roman"/>
+        </w:rPr>
+      </w:pPr>
+      <w:r>
+        <w:rPr>
+          <w:rFonts w:ascii="Times New Roman" w:hAnsi="Times New Roman" w:cs="Times New Roman"/>
+        </w:rPr>
+        <w:t>Creating a new vlog (/vlog/new/).</w:t>
+      </w:r>
+    </w:p>
+    <w:p>
+      <w:pPr>
+        <w:rPr>
+          <w:rFonts w:ascii="Times New Roman" w:hAnsi="Times New Roman" w:cs="Times New Roman"/>
+        </w:rPr>
+      </w:pPr>
+      <w:r>
+        <w:rPr>
+          <w:rFonts w:ascii="Times New Roman" w:hAnsi="Times New Roman" w:cs="Times New Roman"/>
+        </w:rPr>
+        <w:t>Editing a vlog by id (/vlog/edit/&lt;</w:t>
+      </w:r>
+      <w:proofErr w:type="spellStart"/>
+      <w:r>
+        <w:rPr>
+          <w:rFonts w:ascii="Times New Roman" w:hAnsi="Times New Roman" w:cs="Times New Roman"/>
+        </w:rPr>
+        <w:t>int</w:t>
+      </w:r>
+      <w:proofErr w:type="gramStart"/>
+      <w:r>
+        <w:rPr>
+          <w:rFonts w:ascii="Times New Roman" w:hAnsi="Times New Roman" w:cs="Times New Roman"/>
+        </w:rPr>
+        <w:t>:id</w:t>
+      </w:r>
+      <w:proofErr w:type="spellEnd"/>
+      <w:proofErr w:type="gramEnd"/>
+      <w:r>
+        <w:rPr>
+          <w:rFonts w:ascii="Times New Roman" w:hAnsi="Times New Roman" w:cs="Times New Roman"/>
+        </w:rPr>
+        <w:t>&gt;/).</w:t>
+      </w:r>
+    </w:p>
+    <w:p>
+      <w:pPr>
+        <w:rPr>
+          <w:rFonts w:ascii="Times New Roman" w:hAnsi="Times New Roman" w:cs="Times New Roman"/>
+        </w:rPr>
+      </w:pPr>
+      <w:r>
+        <w:rPr>
+          <w:rFonts w:ascii="Times New Roman" w:hAnsi="Times New Roman" w:cs="Times New Roman"/>
+        </w:rPr>
+        <w:lastRenderedPageBreak/>
+        <w:t>Provide the code for urls.py with these patterns. (10 Points)</w:t>
+      </w:r>
       <w:bookmarkStart w:id="0" w:name="_GoBack"/>
       <w:bookmarkEnd w:id="0"/>
     </w:p>
@@ -1444,524 +3152,56 @@
         <w:rPr>
           <w:rFonts w:ascii="Times New Roman" w:hAnsi="Times New Roman" w:cs="Times New Roman"/>
         </w:rPr>
-        <w:t xml:space="preserve">b. Write a </w:t>
-      </w:r>
-      <w:proofErr w:type="spellStart"/>
-      <w:r>
-        <w:rPr>
-          <w:rFonts w:ascii="Times New Roman" w:hAnsi="Times New Roman" w:cs="Times New Roman"/>
-        </w:rPr>
-        <w:t>DetailView</w:t>
-      </w:r>
-      <w:proofErr w:type="spellEnd"/>
-      <w:r>
-        <w:rPr>
-          <w:rFonts w:ascii="Times New Roman" w:hAnsi="Times New Roman" w:cs="Times New Roman"/>
-        </w:rPr>
-        <w:t xml:space="preserve"> for a single </w:t>
-      </w:r>
-      <w:proofErr w:type="spellStart"/>
-      <w:r>
-        <w:rPr>
-          <w:rFonts w:ascii="Times New Roman" w:hAnsi="Times New Roman" w:cs="Times New Roman"/>
-        </w:rPr>
-        <w:t>VlogPost</w:t>
-      </w:r>
-      <w:proofErr w:type="spellEnd"/>
-      <w:r>
-        <w:rPr>
-          <w:rFonts w:ascii="Times New Roman" w:hAnsi="Times New Roman" w:cs="Times New Roman"/>
-        </w:rPr>
-        <w:t>, based on its id. Include an example URL pattern for this view. (5 Points)</w:t>
-      </w:r>
-    </w:p>
-    <w:p>
-      <w:pPr>
-        <w:rPr>
-          <w:rFonts w:ascii="Times New Roman" w:hAnsi="Times New Roman" w:cs="Times New Roman"/>
-        </w:rPr>
-      </w:pPr>
-      <w:r>
-        <w:rPr>
-          <w:rFonts w:ascii="Times New Roman" w:hAnsi="Times New Roman" w:cs="Times New Roman"/>
-        </w:rPr>
-        <w:t xml:space="preserve">2. Create and Update Views for </w:t>
-      </w:r>
-      <w:proofErr w:type="spellStart"/>
-      <w:r>
-        <w:rPr>
-          <w:rFonts w:ascii="Times New Roman" w:hAnsi="Times New Roman" w:cs="Times New Roman"/>
-        </w:rPr>
-        <w:t>VlogPost</w:t>
-      </w:r>
-      <w:proofErr w:type="spellEnd"/>
-      <w:r>
-        <w:rPr>
-          <w:rFonts w:ascii="Times New Roman" w:hAnsi="Times New Roman" w:cs="Times New Roman"/>
-        </w:rPr>
-        <w:t>:</w:t>
-      </w:r>
-    </w:p>
-    <w:p>
-      <w:pPr>
-        <w:rPr>
-          <w:rFonts w:ascii="Times New Roman" w:hAnsi="Times New Roman" w:cs="Times New Roman"/>
-        </w:rPr>
-      </w:pPr>
-      <w:r>
-        <w:rPr>
-          <w:rFonts w:ascii="Times New Roman" w:hAnsi="Times New Roman" w:cs="Times New Roman"/>
-        </w:rPr>
-        <w:t xml:space="preserve">a. Write a </w:t>
-      </w:r>
-      <w:proofErr w:type="spellStart"/>
-      <w:r>
-        <w:rPr>
-          <w:rFonts w:ascii="Times New Roman" w:hAnsi="Times New Roman" w:cs="Times New Roman"/>
-        </w:rPr>
-        <w:t>CreateView</w:t>
-      </w:r>
-      <w:proofErr w:type="spellEnd"/>
-      <w:r>
-        <w:rPr>
-          <w:rFonts w:ascii="Times New Roman" w:hAnsi="Times New Roman" w:cs="Times New Roman"/>
-        </w:rPr>
-        <w:t xml:space="preserve"> for creating a new </w:t>
-      </w:r>
-      <w:proofErr w:type="spellStart"/>
-      <w:r>
-        <w:rPr>
-          <w:rFonts w:ascii="Times New Roman" w:hAnsi="Times New Roman" w:cs="Times New Roman"/>
-        </w:rPr>
-        <w:t>VlogPost</w:t>
-      </w:r>
-      <w:proofErr w:type="spellEnd"/>
-      <w:r>
-        <w:rPr>
-          <w:rFonts w:ascii="Times New Roman" w:hAnsi="Times New Roman" w:cs="Times New Roman"/>
-        </w:rPr>
-        <w:t xml:space="preserve">, using </w:t>
-      </w:r>
-      <w:proofErr w:type="spellStart"/>
-      <w:r>
-        <w:rPr>
-          <w:rFonts w:ascii="Times New Roman" w:hAnsi="Times New Roman" w:cs="Times New Roman"/>
-        </w:rPr>
-        <w:t>VlogPostForm</w:t>
-      </w:r>
-      <w:proofErr w:type="spellEnd"/>
-      <w:r>
-        <w:rPr>
-          <w:rFonts w:ascii="Times New Roman" w:hAnsi="Times New Roman" w:cs="Times New Roman"/>
-        </w:rPr>
-        <w:t>. Describe the purpose of this view and how it handles form submission. (5 Points)</w:t>
-      </w:r>
-    </w:p>
-    <w:p>
-      <w:pPr>
-        <w:rPr>
-          <w:rFonts w:ascii="Times New Roman" w:hAnsi="Times New Roman" w:cs="Times New Roman"/>
-        </w:rPr>
-      </w:pPr>
-      <w:r>
-        <w:rPr>
-          <w:rFonts w:ascii="Times New Roman" w:hAnsi="Times New Roman" w:cs="Times New Roman"/>
-        </w:rPr>
-        <w:lastRenderedPageBreak/>
-        <w:t xml:space="preserve">b. Write an </w:t>
-      </w:r>
-      <w:proofErr w:type="spellStart"/>
-      <w:r>
-        <w:rPr>
-          <w:rFonts w:ascii="Times New Roman" w:hAnsi="Times New Roman" w:cs="Times New Roman"/>
-        </w:rPr>
-        <w:t>UpdateView</w:t>
-      </w:r>
-      <w:proofErr w:type="spellEnd"/>
-      <w:r>
-        <w:rPr>
-          <w:rFonts w:ascii="Times New Roman" w:hAnsi="Times New Roman" w:cs="Times New Roman"/>
-        </w:rPr>
-        <w:t xml:space="preserve"> for editing an existing </w:t>
-      </w:r>
-      <w:proofErr w:type="spellStart"/>
-      <w:r>
-        <w:rPr>
-          <w:rFonts w:ascii="Times New Roman" w:hAnsi="Times New Roman" w:cs="Times New Roman"/>
-        </w:rPr>
-        <w:t>VlogPost</w:t>
-      </w:r>
-      <w:proofErr w:type="spellEnd"/>
-      <w:r>
-        <w:rPr>
-          <w:rFonts w:ascii="Times New Roman" w:hAnsi="Times New Roman" w:cs="Times New Roman"/>
-        </w:rPr>
-        <w:t>, explaining how the view identifies the specific vlog to update. Provide code examples in report too. (5 Points)</w:t>
-      </w:r>
-    </w:p>
-    <w:p>
-      <w:pPr>
-        <w:rPr>
-          <w:rFonts w:ascii="Times New Roman" w:hAnsi="Times New Roman" w:cs="Times New Roman"/>
-          <w:b/>
-        </w:rPr>
-      </w:pPr>
-      <w:r>
-        <w:rPr>
-          <w:rFonts w:ascii="Times New Roman" w:hAnsi="Times New Roman" w:cs="Times New Roman"/>
-          <w:b/>
-        </w:rPr>
-        <w:t>Section 3: Templates (10 Points)</w:t>
-      </w:r>
-    </w:p>
-    <w:p>
-      <w:pPr>
-        <w:rPr>
-          <w:rFonts w:ascii="Times New Roman" w:hAnsi="Times New Roman" w:cs="Times New Roman"/>
-        </w:rPr>
-      </w:pPr>
-      <w:r>
-        <w:rPr>
-          <w:rFonts w:ascii="Times New Roman" w:hAnsi="Times New Roman" w:cs="Times New Roman"/>
-        </w:rPr>
-        <w:t>1. Detail Template for Vlog Post:</w:t>
-      </w:r>
-    </w:p>
-    <w:p>
-      <w:pPr>
-        <w:rPr>
-          <w:rFonts w:ascii="Times New Roman" w:hAnsi="Times New Roman" w:cs="Times New Roman"/>
-        </w:rPr>
-      </w:pPr>
-      <w:r>
-        <w:rPr>
-          <w:rFonts w:ascii="Times New Roman" w:hAnsi="Times New Roman" w:cs="Times New Roman"/>
-        </w:rPr>
-        <w:t xml:space="preserve">a. Create a vlog_detail.html template to display a single vlog, with fields such as title, </w:t>
-      </w:r>
-      <w:proofErr w:type="spellStart"/>
-      <w:r>
-        <w:rPr>
-          <w:rFonts w:ascii="Times New Roman" w:hAnsi="Times New Roman" w:cs="Times New Roman"/>
-        </w:rPr>
-        <w:t>video_url</w:t>
-      </w:r>
-      <w:proofErr w:type="spellEnd"/>
-      <w:r>
-        <w:rPr>
-          <w:rFonts w:ascii="Times New Roman" w:hAnsi="Times New Roman" w:cs="Times New Roman"/>
-        </w:rPr>
-        <w:t xml:space="preserve">, description, author, </w:t>
-      </w:r>
-      <w:proofErr w:type="spellStart"/>
-      <w:r>
-        <w:rPr>
-          <w:rFonts w:ascii="Times New Roman" w:hAnsi="Times New Roman" w:cs="Times New Roman"/>
-        </w:rPr>
-        <w:t>published_date</w:t>
-      </w:r>
-      <w:proofErr w:type="spellEnd"/>
-      <w:r>
-        <w:rPr>
-          <w:rFonts w:ascii="Times New Roman" w:hAnsi="Times New Roman" w:cs="Times New Roman"/>
-        </w:rPr>
-        <w:t>, and tags. Provide the HTML structure. (10 Points)</w:t>
-      </w:r>
-    </w:p>
-    <w:p>
-      <w:pPr>
-        <w:rPr>
-          <w:rFonts w:ascii="Times New Roman" w:hAnsi="Times New Roman" w:cs="Times New Roman"/>
-          <w:b/>
-        </w:rPr>
-      </w:pPr>
-      <w:r>
-        <w:rPr>
-          <w:rFonts w:ascii="Times New Roman" w:hAnsi="Times New Roman" w:cs="Times New Roman"/>
-          <w:b/>
-        </w:rPr>
-        <w:t>Section 4: Django Forms and Modal Forms (20 Points)</w:t>
-      </w:r>
-    </w:p>
-    <w:p>
-      <w:pPr>
-        <w:rPr>
-          <w:rFonts w:ascii="Times New Roman" w:hAnsi="Times New Roman" w:cs="Times New Roman"/>
-        </w:rPr>
-      </w:pPr>
-      <w:r>
-        <w:rPr>
-          <w:rFonts w:ascii="Times New Roman" w:hAnsi="Times New Roman" w:cs="Times New Roman"/>
-        </w:rPr>
-        <w:t xml:space="preserve">1. Creating a </w:t>
-      </w:r>
-      <w:proofErr w:type="spellStart"/>
-      <w:r>
-        <w:rPr>
-          <w:rFonts w:ascii="Times New Roman" w:hAnsi="Times New Roman" w:cs="Times New Roman"/>
-        </w:rPr>
-        <w:t>VlogPost</w:t>
-      </w:r>
-      <w:proofErr w:type="spellEnd"/>
-      <w:r>
-        <w:rPr>
-          <w:rFonts w:ascii="Times New Roman" w:hAnsi="Times New Roman" w:cs="Times New Roman"/>
-        </w:rPr>
-        <w:t xml:space="preserve"> Form:</w:t>
-      </w:r>
-    </w:p>
-    <w:p>
-      <w:pPr>
-        <w:rPr>
-          <w:rFonts w:ascii="Times New Roman" w:hAnsi="Times New Roman" w:cs="Times New Roman"/>
-        </w:rPr>
-      </w:pPr>
-      <w:r>
-        <w:rPr>
-          <w:rFonts w:ascii="Times New Roman" w:hAnsi="Times New Roman" w:cs="Times New Roman"/>
-        </w:rPr>
-        <w:t xml:space="preserve">a. Write a Django form for the </w:t>
-      </w:r>
-      <w:proofErr w:type="spellStart"/>
-      <w:r>
-        <w:rPr>
-          <w:rFonts w:ascii="Times New Roman" w:hAnsi="Times New Roman" w:cs="Times New Roman"/>
-        </w:rPr>
-        <w:t>VlogPost</w:t>
-      </w:r>
-      <w:proofErr w:type="spellEnd"/>
-      <w:r>
-        <w:rPr>
-          <w:rFonts w:ascii="Times New Roman" w:hAnsi="Times New Roman" w:cs="Times New Roman"/>
-        </w:rPr>
-        <w:t xml:space="preserve"> model, including fields for title, </w:t>
-      </w:r>
-      <w:proofErr w:type="spellStart"/>
-      <w:r>
-        <w:rPr>
-          <w:rFonts w:ascii="Times New Roman" w:hAnsi="Times New Roman" w:cs="Times New Roman"/>
-        </w:rPr>
-        <w:t>video_url</w:t>
-      </w:r>
-      <w:proofErr w:type="spellEnd"/>
-      <w:r>
-        <w:rPr>
-          <w:rFonts w:ascii="Times New Roman" w:hAnsi="Times New Roman" w:cs="Times New Roman"/>
-        </w:rPr>
-        <w:t>, description, and tags. Show the code for this form in forms.py (10 Points)</w:t>
-      </w:r>
-    </w:p>
-    <w:p>
-      <w:pPr>
-        <w:rPr>
-          <w:rFonts w:ascii="Times New Roman" w:hAnsi="Times New Roman" w:cs="Times New Roman"/>
-        </w:rPr>
-      </w:pPr>
-      <w:r>
-        <w:rPr>
-          <w:rFonts w:ascii="Times New Roman" w:hAnsi="Times New Roman" w:cs="Times New Roman"/>
-        </w:rPr>
-        <w:t xml:space="preserve">2. Modal Form for </w:t>
-      </w:r>
-      <w:proofErr w:type="spellStart"/>
-      <w:r>
-        <w:rPr>
-          <w:rFonts w:ascii="Times New Roman" w:hAnsi="Times New Roman" w:cs="Times New Roman"/>
-        </w:rPr>
-        <w:t>VlogPost</w:t>
-      </w:r>
-      <w:proofErr w:type="spellEnd"/>
-      <w:r>
-        <w:rPr>
-          <w:rFonts w:ascii="Times New Roman" w:hAnsi="Times New Roman" w:cs="Times New Roman"/>
-        </w:rPr>
-        <w:t xml:space="preserve"> Creation:</w:t>
-      </w:r>
-    </w:p>
-    <w:p>
-      <w:pPr>
-        <w:rPr>
-          <w:rFonts w:ascii="Times New Roman" w:hAnsi="Times New Roman" w:cs="Times New Roman"/>
-        </w:rPr>
-      </w:pPr>
-      <w:r>
-        <w:rPr>
-          <w:rFonts w:ascii="Times New Roman" w:hAnsi="Times New Roman" w:cs="Times New Roman"/>
-        </w:rPr>
-        <w:t>a. Explain how to create a modal form for adding a new Vlog Post in a template, including the necessary HTML structure to trigger the modal. (10 Points)</w:t>
-      </w:r>
-      <w:r>
-        <w:rPr>
-          <w:rFonts w:ascii="Times New Roman" w:hAnsi="Times New Roman" w:cs="Times New Roman"/>
-        </w:rPr>
-        <w:br/>
-      </w:r>
-      <w:r>
-        <w:rPr>
-          <w:rFonts w:ascii="Times New Roman" w:hAnsi="Times New Roman" w:cs="Times New Roman"/>
-        </w:rPr>
-        <w:br/>
-      </w:r>
-      <w:r>
-        <w:rPr>
-          <w:rFonts w:ascii="Times New Roman" w:hAnsi="Times New Roman" w:cs="Times New Roman"/>
-        </w:rPr>
-        <w:br/>
-      </w:r>
-      <w:r>
-        <w:rPr>
-          <w:rFonts w:ascii="Times New Roman" w:hAnsi="Times New Roman" w:cs="Times New Roman"/>
-        </w:rPr>
-        <w:br/>
-      </w:r>
-      <w:r>
-        <w:rPr>
-          <w:rFonts w:ascii="Times New Roman" w:hAnsi="Times New Roman" w:cs="Times New Roman"/>
-        </w:rPr>
-        <w:br/>
-      </w:r>
-      <w:r>
-        <w:rPr>
-          <w:rFonts w:ascii="Times New Roman" w:hAnsi="Times New Roman" w:cs="Times New Roman"/>
-          <w:b/>
-        </w:rPr>
-        <w:t>Section 5: URL Configuration (10 Points)</w:t>
-      </w:r>
-    </w:p>
-    <w:p>
-      <w:pPr>
-        <w:rPr>
-          <w:rFonts w:ascii="Times New Roman" w:hAnsi="Times New Roman" w:cs="Times New Roman"/>
-        </w:rPr>
-      </w:pPr>
-      <w:r>
-        <w:rPr>
-          <w:rFonts w:ascii="Times New Roman" w:hAnsi="Times New Roman" w:cs="Times New Roman"/>
-        </w:rPr>
-        <w:t>1. Define URL Patterns:</w:t>
-      </w:r>
-    </w:p>
-    <w:p>
-      <w:pPr>
-        <w:rPr>
-          <w:rFonts w:ascii="Times New Roman" w:hAnsi="Times New Roman" w:cs="Times New Roman"/>
-        </w:rPr>
-      </w:pPr>
-      <w:r>
-        <w:rPr>
-          <w:rFonts w:ascii="Times New Roman" w:hAnsi="Times New Roman" w:cs="Times New Roman"/>
-        </w:rPr>
-        <w:t>Write URL patterns for the following views:</w:t>
-      </w:r>
-    </w:p>
-    <w:p>
-      <w:pPr>
-        <w:rPr>
-          <w:rFonts w:ascii="Times New Roman" w:hAnsi="Times New Roman" w:cs="Times New Roman"/>
-        </w:rPr>
-      </w:pPr>
-      <w:r>
-        <w:rPr>
-          <w:rFonts w:ascii="Times New Roman" w:hAnsi="Times New Roman" w:cs="Times New Roman"/>
-        </w:rPr>
-        <w:t>Displaying all vlogs (/vlog/).</w:t>
-      </w:r>
-    </w:p>
-    <w:p>
-      <w:pPr>
-        <w:rPr>
-          <w:rFonts w:ascii="Times New Roman" w:hAnsi="Times New Roman" w:cs="Times New Roman"/>
-        </w:rPr>
-      </w:pPr>
-      <w:r>
-        <w:rPr>
-          <w:rFonts w:ascii="Times New Roman" w:hAnsi="Times New Roman" w:cs="Times New Roman"/>
-        </w:rPr>
-        <w:t>Displaying a single vlog post by id (/vlog/&lt;</w:t>
-      </w:r>
-      <w:proofErr w:type="spellStart"/>
-      <w:r>
-        <w:rPr>
-          <w:rFonts w:ascii="Times New Roman" w:hAnsi="Times New Roman" w:cs="Times New Roman"/>
-        </w:rPr>
-        <w:t>int</w:t>
-      </w:r>
-      <w:proofErr w:type="gramStart"/>
-      <w:r>
-        <w:rPr>
-          <w:rFonts w:ascii="Times New Roman" w:hAnsi="Times New Roman" w:cs="Times New Roman"/>
-        </w:rPr>
-        <w:t>:id</w:t>
-      </w:r>
-      <w:proofErr w:type="spellEnd"/>
-      <w:proofErr w:type="gramEnd"/>
-      <w:r>
-        <w:rPr>
-          <w:rFonts w:ascii="Times New Roman" w:hAnsi="Times New Roman" w:cs="Times New Roman"/>
-        </w:rPr>
-        <w:t>&gt;/).</w:t>
-      </w:r>
-    </w:p>
-    <w:p>
-      <w:pPr>
-        <w:rPr>
-          <w:rFonts w:ascii="Times New Roman" w:hAnsi="Times New Roman" w:cs="Times New Roman"/>
-        </w:rPr>
-      </w:pPr>
-      <w:r>
-        <w:rPr>
-          <w:rFonts w:ascii="Times New Roman" w:hAnsi="Times New Roman" w:cs="Times New Roman"/>
-        </w:rPr>
-        <w:t>Creating a new vlog (/vlog/new/).</w:t>
-      </w:r>
-    </w:p>
-    <w:p>
-      <w:pPr>
-        <w:rPr>
-          <w:rFonts w:ascii="Times New Roman" w:hAnsi="Times New Roman" w:cs="Times New Roman"/>
-        </w:rPr>
-      </w:pPr>
-      <w:r>
-        <w:rPr>
-          <w:rFonts w:ascii="Times New Roman" w:hAnsi="Times New Roman" w:cs="Times New Roman"/>
-        </w:rPr>
-        <w:t>Editing a vlog by id (/vlog/edit/&lt;</w:t>
-      </w:r>
-      <w:proofErr w:type="spellStart"/>
-      <w:r>
-        <w:rPr>
-          <w:rFonts w:ascii="Times New Roman" w:hAnsi="Times New Roman" w:cs="Times New Roman"/>
-        </w:rPr>
-        <w:t>int</w:t>
-      </w:r>
-      <w:proofErr w:type="gramStart"/>
-      <w:r>
-        <w:rPr>
-          <w:rFonts w:ascii="Times New Roman" w:hAnsi="Times New Roman" w:cs="Times New Roman"/>
-        </w:rPr>
-        <w:t>:id</w:t>
-      </w:r>
-      <w:proofErr w:type="spellEnd"/>
-      <w:proofErr w:type="gramEnd"/>
-      <w:r>
-        <w:rPr>
-          <w:rFonts w:ascii="Times New Roman" w:hAnsi="Times New Roman" w:cs="Times New Roman"/>
-        </w:rPr>
-        <w:t>&gt;/).</w:t>
-      </w:r>
-    </w:p>
-    <w:p>
-      <w:pPr>
-        <w:rPr>
-          <w:rFonts w:ascii="Times New Roman" w:hAnsi="Times New Roman" w:cs="Times New Roman"/>
-        </w:rPr>
-      </w:pPr>
-      <w:r>
-        <w:rPr>
-          <w:rFonts w:ascii="Times New Roman" w:hAnsi="Times New Roman" w:cs="Times New Roman"/>
-        </w:rPr>
-        <w:t>Provide the code for urls.py with these patterns. (10 Points)</w:t>
-      </w:r>
+        <w:drawing>
+          <wp:inline distT="0" distB="0" distL="0" distR="0" wp14:anchorId="4A7E663B" wp14:editId="000A85F2">
+            <wp:extent cx="5943600" cy="1789430"/>
+            <wp:effectExtent l="0" t="0" r="0" b="1270"/>
+            <wp:docPr id="18" name="Picture 18"/>
+            <wp:cNvGraphicFramePr>
+              <a:graphicFrameLocks xmlns:a="http://schemas.openxmlformats.org/drawingml/2006/main" noChangeAspect="1"/>
+            </wp:cNvGraphicFramePr>
+            <a:graphic xmlns:a="http://schemas.openxmlformats.org/drawingml/2006/main">
+              <a:graphicData uri="http://schemas.openxmlformats.org/drawingml/2006/picture">
+                <pic:pic xmlns:pic="http://schemas.openxmlformats.org/drawingml/2006/picture">
+                  <pic:nvPicPr>
+                    <pic:cNvPr id="1" name=""/>
+                    <pic:cNvPicPr/>
+                  </pic:nvPicPr>
+                  <pic:blipFill>
+                    <a:blip r:embed="rId18"/>
+                    <a:stretch>
+                      <a:fillRect/>
+                    </a:stretch>
+                  </pic:blipFill>
+                  <pic:spPr>
+                    <a:xfrm>
+                      <a:off x="0" y="0"/>
+                      <a:ext cx="5943600" cy="1789430"/>
+                    </a:xfrm>
+                    <a:prstGeom prst="rect">
+                      <a:avLst/>
+                    </a:prstGeom>
+                  </pic:spPr>
+                </pic:pic>
+              </a:graphicData>
+            </a:graphic>
+          </wp:inline>
+        </w:drawing>
+      </w:r>
+    </w:p>
+    <w:p>
+      <w:pPr>
+        <w:rPr>
+          <w:rFonts w:ascii="Times New Roman" w:hAnsi="Times New Roman" w:cs="Times New Roman"/>
+        </w:rPr>
+      </w:pPr>
+    </w:p>
+    <w:p>
+      <w:pPr>
+        <w:rPr>
+          <w:rFonts w:ascii="Times New Roman" w:hAnsi="Times New Roman" w:cs="Times New Roman"/>
+        </w:rPr>
+      </w:pPr>
     </w:p>
     <w:p>
       <w:pPr>
@@ -2171,7 +3411,7 @@
   <w:abstractNum w:abstractNumId="1" w15:restartNumberingAfterBreak="0">
     <w:nsid w:val="127B2DC2"/>
     <w:multiLevelType w:val="hybridMultilevel"/>
-    <w:tmpl w:val="6770C996"/>
+    <w:tmpl w:val="B74C60A6"/>
     <w:lvl w:ilvl="0" w:tplc="3409000F">
       <w:start w:val="1"/>
       <w:numFmt w:val="decimal"/>
@@ -2181,14 +3421,17 @@
         <w:ind w:left="720" w:hanging="360"/>
       </w:pPr>
     </w:lvl>
-    <w:lvl w:ilvl="1" w:tplc="34090019" w:tentative="1">
-      <w:start w:val="1"/>
-      <w:numFmt w:val="lowerLetter"/>
-      <w:lvlText w:val="%2."/>
+    <w:lvl w:ilvl="1" w:tplc="34090001">
+      <w:start w:val="1"/>
+      <w:numFmt w:val="bullet"/>
+      <w:lvlText w:val=""/>
       <w:lvlJc w:val="left"/>
       <w:pPr>
         <w:ind w:left="1440" w:hanging="360"/>
       </w:pPr>
+      <w:rPr>
+        <w:rFonts w:ascii="Symbol" w:hAnsi="Symbol" w:hint="default"/>
+      </w:rPr>
     </w:lvl>
     <w:lvl w:ilvl="2" w:tplc="3409001B" w:tentative="1">
       <w:start w:val="1"/>
@@ -2255,6 +3498,92 @@
     </w:lvl>
   </w:abstractNum>
   <w:abstractNum w:abstractNumId="2" w15:restartNumberingAfterBreak="0">
+    <w:nsid w:val="20923D19"/>
+    <w:multiLevelType w:val="hybridMultilevel"/>
+    <w:tmpl w:val="536A89C8"/>
+    <w:lvl w:ilvl="0" w:tplc="3409000F">
+      <w:start w:val="1"/>
+      <w:numFmt w:val="decimal"/>
+      <w:lvlText w:val="%1."/>
+      <w:lvlJc w:val="left"/>
+      <w:pPr>
+        <w:ind w:left="720" w:hanging="360"/>
+      </w:pPr>
+    </w:lvl>
+    <w:lvl w:ilvl="1" w:tplc="34090019">
+      <w:start w:val="1"/>
+      <w:numFmt w:val="lowerLetter"/>
+      <w:lvlText w:val="%2."/>
+      <w:lvlJc w:val="left"/>
+      <w:pPr>
+        <w:ind w:left="1440" w:hanging="360"/>
+      </w:pPr>
+    </w:lvl>
+    <w:lvl w:ilvl="2" w:tplc="3409001B" w:tentative="1">
+      <w:start w:val="1"/>
+      <w:numFmt w:val="lowerRoman"/>
+      <w:lvlText w:val="%3."/>
+      <w:lvlJc w:val="right"/>
+      <w:pPr>
+        <w:ind w:left="2160" w:hanging="180"/>
+      </w:pPr>
+    </w:lvl>
+    <w:lvl w:ilvl="3" w:tplc="3409000F" w:tentative="1">
+      <w:start w:val="1"/>
+      <w:numFmt w:val="decimal"/>
+      <w:lvlText w:val="%4."/>
+      <w:lvlJc w:val="left"/>
+      <w:pPr>
+        <w:ind w:left="2880" w:hanging="360"/>
+      </w:pPr>
+    </w:lvl>
+    <w:lvl w:ilvl="4" w:tplc="34090019" w:tentative="1">
+      <w:start w:val="1"/>
+      <w:numFmt w:val="lowerLetter"/>
+      <w:lvlText w:val="%5."/>
+      <w:lvlJc w:val="left"/>
+      <w:pPr>
+        <w:ind w:left="3600" w:hanging="360"/>
+      </w:pPr>
+    </w:lvl>
+    <w:lvl w:ilvl="5" w:tplc="3409001B" w:tentative="1">
+      <w:start w:val="1"/>
+      <w:numFmt w:val="lowerRoman"/>
+      <w:lvlText w:val="%6."/>
+      <w:lvlJc w:val="right"/>
+      <w:pPr>
+        <w:ind w:left="4320" w:hanging="180"/>
+      </w:pPr>
+    </w:lvl>
+    <w:lvl w:ilvl="6" w:tplc="3409000F" w:tentative="1">
+      <w:start w:val="1"/>
+      <w:numFmt w:val="decimal"/>
+      <w:lvlText w:val="%7."/>
+      <w:lvlJc w:val="left"/>
+      <w:pPr>
+        <w:ind w:left="5040" w:hanging="360"/>
+      </w:pPr>
+    </w:lvl>
+    <w:lvl w:ilvl="7" w:tplc="34090019" w:tentative="1">
+      <w:start w:val="1"/>
+      <w:numFmt w:val="lowerLetter"/>
+      <w:lvlText w:val="%8."/>
+      <w:lvlJc w:val="left"/>
+      <w:pPr>
+        <w:ind w:left="5760" w:hanging="360"/>
+      </w:pPr>
+    </w:lvl>
+    <w:lvl w:ilvl="8" w:tplc="3409001B" w:tentative="1">
+      <w:start w:val="1"/>
+      <w:numFmt w:val="lowerRoman"/>
+      <w:lvlText w:val="%9."/>
+      <w:lvlJc w:val="right"/>
+      <w:pPr>
+        <w:ind w:left="6480" w:hanging="180"/>
+      </w:pPr>
+    </w:lvl>
+  </w:abstractNum>
+  <w:abstractNum w:abstractNumId="3" w15:restartNumberingAfterBreak="0">
     <w:nsid w:val="2B6A422E"/>
     <w:multiLevelType w:val="hybridMultilevel"/>
     <w:tmpl w:val="44445CD2"/>
@@ -2367,7 +3696,7 @@
       </w:rPr>
     </w:lvl>
   </w:abstractNum>
-  <w:abstractNum w:abstractNumId="3" w15:restartNumberingAfterBreak="0">
+  <w:abstractNum w:abstractNumId="4" w15:restartNumberingAfterBreak="0">
     <w:nsid w:val="2E006126"/>
     <w:multiLevelType w:val="hybridMultilevel"/>
     <w:tmpl w:val="52ACED86"/>
@@ -2480,7 +3809,7 @@
       </w:rPr>
     </w:lvl>
   </w:abstractNum>
-  <w:abstractNum w:abstractNumId="4" w15:restartNumberingAfterBreak="0">
+  <w:abstractNum w:abstractNumId="5" w15:restartNumberingAfterBreak="0">
     <w:nsid w:val="2FB728D5"/>
     <w:multiLevelType w:val="hybridMultilevel"/>
     <w:tmpl w:val="645A4128"/>
@@ -2593,7 +3922,120 @@
       </w:rPr>
     </w:lvl>
   </w:abstractNum>
-  <w:abstractNum w:abstractNumId="5" w15:restartNumberingAfterBreak="0">
+  <w:abstractNum w:abstractNumId="6" w15:restartNumberingAfterBreak="0">
+    <w:nsid w:val="35DD17FB"/>
+    <w:multiLevelType w:val="hybridMultilevel"/>
+    <w:tmpl w:val="81341702"/>
+    <w:lvl w:ilvl="0" w:tplc="34090001">
+      <w:start w:val="1"/>
+      <w:numFmt w:val="bullet"/>
+      <w:lvlText w:val=""/>
+      <w:lvlJc w:val="left"/>
+      <w:pPr>
+        <w:ind w:left="720" w:hanging="360"/>
+      </w:pPr>
+      <w:rPr>
+        <w:rFonts w:ascii="Symbol" w:hAnsi="Symbol" w:hint="default"/>
+      </w:rPr>
+    </w:lvl>
+    <w:lvl w:ilvl="1" w:tplc="34090003">
+      <w:start w:val="1"/>
+      <w:numFmt w:val="bullet"/>
+      <w:lvlText w:val="o"/>
+      <w:lvlJc w:val="left"/>
+      <w:pPr>
+        <w:ind w:left="1440" w:hanging="360"/>
+      </w:pPr>
+      <w:rPr>
+        <w:rFonts w:ascii="Courier New" w:hAnsi="Courier New" w:cs="Courier New" w:hint="default"/>
+      </w:rPr>
+    </w:lvl>
+    <w:lvl w:ilvl="2" w:tplc="34090005" w:tentative="1">
+      <w:start w:val="1"/>
+      <w:numFmt w:val="bullet"/>
+      <w:lvlText w:val=""/>
+      <w:lvlJc w:val="left"/>
+      <w:pPr>
+        <w:ind w:left="2160" w:hanging="360"/>
+      </w:pPr>
+      <w:rPr>
+        <w:rFonts w:ascii="Wingdings" w:hAnsi="Wingdings" w:hint="default"/>
+      </w:rPr>
+    </w:lvl>
+    <w:lvl w:ilvl="3" w:tplc="34090001" w:tentative="1">
+      <w:start w:val="1"/>
+      <w:numFmt w:val="bullet"/>
+      <w:lvlText w:val=""/>
+      <w:lvlJc w:val="left"/>
+      <w:pPr>
+        <w:ind w:left="2880" w:hanging="360"/>
+      </w:pPr>
+      <w:rPr>
+        <w:rFonts w:ascii="Symbol" w:hAnsi="Symbol" w:hint="default"/>
+      </w:rPr>
+    </w:lvl>
+    <w:lvl w:ilvl="4" w:tplc="34090003" w:tentative="1">
+      <w:start w:val="1"/>
+      <w:numFmt w:val="bullet"/>
+      <w:lvlText w:val="o"/>
+      <w:lvlJc w:val="left"/>
+      <w:pPr>
+        <w:ind w:left="3600" w:hanging="360"/>
+      </w:pPr>
+      <w:rPr>
+        <w:rFonts w:ascii="Courier New" w:hAnsi="Courier New" w:cs="Courier New" w:hint="default"/>
+      </w:rPr>
+    </w:lvl>
+    <w:lvl w:ilvl="5" w:tplc="34090005" w:tentative="1">
+      <w:start w:val="1"/>
+      <w:numFmt w:val="bullet"/>
+      <w:lvlText w:val=""/>
+      <w:lvlJc w:val="left"/>
+      <w:pPr>
+        <w:ind w:left="4320" w:hanging="360"/>
+      </w:pPr>
+      <w:rPr>
+        <w:rFonts w:ascii="Wingdings" w:hAnsi="Wingdings" w:hint="default"/>
+      </w:rPr>
+    </w:lvl>
+    <w:lvl w:ilvl="6" w:tplc="34090001" w:tentative="1">
+      <w:start w:val="1"/>
+      <w:numFmt w:val="bullet"/>
+      <w:lvlText w:val=""/>
+      <w:lvlJc w:val="left"/>
+      <w:pPr>
+        <w:ind w:left="5040" w:hanging="360"/>
+      </w:pPr>
+      <w:rPr>
+        <w:rFonts w:ascii="Symbol" w:hAnsi="Symbol" w:hint="default"/>
+      </w:rPr>
+    </w:lvl>
+    <w:lvl w:ilvl="7" w:tplc="34090003" w:tentative="1">
+      <w:start w:val="1"/>
+      <w:numFmt w:val="bullet"/>
+      <w:lvlText w:val="o"/>
+      <w:lvlJc w:val="left"/>
+      <w:pPr>
+        <w:ind w:left="5760" w:hanging="360"/>
+      </w:pPr>
+      <w:rPr>
+        <w:rFonts w:ascii="Courier New" w:hAnsi="Courier New" w:cs="Courier New" w:hint="default"/>
+      </w:rPr>
+    </w:lvl>
+    <w:lvl w:ilvl="8" w:tplc="34090005" w:tentative="1">
+      <w:start w:val="1"/>
+      <w:numFmt w:val="bullet"/>
+      <w:lvlText w:val=""/>
+      <w:lvlJc w:val="left"/>
+      <w:pPr>
+        <w:ind w:left="6480" w:hanging="360"/>
+      </w:pPr>
+      <w:rPr>
+        <w:rFonts w:ascii="Wingdings" w:hAnsi="Wingdings" w:hint="default"/>
+      </w:rPr>
+    </w:lvl>
+  </w:abstractNum>
+  <w:abstractNum w:abstractNumId="7" w15:restartNumberingAfterBreak="0">
     <w:nsid w:val="461A1300"/>
     <w:multiLevelType w:val="hybridMultilevel"/>
     <w:tmpl w:val="12802732"/>
@@ -2706,23 +4148,234 @@
       </w:rPr>
     </w:lvl>
   </w:abstractNum>
+  <w:abstractNum w:abstractNumId="8" w15:restartNumberingAfterBreak="0">
+    <w:nsid w:val="75DB35C5"/>
+    <w:multiLevelType w:val="hybridMultilevel"/>
+    <w:tmpl w:val="24CAE468"/>
+    <w:lvl w:ilvl="0" w:tplc="34090001">
+      <w:start w:val="1"/>
+      <w:numFmt w:val="bullet"/>
+      <w:lvlText w:val=""/>
+      <w:lvlJc w:val="left"/>
+      <w:pPr>
+        <w:ind w:left="720" w:hanging="360"/>
+      </w:pPr>
+      <w:rPr>
+        <w:rFonts w:ascii="Symbol" w:hAnsi="Symbol" w:hint="default"/>
+      </w:rPr>
+    </w:lvl>
+    <w:lvl w:ilvl="1" w:tplc="34090003" w:tentative="1">
+      <w:start w:val="1"/>
+      <w:numFmt w:val="bullet"/>
+      <w:lvlText w:val="o"/>
+      <w:lvlJc w:val="left"/>
+      <w:pPr>
+        <w:ind w:left="1440" w:hanging="360"/>
+      </w:pPr>
+      <w:rPr>
+        <w:rFonts w:ascii="Courier New" w:hAnsi="Courier New" w:cs="Courier New" w:hint="default"/>
+      </w:rPr>
+    </w:lvl>
+    <w:lvl w:ilvl="2" w:tplc="34090005" w:tentative="1">
+      <w:start w:val="1"/>
+      <w:numFmt w:val="bullet"/>
+      <w:lvlText w:val=""/>
+      <w:lvlJc w:val="left"/>
+      <w:pPr>
+        <w:ind w:left="2160" w:hanging="360"/>
+      </w:pPr>
+      <w:rPr>
+        <w:rFonts w:ascii="Wingdings" w:hAnsi="Wingdings" w:hint="default"/>
+      </w:rPr>
+    </w:lvl>
+    <w:lvl w:ilvl="3" w:tplc="34090001" w:tentative="1">
+      <w:start w:val="1"/>
+      <w:numFmt w:val="bullet"/>
+      <w:lvlText w:val=""/>
+      <w:lvlJc w:val="left"/>
+      <w:pPr>
+        <w:ind w:left="2880" w:hanging="360"/>
+      </w:pPr>
+      <w:rPr>
+        <w:rFonts w:ascii="Symbol" w:hAnsi="Symbol" w:hint="default"/>
+      </w:rPr>
+    </w:lvl>
+    <w:lvl w:ilvl="4" w:tplc="34090003" w:tentative="1">
+      <w:start w:val="1"/>
+      <w:numFmt w:val="bullet"/>
+      <w:lvlText w:val="o"/>
+      <w:lvlJc w:val="left"/>
+      <w:pPr>
+        <w:ind w:left="3600" w:hanging="360"/>
+      </w:pPr>
+      <w:rPr>
+        <w:rFonts w:ascii="Courier New" w:hAnsi="Courier New" w:cs="Courier New" w:hint="default"/>
+      </w:rPr>
+    </w:lvl>
+    <w:lvl w:ilvl="5" w:tplc="34090005" w:tentative="1">
+      <w:start w:val="1"/>
+      <w:numFmt w:val="bullet"/>
+      <w:lvlText w:val=""/>
+      <w:lvlJc w:val="left"/>
+      <w:pPr>
+        <w:ind w:left="4320" w:hanging="360"/>
+      </w:pPr>
+      <w:rPr>
+        <w:rFonts w:ascii="Wingdings" w:hAnsi="Wingdings" w:hint="default"/>
+      </w:rPr>
+    </w:lvl>
+    <w:lvl w:ilvl="6" w:tplc="34090001" w:tentative="1">
+      <w:start w:val="1"/>
+      <w:numFmt w:val="bullet"/>
+      <w:lvlText w:val=""/>
+      <w:lvlJc w:val="left"/>
+      <w:pPr>
+        <w:ind w:left="5040" w:hanging="360"/>
+      </w:pPr>
+      <w:rPr>
+        <w:rFonts w:ascii="Symbol" w:hAnsi="Symbol" w:hint="default"/>
+      </w:rPr>
+    </w:lvl>
+    <w:lvl w:ilvl="7" w:tplc="34090003" w:tentative="1">
+      <w:start w:val="1"/>
+      <w:numFmt w:val="bullet"/>
+      <w:lvlText w:val="o"/>
+      <w:lvlJc w:val="left"/>
+      <w:pPr>
+        <w:ind w:left="5760" w:hanging="360"/>
+      </w:pPr>
+      <w:rPr>
+        <w:rFonts w:ascii="Courier New" w:hAnsi="Courier New" w:cs="Courier New" w:hint="default"/>
+      </w:rPr>
+    </w:lvl>
+    <w:lvl w:ilvl="8" w:tplc="34090005" w:tentative="1">
+      <w:start w:val="1"/>
+      <w:numFmt w:val="bullet"/>
+      <w:lvlText w:val=""/>
+      <w:lvlJc w:val="left"/>
+      <w:pPr>
+        <w:ind w:left="6480" w:hanging="360"/>
+      </w:pPr>
+      <w:rPr>
+        <w:rFonts w:ascii="Wingdings" w:hAnsi="Wingdings" w:hint="default"/>
+      </w:rPr>
+    </w:lvl>
+  </w:abstractNum>
+  <w:abstractNum w:abstractNumId="9" w15:restartNumberingAfterBreak="0">
+    <w:nsid w:val="7B23386B"/>
+    <w:multiLevelType w:val="hybridMultilevel"/>
+    <w:tmpl w:val="5DAE57C4"/>
+    <w:lvl w:ilvl="0" w:tplc="3409000F">
+      <w:start w:val="1"/>
+      <w:numFmt w:val="decimal"/>
+      <w:lvlText w:val="%1."/>
+      <w:lvlJc w:val="left"/>
+      <w:pPr>
+        <w:ind w:left="720" w:hanging="360"/>
+      </w:pPr>
+    </w:lvl>
+    <w:lvl w:ilvl="1" w:tplc="34090019" w:tentative="1">
+      <w:start w:val="1"/>
+      <w:numFmt w:val="lowerLetter"/>
+      <w:lvlText w:val="%2."/>
+      <w:lvlJc w:val="left"/>
+      <w:pPr>
+        <w:ind w:left="1440" w:hanging="360"/>
+      </w:pPr>
+    </w:lvl>
+    <w:lvl w:ilvl="2" w:tplc="3409001B" w:tentative="1">
+      <w:start w:val="1"/>
+      <w:numFmt w:val="lowerRoman"/>
+      <w:lvlText w:val="%3."/>
+      <w:lvlJc w:val="right"/>
+      <w:pPr>
+        <w:ind w:left="2160" w:hanging="180"/>
+      </w:pPr>
+    </w:lvl>
+    <w:lvl w:ilvl="3" w:tplc="3409000F" w:tentative="1">
+      <w:start w:val="1"/>
+      <w:numFmt w:val="decimal"/>
+      <w:lvlText w:val="%4."/>
+      <w:lvlJc w:val="left"/>
+      <w:pPr>
+        <w:ind w:left="2880" w:hanging="360"/>
+      </w:pPr>
+    </w:lvl>
+    <w:lvl w:ilvl="4" w:tplc="34090019" w:tentative="1">
+      <w:start w:val="1"/>
+      <w:numFmt w:val="lowerLetter"/>
+      <w:lvlText w:val="%5."/>
+      <w:lvlJc w:val="left"/>
+      <w:pPr>
+        <w:ind w:left="3600" w:hanging="360"/>
+      </w:pPr>
+    </w:lvl>
+    <w:lvl w:ilvl="5" w:tplc="3409001B" w:tentative="1">
+      <w:start w:val="1"/>
+      <w:numFmt w:val="lowerRoman"/>
+      <w:lvlText w:val="%6."/>
+      <w:lvlJc w:val="right"/>
+      <w:pPr>
+        <w:ind w:left="4320" w:hanging="180"/>
+      </w:pPr>
+    </w:lvl>
+    <w:lvl w:ilvl="6" w:tplc="3409000F" w:tentative="1">
+      <w:start w:val="1"/>
+      <w:numFmt w:val="decimal"/>
+      <w:lvlText w:val="%7."/>
+      <w:lvlJc w:val="left"/>
+      <w:pPr>
+        <w:ind w:left="5040" w:hanging="360"/>
+      </w:pPr>
+    </w:lvl>
+    <w:lvl w:ilvl="7" w:tplc="34090019" w:tentative="1">
+      <w:start w:val="1"/>
+      <w:numFmt w:val="lowerLetter"/>
+      <w:lvlText w:val="%8."/>
+      <w:lvlJc w:val="left"/>
+      <w:pPr>
+        <w:ind w:left="5760" w:hanging="360"/>
+      </w:pPr>
+    </w:lvl>
+    <w:lvl w:ilvl="8" w:tplc="3409001B" w:tentative="1">
+      <w:start w:val="1"/>
+      <w:numFmt w:val="lowerRoman"/>
+      <w:lvlText w:val="%9."/>
+      <w:lvlJc w:val="right"/>
+      <w:pPr>
+        <w:ind w:left="6480" w:hanging="180"/>
+      </w:pPr>
+    </w:lvl>
+  </w:abstractNum>
   <w:num w:numId="1">
-    <w:abstractNumId w:val="2"/>
+    <w:abstractNumId w:val="3"/>
   </w:num>
   <w:num w:numId="2">
-    <w:abstractNumId w:val="5"/>
+    <w:abstractNumId w:val="7"/>
   </w:num>
   <w:num w:numId="3">
-    <w:abstractNumId w:val="3"/>
+    <w:abstractNumId w:val="4"/>
   </w:num>
   <w:num w:numId="4">
-    <w:abstractNumId w:val="4"/>
+    <w:abstractNumId w:val="5"/>
   </w:num>
   <w:num w:numId="5">
     <w:abstractNumId w:val="0"/>
   </w:num>
   <w:num w:numId="6">
     <w:abstractNumId w:val="1"/>
+  </w:num>
+  <w:num w:numId="7">
+    <w:abstractNumId w:val="6"/>
+  </w:num>
+  <w:num w:numId="8">
+    <w:abstractNumId w:val="8"/>
+  </w:num>
+  <w:num w:numId="9">
+    <w:abstractNumId w:val="9"/>
+  </w:num>
+  <w:num w:numId="10">
+    <w:abstractNumId w:val="2"/>
   </w:num>
 </w:numbering>
 </file>
@@ -3179,6 +4832,19 @@
       <w:u w:val="single"/>
     </w:rPr>
   </w:style>
+  <w:style w:type="character" w:styleId="HTMLCode">
+    <w:name w:val="HTML Code"/>
+    <w:basedOn w:val="DefaultParagraphFont"/>
+    <w:uiPriority w:val="99"/>
+    <w:semiHidden/>
+    <w:unhideWhenUsed/>
+    <w:rsid w:val="00ED3D6E"/>
+    <w:rPr>
+      <w:rFonts w:ascii="Courier New" w:eastAsia="Times New Roman" w:hAnsi="Courier New" w:cs="Courier New"/>
+      <w:sz w:val="20"/>
+      <w:szCs w:val="20"/>
+    </w:rPr>
+  </w:style>
 </w:styles>
 </file>
 

--- a/guide/documentation.docx
+++ b/guide/documentation.docx
@@ -155,9 +155,9 @@
           <w:rFonts w:ascii="Times New Roman" w:hAnsi="Times New Roman" w:cs="Times New Roman"/>
         </w:rPr>
         <w:drawing>
-          <wp:inline distT="0" distB="0" distL="0" distR="0" wp14:anchorId="1A3698BC" wp14:editId="108E53FC">
-            <wp:extent cx="5943600" cy="2338705"/>
-            <wp:effectExtent l="0" t="0" r="0" b="4445"/>
+          <wp:inline distT="0" distB="0" distL="0" distR="0" wp14:anchorId="3AC74438" wp14:editId="135802BE">
+            <wp:extent cx="5943600" cy="1985010"/>
+            <wp:effectExtent l="0" t="0" r="0" b="0"/>
             <wp:docPr id="1" name="Picture 1"/>
             <wp:cNvGraphicFramePr>
               <a:graphicFrameLocks xmlns:a="http://schemas.openxmlformats.org/drawingml/2006/main" noChangeAspect="1"/>
@@ -178,7 +178,7 @@
                   <pic:spPr>
                     <a:xfrm>
                       <a:off x="0" y="0"/>
-                      <a:ext cx="5943600" cy="2338705"/>
+                      <a:ext cx="5943600" cy="1985010"/>
                     </a:xfrm>
                     <a:prstGeom prst="rect">
                       <a:avLst/>
@@ -954,7 +954,6 @@
         <w:rPr>
           <w:rFonts w:ascii="Times New Roman" w:hAnsi="Times New Roman" w:cs="Times New Roman"/>
         </w:rPr>
-        <w:lastRenderedPageBreak/>
         <w:t>Published_date</w:t>
       </w:r>
       <w:proofErr w:type="spellEnd"/>
@@ -1018,6 +1017,7 @@
         <w:rPr>
           <w:rFonts w:ascii="Times New Roman" w:hAnsi="Times New Roman" w:cs="Times New Roman"/>
         </w:rPr>
+        <w:lastRenderedPageBreak/>
         <w:t xml:space="preserve">Constraints : </w:t>
       </w:r>
       <w:proofErr w:type="spellStart"/>
@@ -1605,48 +1605,48 @@
         <w:rPr>
           <w:rFonts w:ascii="Times New Roman" w:hAnsi="Times New Roman" w:cs="Times New Roman"/>
         </w:rPr>
+        <w:t xml:space="preserve">b. Write a </w:t>
+      </w:r>
+      <w:proofErr w:type="spellStart"/>
+      <w:r>
+        <w:rPr>
+          <w:rFonts w:ascii="Times New Roman" w:hAnsi="Times New Roman" w:cs="Times New Roman"/>
+        </w:rPr>
+        <w:t>DetailView</w:t>
+      </w:r>
+      <w:proofErr w:type="spellEnd"/>
+      <w:r>
+        <w:rPr>
+          <w:rFonts w:ascii="Times New Roman" w:hAnsi="Times New Roman" w:cs="Times New Roman"/>
+        </w:rPr>
+        <w:t xml:space="preserve"> for a single </w:t>
+      </w:r>
+      <w:proofErr w:type="spellStart"/>
+      <w:r>
+        <w:rPr>
+          <w:rFonts w:ascii="Times New Roman" w:hAnsi="Times New Roman" w:cs="Times New Roman"/>
+        </w:rPr>
+        <w:t>VlogPost</w:t>
+      </w:r>
+      <w:proofErr w:type="spellEnd"/>
+      <w:r>
+        <w:rPr>
+          <w:rFonts w:ascii="Times New Roman" w:hAnsi="Times New Roman" w:cs="Times New Roman"/>
+        </w:rPr>
+        <w:t>, based on its id. Include an example URL pattern for this view. (5 Points)</w:t>
+      </w:r>
+    </w:p>
+    <w:p>
+      <w:pPr>
+        <w:rPr>
+          <w:rFonts w:ascii="Times New Roman" w:hAnsi="Times New Roman" w:cs="Times New Roman"/>
+        </w:rPr>
+      </w:pPr>
+      <w:r>
+        <w:rPr>
+          <w:rFonts w:ascii="Times New Roman" w:hAnsi="Times New Roman" w:cs="Times New Roman"/>
+        </w:rPr>
         <w:lastRenderedPageBreak/>
-        <w:t xml:space="preserve">b. Write a </w:t>
-      </w:r>
-      <w:proofErr w:type="spellStart"/>
-      <w:r>
-        <w:rPr>
-          <w:rFonts w:ascii="Times New Roman" w:hAnsi="Times New Roman" w:cs="Times New Roman"/>
-        </w:rPr>
-        <w:t>DetailView</w:t>
-      </w:r>
-      <w:proofErr w:type="spellEnd"/>
-      <w:r>
-        <w:rPr>
-          <w:rFonts w:ascii="Times New Roman" w:hAnsi="Times New Roman" w:cs="Times New Roman"/>
-        </w:rPr>
-        <w:t xml:space="preserve"> for a single </w:t>
-      </w:r>
-      <w:proofErr w:type="spellStart"/>
-      <w:r>
-        <w:rPr>
-          <w:rFonts w:ascii="Times New Roman" w:hAnsi="Times New Roman" w:cs="Times New Roman"/>
-        </w:rPr>
-        <w:t>VlogPost</w:t>
-      </w:r>
-      <w:proofErr w:type="spellEnd"/>
-      <w:r>
-        <w:rPr>
-          <w:rFonts w:ascii="Times New Roman" w:hAnsi="Times New Roman" w:cs="Times New Roman"/>
-        </w:rPr>
-        <w:t>, based on its id. Include an example URL pattern for this view. (5 Points)</w:t>
-      </w:r>
-    </w:p>
-    <w:p>
-      <w:pPr>
-        <w:rPr>
-          <w:rFonts w:ascii="Times New Roman" w:hAnsi="Times New Roman" w:cs="Times New Roman"/>
-        </w:rPr>
-      </w:pPr>
-      <w:r>
-        <w:rPr>
-          <w:rFonts w:ascii="Times New Roman" w:hAnsi="Times New Roman" w:cs="Times New Roman"/>
-        </w:rPr>
         <w:drawing>
           <wp:inline distT="0" distB="0" distL="0" distR="0" wp14:anchorId="0BF5592F" wp14:editId="250C8634">
             <wp:extent cx="5943600" cy="2584450"/>
@@ -3139,8 +3139,6 @@
         <w:lastRenderedPageBreak/>
         <w:t>Provide the code for urls.py with these patterns. (10 Points)</w:t>
       </w:r>
-      <w:bookmarkStart w:id="0" w:name="_GoBack"/>
-      <w:bookmarkEnd w:id="0"/>
     </w:p>
     <w:p>
       <w:pPr>
@@ -3255,17 +3253,325 @@
         </w:rPr>
         <w:t>Register Vlog Post and Category models in Django admin. Provide the code for admin.py. (5 Points)</w:t>
       </w:r>
-    </w:p>
-    <w:p>
-      <w:pPr>
-        <w:rPr>
-          <w:rFonts w:ascii="Times New Roman" w:hAnsi="Times New Roman" w:cs="Times New Roman"/>
-        </w:rPr>
-      </w:pPr>
-      <w:r>
-        <w:rPr>
-          <w:rFonts w:ascii="Times New Roman" w:hAnsi="Times New Roman" w:cs="Times New Roman"/>
-        </w:rPr>
+      <w:r>
+        <w:rPr>
+          <w:rFonts w:ascii="Times New Roman" w:hAnsi="Times New Roman" w:cs="Times New Roman"/>
+        </w:rPr>
+        <w:br/>
+      </w:r>
+      <w:r>
+        <w:rPr>
+          <w:rFonts w:ascii="Times New Roman" w:hAnsi="Times New Roman" w:cs="Times New Roman"/>
+        </w:rPr>
+        <w:br/>
+      </w:r>
+      <w:r>
+        <w:rPr>
+          <w:rFonts w:ascii="Times New Roman" w:hAnsi="Times New Roman" w:cs="Times New Roman"/>
+        </w:rPr>
+        <w:drawing>
+          <wp:inline distT="0" distB="0" distL="0" distR="0" wp14:anchorId="3BED2746" wp14:editId="57641658">
+            <wp:extent cx="5943600" cy="2980690"/>
+            <wp:effectExtent l="0" t="0" r="0" b="0"/>
+            <wp:docPr id="21" name="Picture 21"/>
+            <wp:cNvGraphicFramePr>
+              <a:graphicFrameLocks xmlns:a="http://schemas.openxmlformats.org/drawingml/2006/main" noChangeAspect="1"/>
+            </wp:cNvGraphicFramePr>
+            <a:graphic xmlns:a="http://schemas.openxmlformats.org/drawingml/2006/main">
+              <a:graphicData uri="http://schemas.openxmlformats.org/drawingml/2006/picture">
+                <pic:pic xmlns:pic="http://schemas.openxmlformats.org/drawingml/2006/picture">
+                  <pic:nvPicPr>
+                    <pic:cNvPr id="1" name=""/>
+                    <pic:cNvPicPr/>
+                  </pic:nvPicPr>
+                  <pic:blipFill>
+                    <a:blip r:embed="rId19"/>
+                    <a:stretch>
+                      <a:fillRect/>
+                    </a:stretch>
+                  </pic:blipFill>
+                  <pic:spPr>
+                    <a:xfrm>
+                      <a:off x="0" y="0"/>
+                      <a:ext cx="5943600" cy="2980690"/>
+                    </a:xfrm>
+                    <a:prstGeom prst="rect">
+                      <a:avLst/>
+                    </a:prstGeom>
+                  </pic:spPr>
+                </pic:pic>
+              </a:graphicData>
+            </a:graphic>
+          </wp:inline>
+        </w:drawing>
+      </w:r>
+    </w:p>
+    <w:p>
+      <w:pPr>
+        <w:rPr>
+          <w:rFonts w:ascii="Times New Roman" w:hAnsi="Times New Roman" w:cs="Times New Roman"/>
+        </w:rPr>
+      </w:pPr>
+    </w:p>
+    <w:p>
+      <w:pPr>
+        <w:rPr>
+          <w:rFonts w:ascii="Times New Roman" w:hAnsi="Times New Roman" w:cs="Times New Roman"/>
+        </w:rPr>
+      </w:pPr>
+    </w:p>
+    <w:p>
+      <w:pPr>
+        <w:rPr>
+          <w:rFonts w:ascii="Times New Roman" w:hAnsi="Times New Roman" w:cs="Times New Roman"/>
+        </w:rPr>
+      </w:pPr>
+    </w:p>
+    <w:p>
+      <w:pPr>
+        <w:rPr>
+          <w:rFonts w:ascii="Times New Roman" w:hAnsi="Times New Roman" w:cs="Times New Roman"/>
+        </w:rPr>
+      </w:pPr>
+    </w:p>
+    <w:p>
+      <w:pPr>
+        <w:rPr>
+          <w:rFonts w:ascii="Times New Roman" w:hAnsi="Times New Roman" w:cs="Times New Roman"/>
+        </w:rPr>
+      </w:pPr>
+    </w:p>
+    <w:p>
+      <w:pPr>
+        <w:rPr>
+          <w:rFonts w:ascii="Times New Roman" w:hAnsi="Times New Roman" w:cs="Times New Roman"/>
+        </w:rPr>
+      </w:pPr>
+      <w:r>
+        <w:rPr>
+          <w:rFonts w:ascii="Times New Roman" w:hAnsi="Times New Roman" w:cs="Times New Roman"/>
+        </w:rPr>
+        <w:lastRenderedPageBreak/>
+        <w:t>Register</w:t>
+      </w:r>
+      <w:r>
+        <w:rPr>
+          <w:rFonts w:ascii="Times New Roman" w:hAnsi="Times New Roman" w:cs="Times New Roman"/>
+        </w:rPr>
+        <w:t>ing</w:t>
+      </w:r>
+      <w:r>
+        <w:rPr>
+          <w:rFonts w:ascii="Times New Roman" w:hAnsi="Times New Roman" w:cs="Times New Roman"/>
+        </w:rPr>
+        <w:t xml:space="preserve"> Category in Django admin</w:t>
+      </w:r>
+    </w:p>
+    <w:p>
+      <w:pPr>
+        <w:rPr>
+          <w:rFonts w:ascii="Times New Roman" w:hAnsi="Times New Roman" w:cs="Times New Roman"/>
+        </w:rPr>
+      </w:pPr>
+      <w:r>
+        <w:rPr>
+          <w:rFonts w:ascii="Times New Roman" w:hAnsi="Times New Roman" w:cs="Times New Roman"/>
+        </w:rPr>
+        <w:drawing>
+          <wp:inline distT="0" distB="0" distL="0" distR="0" wp14:anchorId="2F0D160D" wp14:editId="68904498">
+            <wp:extent cx="5943600" cy="1828165"/>
+            <wp:effectExtent l="0" t="0" r="0" b="635"/>
+            <wp:docPr id="25" name="Picture 25"/>
+            <wp:cNvGraphicFramePr>
+              <a:graphicFrameLocks xmlns:a="http://schemas.openxmlformats.org/drawingml/2006/main" noChangeAspect="1"/>
+            </wp:cNvGraphicFramePr>
+            <a:graphic xmlns:a="http://schemas.openxmlformats.org/drawingml/2006/main">
+              <a:graphicData uri="http://schemas.openxmlformats.org/drawingml/2006/picture">
+                <pic:pic xmlns:pic="http://schemas.openxmlformats.org/drawingml/2006/picture">
+                  <pic:nvPicPr>
+                    <pic:cNvPr id="1" name=""/>
+                    <pic:cNvPicPr/>
+                  </pic:nvPicPr>
+                  <pic:blipFill>
+                    <a:blip r:embed="rId20"/>
+                    <a:stretch>
+                      <a:fillRect/>
+                    </a:stretch>
+                  </pic:blipFill>
+                  <pic:spPr>
+                    <a:xfrm>
+                      <a:off x="0" y="0"/>
+                      <a:ext cx="5943600" cy="1828165"/>
+                    </a:xfrm>
+                    <a:prstGeom prst="rect">
+                      <a:avLst/>
+                    </a:prstGeom>
+                  </pic:spPr>
+                </pic:pic>
+              </a:graphicData>
+            </a:graphic>
+          </wp:inline>
+        </w:drawing>
+      </w:r>
+    </w:p>
+    <w:p>
+      <w:pPr>
+        <w:rPr>
+          <w:rFonts w:ascii="Times New Roman" w:hAnsi="Times New Roman" w:cs="Times New Roman"/>
+        </w:rPr>
+      </w:pPr>
+      <w:r>
+        <w:rPr>
+          <w:rFonts w:ascii="Times New Roman" w:hAnsi="Times New Roman" w:cs="Times New Roman"/>
+        </w:rPr>
+        <w:drawing>
+          <wp:inline distT="0" distB="0" distL="0" distR="0" wp14:anchorId="0931EAC5" wp14:editId="31AEEA98">
+            <wp:extent cx="5943600" cy="1139190"/>
+            <wp:effectExtent l="0" t="0" r="0" b="3810"/>
+            <wp:docPr id="26" name="Picture 26"/>
+            <wp:cNvGraphicFramePr>
+              <a:graphicFrameLocks xmlns:a="http://schemas.openxmlformats.org/drawingml/2006/main" noChangeAspect="1"/>
+            </wp:cNvGraphicFramePr>
+            <a:graphic xmlns:a="http://schemas.openxmlformats.org/drawingml/2006/main">
+              <a:graphicData uri="http://schemas.openxmlformats.org/drawingml/2006/picture">
+                <pic:pic xmlns:pic="http://schemas.openxmlformats.org/drawingml/2006/picture">
+                  <pic:nvPicPr>
+                    <pic:cNvPr id="1" name=""/>
+                    <pic:cNvPicPr/>
+                  </pic:nvPicPr>
+                  <pic:blipFill>
+                    <a:blip r:embed="rId21"/>
+                    <a:stretch>
+                      <a:fillRect/>
+                    </a:stretch>
+                  </pic:blipFill>
+                  <pic:spPr>
+                    <a:xfrm>
+                      <a:off x="0" y="0"/>
+                      <a:ext cx="5943600" cy="1139190"/>
+                    </a:xfrm>
+                    <a:prstGeom prst="rect">
+                      <a:avLst/>
+                    </a:prstGeom>
+                  </pic:spPr>
+                </pic:pic>
+              </a:graphicData>
+            </a:graphic>
+          </wp:inline>
+        </w:drawing>
+      </w:r>
+    </w:p>
+    <w:p>
+      <w:pPr>
+        <w:rPr>
+          <w:rFonts w:ascii="Times New Roman" w:hAnsi="Times New Roman" w:cs="Times New Roman"/>
+        </w:rPr>
+      </w:pPr>
+    </w:p>
+    <w:p>
+      <w:pPr>
+        <w:rPr>
+          <w:rFonts w:ascii="Times New Roman" w:hAnsi="Times New Roman" w:cs="Times New Roman"/>
+        </w:rPr>
+      </w:pPr>
+    </w:p>
+    <w:p>
+      <w:pPr>
+        <w:rPr>
+          <w:rFonts w:ascii="Times New Roman" w:hAnsi="Times New Roman" w:cs="Times New Roman"/>
+        </w:rPr>
+      </w:pPr>
+    </w:p>
+    <w:p>
+      <w:pPr>
+        <w:rPr>
+          <w:rFonts w:ascii="Times New Roman" w:hAnsi="Times New Roman" w:cs="Times New Roman"/>
+        </w:rPr>
+      </w:pPr>
+      <w:r>
+        <w:rPr>
+          <w:rFonts w:ascii="Times New Roman" w:hAnsi="Times New Roman" w:cs="Times New Roman"/>
+        </w:rPr>
+        <w:t>Register</w:t>
+      </w:r>
+      <w:r>
+        <w:rPr>
+          <w:rFonts w:ascii="Times New Roman" w:hAnsi="Times New Roman" w:cs="Times New Roman"/>
+        </w:rPr>
+        <w:t>ing</w:t>
+      </w:r>
+      <w:r>
+        <w:rPr>
+          <w:rFonts w:ascii="Times New Roman" w:hAnsi="Times New Roman" w:cs="Times New Roman"/>
+        </w:rPr>
+        <w:t xml:space="preserve"> Vlog Post in Django admin</w:t>
+      </w:r>
+    </w:p>
+    <w:p>
+      <w:pPr>
+        <w:rPr>
+          <w:rFonts w:ascii="Times New Roman" w:hAnsi="Times New Roman" w:cs="Times New Roman"/>
+        </w:rPr>
+      </w:pPr>
+      <w:r>
+        <w:rPr>
+          <w:rFonts w:ascii="Times New Roman" w:hAnsi="Times New Roman" w:cs="Times New Roman"/>
+        </w:rPr>
+        <w:drawing>
+          <wp:inline distT="0" distB="0" distL="0" distR="0" wp14:anchorId="2F6F6089" wp14:editId="3165EAEE">
+            <wp:extent cx="5943600" cy="3346450"/>
+            <wp:effectExtent l="0" t="0" r="0" b="6350"/>
+            <wp:docPr id="27" name="Picture 27"/>
+            <wp:cNvGraphicFramePr>
+              <a:graphicFrameLocks xmlns:a="http://schemas.openxmlformats.org/drawingml/2006/main" noChangeAspect="1"/>
+            </wp:cNvGraphicFramePr>
+            <a:graphic xmlns:a="http://schemas.openxmlformats.org/drawingml/2006/main">
+              <a:graphicData uri="http://schemas.openxmlformats.org/drawingml/2006/picture">
+                <pic:pic xmlns:pic="http://schemas.openxmlformats.org/drawingml/2006/picture">
+                  <pic:nvPicPr>
+                    <pic:cNvPr id="1" name=""/>
+                    <pic:cNvPicPr/>
+                  </pic:nvPicPr>
+                  <pic:blipFill>
+                    <a:blip r:embed="rId22"/>
+                    <a:stretch>
+                      <a:fillRect/>
+                    </a:stretch>
+                  </pic:blipFill>
+                  <pic:spPr>
+                    <a:xfrm>
+                      <a:off x="0" y="0"/>
+                      <a:ext cx="5943600" cy="3346450"/>
+                    </a:xfrm>
+                    <a:prstGeom prst="rect">
+                      <a:avLst/>
+                    </a:prstGeom>
+                  </pic:spPr>
+                </pic:pic>
+              </a:graphicData>
+            </a:graphic>
+          </wp:inline>
+        </w:drawing>
+      </w:r>
+    </w:p>
+    <w:p>
+      <w:pPr>
+        <w:rPr>
+          <w:rFonts w:ascii="Times New Roman" w:hAnsi="Times New Roman" w:cs="Times New Roman"/>
+        </w:rPr>
+      </w:pPr>
+    </w:p>
+    <w:p>
+      <w:pPr>
+        <w:rPr>
+          <w:rFonts w:ascii="Times New Roman" w:hAnsi="Times New Roman" w:cs="Times New Roman"/>
+        </w:rPr>
+      </w:pPr>
+      <w:r>
+        <w:rPr>
+          <w:rFonts w:ascii="Times New Roman" w:hAnsi="Times New Roman" w:cs="Times New Roman"/>
+        </w:rPr>
+        <w:lastRenderedPageBreak/>
         <w:t>2. Customizing the Admin Interface:</w:t>
       </w:r>
     </w:p>
@@ -3308,6 +3614,302 @@
           <w:rFonts w:ascii="Times New Roman" w:hAnsi="Times New Roman" w:cs="Times New Roman"/>
         </w:rPr>
         <w:t>, and category in the list view, and enable filtering by category. Provide the code and explain the customization. (5 Points)</w:t>
+      </w:r>
+    </w:p>
+    <w:p>
+      <w:pPr>
+        <w:rPr>
+          <w:rFonts w:ascii="Times New Roman" w:hAnsi="Times New Roman" w:cs="Times New Roman"/>
+        </w:rPr>
+      </w:pPr>
+      <w:r>
+        <w:rPr>
+          <w:rFonts w:ascii="Times New Roman" w:hAnsi="Times New Roman" w:cs="Times New Roman"/>
+        </w:rPr>
+        <w:drawing>
+          <wp:inline distT="0" distB="0" distL="0" distR="0" wp14:anchorId="468ED849" wp14:editId="549AFAE6">
+            <wp:extent cx="5943600" cy="2581910"/>
+            <wp:effectExtent l="0" t="0" r="0" b="8890"/>
+            <wp:docPr id="30" name="Picture 30"/>
+            <wp:cNvGraphicFramePr>
+              <a:graphicFrameLocks xmlns:a="http://schemas.openxmlformats.org/drawingml/2006/main" noChangeAspect="1"/>
+            </wp:cNvGraphicFramePr>
+            <a:graphic xmlns:a="http://schemas.openxmlformats.org/drawingml/2006/main">
+              <a:graphicData uri="http://schemas.openxmlformats.org/drawingml/2006/picture">
+                <pic:pic xmlns:pic="http://schemas.openxmlformats.org/drawingml/2006/picture">
+                  <pic:nvPicPr>
+                    <pic:cNvPr id="1" name=""/>
+                    <pic:cNvPicPr/>
+                  </pic:nvPicPr>
+                  <pic:blipFill>
+                    <a:blip r:embed="rId23"/>
+                    <a:stretch>
+                      <a:fillRect/>
+                    </a:stretch>
+                  </pic:blipFill>
+                  <pic:spPr>
+                    <a:xfrm>
+                      <a:off x="0" y="0"/>
+                      <a:ext cx="5943600" cy="2581910"/>
+                    </a:xfrm>
+                    <a:prstGeom prst="rect">
+                      <a:avLst/>
+                    </a:prstGeom>
+                  </pic:spPr>
+                </pic:pic>
+              </a:graphicData>
+            </a:graphic>
+          </wp:inline>
+        </w:drawing>
+      </w:r>
+    </w:p>
+    <w:p>
+      <w:pPr>
+        <w:rPr>
+          <w:rFonts w:ascii="Times New Roman" w:hAnsi="Times New Roman" w:cs="Times New Roman"/>
+        </w:rPr>
+      </w:pPr>
+    </w:p>
+    <w:p>
+      <w:pPr>
+        <w:rPr>
+          <w:rFonts w:ascii="Times New Roman" w:hAnsi="Times New Roman" w:cs="Times New Roman"/>
+        </w:rPr>
+      </w:pPr>
+      <w:r>
+        <w:rPr>
+          <w:rFonts w:ascii="Times New Roman" w:hAnsi="Times New Roman" w:cs="Times New Roman"/>
+        </w:rPr>
+        <w:drawing>
+          <wp:inline distT="0" distB="0" distL="0" distR="0" wp14:anchorId="692C8F74" wp14:editId="71F7CA8B">
+            <wp:extent cx="5943600" cy="2592705"/>
+            <wp:effectExtent l="0" t="0" r="0" b="0"/>
+            <wp:docPr id="29" name="Picture 29"/>
+            <wp:cNvGraphicFramePr>
+              <a:graphicFrameLocks xmlns:a="http://schemas.openxmlformats.org/drawingml/2006/main" noChangeAspect="1"/>
+            </wp:cNvGraphicFramePr>
+            <a:graphic xmlns:a="http://schemas.openxmlformats.org/drawingml/2006/main">
+              <a:graphicData uri="http://schemas.openxmlformats.org/drawingml/2006/picture">
+                <pic:pic xmlns:pic="http://schemas.openxmlformats.org/drawingml/2006/picture">
+                  <pic:nvPicPr>
+                    <pic:cNvPr id="1" name=""/>
+                    <pic:cNvPicPr/>
+                  </pic:nvPicPr>
+                  <pic:blipFill>
+                    <a:blip r:embed="rId24"/>
+                    <a:stretch>
+                      <a:fillRect/>
+                    </a:stretch>
+                  </pic:blipFill>
+                  <pic:spPr>
+                    <a:xfrm>
+                      <a:off x="0" y="0"/>
+                      <a:ext cx="5943600" cy="2592705"/>
+                    </a:xfrm>
+                    <a:prstGeom prst="rect">
+                      <a:avLst/>
+                    </a:prstGeom>
+                  </pic:spPr>
+                </pic:pic>
+              </a:graphicData>
+            </a:graphic>
+          </wp:inline>
+        </w:drawing>
+      </w:r>
+    </w:p>
+    <w:p>
+      <w:pPr>
+        <w:rPr>
+          <w:rFonts w:ascii="Times New Roman" w:hAnsi="Times New Roman" w:cs="Times New Roman"/>
+        </w:rPr>
+      </w:pPr>
+    </w:p>
+    <w:p>
+      <w:pPr>
+        <w:pStyle w:val="ListParagraph"/>
+        <w:numPr>
+          <w:ilvl w:val="0"/>
+          <w:numId w:val="11"/>
+        </w:numPr>
+        <w:rPr>
+          <w:rFonts w:ascii="Times New Roman" w:hAnsi="Times New Roman" w:cs="Times New Roman"/>
+        </w:rPr>
+      </w:pPr>
+      <w:proofErr w:type="spellStart"/>
+      <w:r>
+        <w:rPr>
+          <w:rFonts w:ascii="Times New Roman" w:hAnsi="Times New Roman" w:cs="Times New Roman"/>
+        </w:rPr>
+        <w:t>list_display</w:t>
+      </w:r>
+      <w:proofErr w:type="spellEnd"/>
+      <w:r>
+        <w:rPr>
+          <w:rFonts w:ascii="Times New Roman" w:hAnsi="Times New Roman" w:cs="Times New Roman"/>
+        </w:rPr>
+        <w:t xml:space="preserve"> =</w:t>
+      </w:r>
+      <w:r>
+        <w:rPr>
+          <w:rFonts w:ascii="Times New Roman" w:hAnsi="Times New Roman" w:cs="Times New Roman"/>
+        </w:rPr>
+        <w:t xml:space="preserve"> </w:t>
+      </w:r>
+      <w:r>
+        <w:rPr>
+          <w:rFonts w:ascii="Times New Roman" w:hAnsi="Times New Roman" w:cs="Times New Roman"/>
+        </w:rPr>
+        <w:t xml:space="preserve">choose field who appear on the admin table for each </w:t>
+      </w:r>
+      <w:proofErr w:type="spellStart"/>
+      <w:r>
+        <w:rPr>
+          <w:rFonts w:ascii="Times New Roman" w:hAnsi="Times New Roman" w:cs="Times New Roman"/>
+        </w:rPr>
+        <w:t>VlogPost</w:t>
+      </w:r>
+      <w:proofErr w:type="spellEnd"/>
+      <w:r>
+        <w:rPr>
+          <w:rFonts w:ascii="Times New Roman" w:hAnsi="Times New Roman" w:cs="Times New Roman"/>
+        </w:rPr>
+        <w:t xml:space="preserve"> (‘</w:t>
+      </w:r>
+      <w:proofErr w:type="spellStart"/>
+      <w:r>
+        <w:rPr>
+          <w:rFonts w:ascii="Times New Roman" w:hAnsi="Times New Roman" w:cs="Times New Roman"/>
+        </w:rPr>
+        <w:t>title’,’author’,’published_date’,’category</w:t>
+      </w:r>
+      <w:proofErr w:type="spellEnd"/>
+      <w:r>
+        <w:rPr>
+          <w:rFonts w:ascii="Times New Roman" w:hAnsi="Times New Roman" w:cs="Times New Roman"/>
+        </w:rPr>
+        <w:t>’)</w:t>
+      </w:r>
+    </w:p>
+    <w:p>
+      <w:pPr>
+        <w:pStyle w:val="ListParagraph"/>
+        <w:numPr>
+          <w:ilvl w:val="0"/>
+          <w:numId w:val="11"/>
+        </w:numPr>
+        <w:rPr>
+          <w:rFonts w:ascii="Times New Roman" w:hAnsi="Times New Roman" w:cs="Times New Roman"/>
+        </w:rPr>
+      </w:pPr>
+      <w:proofErr w:type="spellStart"/>
+      <w:r>
+        <w:rPr>
+          <w:rFonts w:ascii="Times New Roman" w:hAnsi="Times New Roman" w:cs="Times New Roman"/>
+        </w:rPr>
+        <w:t>list_filet</w:t>
+      </w:r>
+      <w:proofErr w:type="spellEnd"/>
+      <w:r>
+        <w:rPr>
+          <w:rFonts w:ascii="Times New Roman" w:hAnsi="Times New Roman" w:cs="Times New Roman"/>
+        </w:rPr>
+        <w:t xml:space="preserve"> =</w:t>
+      </w:r>
+      <w:r>
+        <w:rPr>
+          <w:rFonts w:ascii="Times New Roman" w:hAnsi="Times New Roman" w:cs="Times New Roman"/>
+        </w:rPr>
+        <w:t xml:space="preserve"> to add option filter appears on the sidebar</w:t>
+      </w:r>
+      <w:r>
+        <w:rPr>
+          <w:rFonts w:ascii="Times New Roman" w:hAnsi="Times New Roman" w:cs="Times New Roman"/>
+        </w:rPr>
+        <w:t xml:space="preserve"> of admin to quickly filter post</w:t>
+      </w:r>
+    </w:p>
+    <w:p>
+      <w:pPr>
+        <w:pStyle w:val="ListParagraph"/>
+        <w:numPr>
+          <w:ilvl w:val="0"/>
+          <w:numId w:val="11"/>
+        </w:numPr>
+        <w:rPr>
+          <w:rFonts w:ascii="Times New Roman" w:hAnsi="Times New Roman" w:cs="Times New Roman"/>
+        </w:rPr>
+      </w:pPr>
+      <w:proofErr w:type="spellStart"/>
+      <w:r>
+        <w:rPr>
+          <w:rFonts w:ascii="Times New Roman" w:hAnsi="Times New Roman" w:cs="Times New Roman"/>
+        </w:rPr>
+        <w:t>search_fields</w:t>
+      </w:r>
+      <w:proofErr w:type="spellEnd"/>
+      <w:r>
+        <w:rPr>
+          <w:rFonts w:ascii="Times New Roman" w:hAnsi="Times New Roman" w:cs="Times New Roman"/>
+        </w:rPr>
+        <w:t xml:space="preserve"> = </w:t>
+      </w:r>
+      <w:r>
+        <w:rPr>
+          <w:rFonts w:ascii="Times New Roman" w:hAnsi="Times New Roman" w:cs="Times New Roman"/>
+        </w:rPr>
+        <w:t>to add search box in the admin to search specific fields</w:t>
+      </w:r>
+      <w:r>
+        <w:rPr>
+          <w:rFonts w:ascii="Times New Roman" w:hAnsi="Times New Roman" w:cs="Times New Roman"/>
+        </w:rPr>
+        <w:t xml:space="preserve"> </w:t>
+      </w:r>
+      <w:r>
+        <w:rPr>
+          <w:rFonts w:ascii="Times New Roman" w:hAnsi="Times New Roman" w:cs="Times New Roman"/>
+        </w:rPr>
+        <w:t xml:space="preserve"> </w:t>
+      </w:r>
+    </w:p>
+    <w:p>
+      <w:pPr>
+        <w:pStyle w:val="ListParagraph"/>
+        <w:numPr>
+          <w:ilvl w:val="0"/>
+          <w:numId w:val="11"/>
+        </w:numPr>
+        <w:rPr>
+          <w:rFonts w:ascii="Times New Roman" w:hAnsi="Times New Roman" w:cs="Times New Roman"/>
+        </w:rPr>
+      </w:pPr>
+      <w:proofErr w:type="spellStart"/>
+      <w:r>
+        <w:rPr>
+          <w:rFonts w:ascii="Times New Roman" w:hAnsi="Times New Roman" w:cs="Times New Roman"/>
+        </w:rPr>
+        <w:t>date_hierarchy</w:t>
+      </w:r>
+      <w:proofErr w:type="spellEnd"/>
+      <w:r>
+        <w:rPr>
+          <w:rFonts w:ascii="Times New Roman" w:hAnsi="Times New Roman" w:cs="Times New Roman"/>
+        </w:rPr>
+        <w:t xml:space="preserve"> = </w:t>
+      </w:r>
+      <w:r>
+        <w:rPr>
+          <w:rFonts w:ascii="Times New Roman" w:hAnsi="Times New Roman" w:cs="Times New Roman"/>
+        </w:rPr>
+        <w:t xml:space="preserve">to add useful navigation </w:t>
+      </w:r>
+      <w:bookmarkStart w:id="0" w:name="_GoBack"/>
+      <w:bookmarkEnd w:id="0"/>
+      <w:r>
+        <w:rPr>
+          <w:rFonts w:ascii="Times New Roman" w:hAnsi="Times New Roman" w:cs="Times New Roman"/>
+        </w:rPr>
+        <w:t>for quickly navigating post either by year, months or day</w:t>
       </w:r>
     </w:p>
     <w:sectPr>
@@ -4149,6 +4751,92 @@
     </w:lvl>
   </w:abstractNum>
   <w:abstractNum w:abstractNumId="8" w15:restartNumberingAfterBreak="0">
+    <w:nsid w:val="4A211E87"/>
+    <w:multiLevelType w:val="hybridMultilevel"/>
+    <w:tmpl w:val="B8F4D6CE"/>
+    <w:lvl w:ilvl="0" w:tplc="3409000F">
+      <w:start w:val="1"/>
+      <w:numFmt w:val="decimal"/>
+      <w:lvlText w:val="%1."/>
+      <w:lvlJc w:val="left"/>
+      <w:pPr>
+        <w:ind w:left="720" w:hanging="360"/>
+      </w:pPr>
+    </w:lvl>
+    <w:lvl w:ilvl="1" w:tplc="34090019" w:tentative="1">
+      <w:start w:val="1"/>
+      <w:numFmt w:val="lowerLetter"/>
+      <w:lvlText w:val="%2."/>
+      <w:lvlJc w:val="left"/>
+      <w:pPr>
+        <w:ind w:left="1440" w:hanging="360"/>
+      </w:pPr>
+    </w:lvl>
+    <w:lvl w:ilvl="2" w:tplc="3409001B" w:tentative="1">
+      <w:start w:val="1"/>
+      <w:numFmt w:val="lowerRoman"/>
+      <w:lvlText w:val="%3."/>
+      <w:lvlJc w:val="right"/>
+      <w:pPr>
+        <w:ind w:left="2160" w:hanging="180"/>
+      </w:pPr>
+    </w:lvl>
+    <w:lvl w:ilvl="3" w:tplc="3409000F" w:tentative="1">
+      <w:start w:val="1"/>
+      <w:numFmt w:val="decimal"/>
+      <w:lvlText w:val="%4."/>
+      <w:lvlJc w:val="left"/>
+      <w:pPr>
+        <w:ind w:left="2880" w:hanging="360"/>
+      </w:pPr>
+    </w:lvl>
+    <w:lvl w:ilvl="4" w:tplc="34090019" w:tentative="1">
+      <w:start w:val="1"/>
+      <w:numFmt w:val="lowerLetter"/>
+      <w:lvlText w:val="%5."/>
+      <w:lvlJc w:val="left"/>
+      <w:pPr>
+        <w:ind w:left="3600" w:hanging="360"/>
+      </w:pPr>
+    </w:lvl>
+    <w:lvl w:ilvl="5" w:tplc="3409001B" w:tentative="1">
+      <w:start w:val="1"/>
+      <w:numFmt w:val="lowerRoman"/>
+      <w:lvlText w:val="%6."/>
+      <w:lvlJc w:val="right"/>
+      <w:pPr>
+        <w:ind w:left="4320" w:hanging="180"/>
+      </w:pPr>
+    </w:lvl>
+    <w:lvl w:ilvl="6" w:tplc="3409000F" w:tentative="1">
+      <w:start w:val="1"/>
+      <w:numFmt w:val="decimal"/>
+      <w:lvlText w:val="%7."/>
+      <w:lvlJc w:val="left"/>
+      <w:pPr>
+        <w:ind w:left="5040" w:hanging="360"/>
+      </w:pPr>
+    </w:lvl>
+    <w:lvl w:ilvl="7" w:tplc="34090019" w:tentative="1">
+      <w:start w:val="1"/>
+      <w:numFmt w:val="lowerLetter"/>
+      <w:lvlText w:val="%8."/>
+      <w:lvlJc w:val="left"/>
+      <w:pPr>
+        <w:ind w:left="5760" w:hanging="360"/>
+      </w:pPr>
+    </w:lvl>
+    <w:lvl w:ilvl="8" w:tplc="3409001B" w:tentative="1">
+      <w:start w:val="1"/>
+      <w:numFmt w:val="lowerRoman"/>
+      <w:lvlText w:val="%9."/>
+      <w:lvlJc w:val="right"/>
+      <w:pPr>
+        <w:ind w:left="6480" w:hanging="180"/>
+      </w:pPr>
+    </w:lvl>
+  </w:abstractNum>
+  <w:abstractNum w:abstractNumId="9" w15:restartNumberingAfterBreak="0">
     <w:nsid w:val="75DB35C5"/>
     <w:multiLevelType w:val="hybridMultilevel"/>
     <w:tmpl w:val="24CAE468"/>
@@ -4261,7 +4949,7 @@
       </w:rPr>
     </w:lvl>
   </w:abstractNum>
-  <w:abstractNum w:abstractNumId="9" w15:restartNumberingAfterBreak="0">
+  <w:abstractNum w:abstractNumId="10" w15:restartNumberingAfterBreak="0">
     <w:nsid w:val="7B23386B"/>
     <w:multiLevelType w:val="hybridMultilevel"/>
     <w:tmpl w:val="5DAE57C4"/>
@@ -4369,13 +5057,16 @@
     <w:abstractNumId w:val="6"/>
   </w:num>
   <w:num w:numId="8">
-    <w:abstractNumId w:val="8"/>
+    <w:abstractNumId w:val="9"/>
   </w:num>
   <w:num w:numId="9">
-    <w:abstractNumId w:val="9"/>
+    <w:abstractNumId w:val="10"/>
   </w:num>
   <w:num w:numId="10">
     <w:abstractNumId w:val="2"/>
+  </w:num>
+  <w:num w:numId="11">
+    <w:abstractNumId w:val="8"/>
   </w:num>
 </w:numbering>
 </file>
